--- a/lab5/CSW436_2331200153_Lab5.docx
+++ b/lab5/CSW436_2331200153_Lab5.docx
@@ -1,35 +1,21 @@
 
 <file path=word/document.xml><?xml version="1.0" encoding="utf-8"?>
-<w:document xmlns:wpc="http://schemas.microsoft.com/office/word/2010/wordprocessingCanvas" xmlns:mc="http://schemas.openxmlformats.org/markup-compatibility/2006" xmlns:o="urn:schemas-microsoft-com:office:office" xmlns:r="http://schemas.openxmlformats.org/officeDocument/2006/relationships" xmlns:m="http://schemas.openxmlformats.org/officeDocument/2006/math" xmlns:v="urn:schemas-microsoft-com:vml" xmlns:wp14="http://schemas.microsoft.com/office/word/2010/wordprocessingDrawing" xmlns:wp="http://schemas.openxmlformats.org/drawingml/2006/wordprocessingDrawing" xmlns:w="http://schemas.openxmlformats.org/wordprocessingml/2006/main" xmlns:w14="http://schemas.microsoft.com/office/word/2010/wordml" xmlns:w10="urn:schemas-microsoft-com:office:word" xmlns:w15="http://schemas.microsoft.com/office/word/2012/wordml" xmlns:wpg="http://schemas.microsoft.com/office/word/2010/wordprocessingGroup" xmlns:wpi="http://schemas.microsoft.com/office/word/2010/wordprocessingInk" xmlns:wne="http://schemas.microsoft.com/office/word/2006/wordml" xmlns:wps="http://schemas.microsoft.com/office/word/2010/wordprocessingShape" xmlns:wpsCustomData="http://www.wps.cn/officeDocument/2013/wpsCustomData" mc:Ignorable="w14 w15 wp14">
+<w:document xmlns:wpc="http://schemas.microsoft.com/office/word/2010/wordprocessingCanvas" xmlns:cx="http://schemas.microsoft.com/office/drawing/2014/chartex" xmlns:mc="http://schemas.openxmlformats.org/markup-compatibility/2006" xmlns:o="urn:schemas-microsoft-com:office:office" xmlns:r="http://schemas.openxmlformats.org/officeDocument/2006/relationships" xmlns:m="http://schemas.openxmlformats.org/officeDocument/2006/math" xmlns:v="urn:schemas-microsoft-com:vml" xmlns:wp14="http://schemas.microsoft.com/office/word/2010/wordprocessingDrawing" xmlns:wp="http://schemas.openxmlformats.org/drawingml/2006/wordprocessingDrawing" xmlns:w10="urn:schemas-microsoft-com:office:word" xmlns:w="http://schemas.openxmlformats.org/wordprocessingml/2006/main" xmlns:w14="http://schemas.microsoft.com/office/word/2010/wordml" xmlns:w15="http://schemas.microsoft.com/office/word/2012/wordml" xmlns:w16se="http://schemas.microsoft.com/office/word/2015/wordml/symex" xmlns:wpg="http://schemas.microsoft.com/office/word/2010/wordprocessingGroup" xmlns:wpi="http://schemas.microsoft.com/office/word/2010/wordprocessingInk" xmlns:wne="http://schemas.microsoft.com/office/word/2006/wordml" xmlns:wps="http://schemas.microsoft.com/office/word/2010/wordprocessingShape" mc:Ignorable="w14 w15 w16se wp14">
   <w:body>
     <w:tbl>
       <w:tblPr>
-        <w:tblStyle w:val="5"/>
+        <w:tblStyle w:val="TableGrid"/>
         <w:tblW w:w="10210" w:type="dxa"/>
         <w:tblInd w:w="204" w:type="dxa"/>
-        <w:tblLayout w:type="autofit"/>
-        <w:tblCellMar>
-          <w:top w:w="0" w:type="dxa"/>
-          <w:left w:w="0" w:type="dxa"/>
-          <w:bottom w:w="0" w:type="dxa"/>
-          <w:right w:w="0" w:type="dxa"/>
-        </w:tblCellMar>
+        <w:tblLook w:val="04A0" w:firstRow="1" w:lastRow="0" w:firstColumn="1" w:lastColumn="0" w:noHBand="0" w:noVBand="1"/>
       </w:tblPr>
       <w:tblGrid>
         <w:gridCol w:w="5133"/>
         <w:gridCol w:w="5077"/>
       </w:tblGrid>
       <w:tr>
-        <w:tblPrEx>
-          <w:tblCellMar>
-            <w:top w:w="0" w:type="dxa"/>
-            <w:left w:w="0" w:type="dxa"/>
-            <w:bottom w:w="0" w:type="dxa"/>
-            <w:right w:w="0" w:type="dxa"/>
-          </w:tblCellMar>
-        </w:tblPrEx>
         <w:trPr>
-          <w:trHeight w:val="2060" w:hRule="atLeast"/>
+          <w:trHeight w:val="2060"/>
         </w:trPr>
         <w:tc>
           <w:tcPr>
@@ -138,21 +124,21 @@
             </w:r>
             <w:r>
               <w:rPr>
-                <w:rFonts w:ascii="Wingdings 2" w:hAnsi="Wingdings 2" w:eastAsia="Wingdings 2" w:cs="Wingdings 2"/>
+                <w:rFonts w:ascii="Wingdings 2" w:eastAsia="Wingdings 2" w:hAnsi="Wingdings 2" w:cs="Wingdings 2"/>
                 <w:sz w:val="24"/>
               </w:rPr>
               <w:t></w:t>
             </w:r>
             <w:r>
               <w:rPr>
-                <w:rFonts w:ascii="Wingdings" w:hAnsi="Wingdings" w:eastAsia="Wingdings" w:cs="Wingdings"/>
+                <w:rFonts w:ascii="Wingdings" w:eastAsia="Wingdings" w:hAnsi="Wingdings" w:cs="Wingdings"/>
                 <w:sz w:val="24"/>
               </w:rPr>
               <w:t></w:t>
             </w:r>
             <w:r>
               <w:rPr>
-                <w:rFonts w:ascii="Wingdings 2" w:hAnsi="Wingdings 2" w:eastAsia="Wingdings 2" w:cs="Wingdings 2"/>
+                <w:rFonts w:ascii="Wingdings 2" w:eastAsia="Wingdings 2" w:hAnsi="Wingdings 2" w:cs="Wingdings 2"/>
                 <w:sz w:val="24"/>
               </w:rPr>
               <w:t></w:t>
@@ -296,7 +282,15 @@
                 <w:sz w:val="24"/>
                 <w:lang w:val="vi-VN"/>
               </w:rPr>
-              <w:t>Phạm Trần Gia Hưng</w:t>
+              <w:t xml:space="preserve">Phạm Trần Gia </w:t>
+            </w:r>
+            <w:r>
+              <w:rPr>
+                <w:b/>
+                <w:sz w:val="24"/>
+                <w:lang w:val="vi-VN"/>
+              </w:rPr>
+              <w:t>Hưng</w:t>
             </w:r>
           </w:p>
           <w:p>
@@ -330,7 +324,8 @@
       </w:pPr>
       <w:r>
         <w:rPr>
-          <w:rFonts w:ascii="Calibri" w:hAnsi="Calibri" w:eastAsia="Calibri" w:cs="Calibri"/>
+          <w:rFonts w:ascii="Calibri" w:eastAsia="Calibri" w:hAnsi="Calibri" w:cs="Calibri"/>
+          <w:noProof/>
           <w:sz w:val="22"/>
         </w:rPr>
         <mc:AlternateContent>
@@ -521,7 +516,7 @@
               </wp:inline>
             </w:drawing>
           </mc:Choice>
-          <mc:Fallback>
+          <mc:Fallback xmlns:wpsCustomData="http://www.wps.cn/officeDocument/2013/wpsCustomData">
             <w:pict>
               <v:group id="_x0000_s1026" o:spid="_x0000_s1026" o:spt="203" style="height:0.45pt;width:522.7pt;" coordsize="6638544,6097" o:gfxdata="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">
                 <o:lock v:ext="edit" aspectratio="f"/>
@@ -595,8 +590,13 @@
         </w:numPr>
         <w:ind w:hanging="360"/>
       </w:pPr>
-      <w:r>
-        <w:t xml:space="preserve">find(), update(), delete(). </w:t>
+      <w:proofErr w:type="gramStart"/>
+      <w:r>
+        <w:t>find(</w:t>
+      </w:r>
+      <w:proofErr w:type="gramEnd"/>
+      <w:r>
+        <w:t xml:space="preserve">), update(), delete(). </w:t>
       </w:r>
     </w:p>
     <w:p>
@@ -609,7 +609,15 @@
         <w:ind w:hanging="360"/>
       </w:pPr>
       <w:r>
-        <w:t xml:space="preserve">Use $group, $count, $avg, $max and other NoSQL method for query processing and optimization. </w:t>
+        <w:t>Use $group, $count, $</w:t>
+      </w:r>
+      <w:proofErr w:type="spellStart"/>
+      <w:r>
+        <w:t>avg</w:t>
+      </w:r>
+      <w:proofErr w:type="spellEnd"/>
+      <w:r>
+        <w:t xml:space="preserve">, $max and other NoSQL method for query processing and optimization. </w:t>
       </w:r>
     </w:p>
     <w:p>
@@ -661,7 +669,13 @@
         <w:rPr>
           <w:sz w:val="24"/>
         </w:rPr>
-        <w:t>Key-value databases and Document databases</w:t>
+        <w:t>Key-value da</w:t>
+      </w:r>
+      <w:r>
+        <w:rPr>
+          <w:sz w:val="24"/>
+        </w:rPr>
+        <w:t>tabases and Document databases</w:t>
       </w:r>
       <w:r>
         <w:rPr>
@@ -703,7 +717,15 @@
         <w:ind w:hanging="360"/>
       </w:pPr>
       <w:r>
-        <w:t xml:space="preserve">Create a database named schoolDB </w:t>
+        <w:t xml:space="preserve">Create a database named </w:t>
+      </w:r>
+      <w:proofErr w:type="spellStart"/>
+      <w:r>
+        <w:t>schoolDB</w:t>
+      </w:r>
+      <w:proofErr w:type="spellEnd"/>
+      <w:r>
+        <w:t xml:space="preserve"> </w:t>
       </w:r>
     </w:p>
     <w:p>
@@ -729,6 +751,9 @@
         <w:ind w:left="0" w:firstLine="0"/>
       </w:pPr>
       <w:r>
+        <w:rPr>
+          <w:noProof/>
+        </w:rPr>
         <w:drawing>
           <wp:inline distT="0" distB="0" distL="0" distR="0">
             <wp:extent cx="2257425" cy="514350"/>
@@ -747,7 +772,7 @@
                     </pic:cNvPicPr>
                   </pic:nvPicPr>
                   <pic:blipFill>
-                    <a:blip r:embed="rId9"/>
+                    <a:blip r:embed="rId8"/>
                     <a:stretch>
                       <a:fillRect/>
                     </a:stretch>
@@ -806,7 +831,29 @@
         <w:rPr>
           <w:b/>
         </w:rPr>
-        <w:t xml:space="preserve">one document using insertOne() </w:t>
+        <w:t xml:space="preserve">one document using </w:t>
+      </w:r>
+      <w:proofErr w:type="spellStart"/>
+      <w:proofErr w:type="gramStart"/>
+      <w:r>
+        <w:rPr>
+          <w:b/>
+        </w:rPr>
+        <w:t>insertOne</w:t>
+      </w:r>
+      <w:proofErr w:type="spellEnd"/>
+      <w:r>
+        <w:rPr>
+          <w:b/>
+        </w:rPr>
+        <w:t>(</w:t>
+      </w:r>
+      <w:proofErr w:type="gramEnd"/>
+      <w:r>
+        <w:rPr>
+          <w:b/>
+        </w:rPr>
+        <w:t xml:space="preserve">) </w:t>
       </w:r>
     </w:p>
     <w:p>
@@ -816,8 +863,18 @@
           <w:b/>
         </w:rPr>
       </w:pPr>
-      <w:r>
-        <w:t>db.students.insertOne({insert stuff})</w:t>
+      <w:proofErr w:type="spellStart"/>
+      <w:proofErr w:type="gramStart"/>
+      <w:r>
+        <w:t>db.students</w:t>
+      </w:r>
+      <w:proofErr w:type="gramEnd"/>
+      <w:r>
+        <w:t>.insertOne</w:t>
+      </w:r>
+      <w:proofErr w:type="spellEnd"/>
+      <w:r>
+        <w:t>({insert stuff})</w:t>
       </w:r>
     </w:p>
     <w:p>
@@ -825,6 +882,9 @@
         <w:ind w:left="345" w:firstLine="0"/>
       </w:pPr>
       <w:r>
+        <w:rPr>
+          <w:noProof/>
+        </w:rPr>
         <w:drawing>
           <wp:inline distT="0" distB="0" distL="0" distR="0">
             <wp:extent cx="2009775" cy="266700"/>
@@ -843,7 +903,7 @@
                     </pic:cNvPicPr>
                   </pic:nvPicPr>
                   <pic:blipFill>
-                    <a:blip r:embed="rId10"/>
+                    <a:blip r:embed="rId9"/>
                     <a:stretch>
                       <a:fillRect/>
                     </a:stretch>
@@ -884,19 +944,51 @@
         <w:rPr>
           <w:b/>
         </w:rPr>
-        <w:t>multiple documents using insertMany()</w:t>
-      </w:r>
-    </w:p>
-    <w:p>
-      <w:pPr>
-        <w:pStyle w:val="6"/>
+        <w:t xml:space="preserve">multiple documents using </w:t>
+      </w:r>
+      <w:proofErr w:type="spellStart"/>
+      <w:proofErr w:type="gramStart"/>
+      <w:r>
+        <w:rPr>
+          <w:b/>
+        </w:rPr>
+        <w:t>insertMany</w:t>
+      </w:r>
+      <w:proofErr w:type="spellEnd"/>
+      <w:r>
+        <w:rPr>
+          <w:b/>
+        </w:rPr>
+        <w:t>(</w:t>
+      </w:r>
+      <w:proofErr w:type="gramEnd"/>
+      <w:r>
+        <w:rPr>
+          <w:b/>
+        </w:rPr>
+        <w:t>)</w:t>
+      </w:r>
+    </w:p>
+    <w:p>
+      <w:pPr>
+        <w:pStyle w:val="ListParagraph"/>
         <w:ind w:left="360" w:firstLine="0"/>
         <w:rPr>
           <w:b/>
         </w:rPr>
       </w:pPr>
-      <w:r>
-        <w:t>db.students.insertOne([{ insert stuff }])</w:t>
+      <w:proofErr w:type="spellStart"/>
+      <w:proofErr w:type="gramStart"/>
+      <w:r>
+        <w:t>db.students</w:t>
+      </w:r>
+      <w:proofErr w:type="gramEnd"/>
+      <w:r>
+        <w:t>.insertOne</w:t>
+      </w:r>
+      <w:proofErr w:type="spellEnd"/>
+      <w:r>
+        <w:t>([{ insert stuff }])</w:t>
       </w:r>
     </w:p>
     <w:p>
@@ -904,6 +996,9 @@
         <w:ind w:left="345" w:firstLine="0"/>
       </w:pPr>
       <w:r>
+        <w:rPr>
+          <w:noProof/>
+        </w:rPr>
         <w:drawing>
           <wp:inline distT="0" distB="0" distL="0" distR="0">
             <wp:extent cx="2209800" cy="371475"/>
@@ -922,7 +1017,7 @@
                     </pic:cNvPicPr>
                   </pic:nvPicPr>
                   <pic:blipFill>
-                    <a:blip r:embed="rId11"/>
+                    <a:blip r:embed="rId10"/>
                     <a:stretch>
                       <a:fillRect/>
                     </a:stretch>
@@ -975,7 +1070,7 @@
       </w:pPr>
       <w:r>
         <w:rPr>
-          <w:rFonts w:ascii="Courier New" w:hAnsi="Courier New" w:eastAsia="Courier New" w:cs="Courier New"/>
+          <w:rFonts w:ascii="Courier New" w:eastAsia="Courier New" w:hAnsi="Courier New" w:cs="Courier New"/>
           <w:b/>
           <w:sz w:val="20"/>
         </w:rPr>
@@ -983,7 +1078,7 @@
       </w:r>
       <w:r>
         <w:rPr>
-          <w:rFonts w:ascii="Arial" w:hAnsi="Arial" w:eastAsia="Arial" w:cs="Arial"/>
+          <w:rFonts w:ascii="Arial" w:eastAsia="Arial" w:hAnsi="Arial" w:cs="Arial"/>
           <w:b/>
           <w:sz w:val="20"/>
         </w:rPr>
@@ -1005,15 +1100,16 @@
       </w:pPr>
       <w:r>
         <w:rPr>
-          <w:rFonts w:ascii="Courier New" w:hAnsi="Courier New" w:eastAsia="Courier New" w:cs="Courier New"/>
+          <w:rFonts w:ascii="Courier New" w:eastAsia="Courier New" w:hAnsi="Courier New" w:cs="Courier New"/>
           <w:b/>
           <w:sz w:val="20"/>
         </w:rPr>
+        <w:lastRenderedPageBreak/>
         <w:t>o</w:t>
       </w:r>
       <w:r>
         <w:rPr>
-          <w:rFonts w:ascii="Arial" w:hAnsi="Arial" w:eastAsia="Arial" w:cs="Arial"/>
+          <w:rFonts w:ascii="Arial" w:eastAsia="Arial" w:hAnsi="Arial" w:cs="Arial"/>
           <w:b/>
           <w:sz w:val="20"/>
         </w:rPr>
@@ -1035,7 +1131,7 @@
       </w:pPr>
       <w:r>
         <w:rPr>
-          <w:rFonts w:ascii="Courier New" w:hAnsi="Courier New" w:eastAsia="Courier New" w:cs="Courier New"/>
+          <w:rFonts w:ascii="Courier New" w:eastAsia="Courier New" w:hAnsi="Courier New" w:cs="Courier New"/>
           <w:b/>
           <w:sz w:val="20"/>
         </w:rPr>
@@ -1043,7 +1139,7 @@
       </w:r>
       <w:r>
         <w:rPr>
-          <w:rFonts w:ascii="Arial" w:hAnsi="Arial" w:eastAsia="Arial" w:cs="Arial"/>
+          <w:rFonts w:ascii="Arial" w:eastAsia="Arial" w:hAnsi="Arial" w:cs="Arial"/>
           <w:b/>
           <w:sz w:val="20"/>
         </w:rPr>
@@ -1057,7 +1153,7 @@
       </w:r>
       <w:r>
         <w:rPr>
-          <w:rFonts w:ascii="Courier New" w:hAnsi="Courier New" w:eastAsia="Courier New" w:cs="Courier New"/>
+          <w:rFonts w:ascii="Courier New" w:eastAsia="Courier New" w:hAnsi="Courier New" w:cs="Courier New"/>
           <w:b/>
           <w:sz w:val="20"/>
         </w:rPr>
@@ -1065,7 +1161,7 @@
       </w:r>
       <w:r>
         <w:rPr>
-          <w:rFonts w:ascii="Arial" w:hAnsi="Arial" w:eastAsia="Arial" w:cs="Arial"/>
+          <w:rFonts w:ascii="Arial" w:eastAsia="Arial" w:hAnsi="Arial" w:cs="Arial"/>
           <w:b/>
           <w:sz w:val="20"/>
         </w:rPr>
@@ -1087,7 +1183,7 @@
       </w:pPr>
       <w:r>
         <w:rPr>
-          <w:rFonts w:ascii="Courier New" w:hAnsi="Courier New" w:eastAsia="Courier New" w:cs="Courier New"/>
+          <w:rFonts w:ascii="Courier New" w:eastAsia="Courier New" w:hAnsi="Courier New" w:cs="Courier New"/>
           <w:b/>
           <w:sz w:val="20"/>
         </w:rPr>
@@ -1095,7 +1191,7 @@
       </w:r>
       <w:r>
         <w:rPr>
-          <w:rFonts w:ascii="Arial" w:hAnsi="Arial" w:eastAsia="Arial" w:cs="Arial"/>
+          <w:rFonts w:ascii="Arial" w:eastAsia="Arial" w:hAnsi="Arial" w:cs="Arial"/>
           <w:b/>
           <w:sz w:val="20"/>
         </w:rPr>
@@ -1113,6 +1209,9 @@
         <w:ind w:left="1090" w:right="7766"/>
       </w:pPr>
       <w:r>
+        <w:rPr>
+          <w:noProof/>
+        </w:rPr>
         <w:drawing>
           <wp:inline distT="0" distB="0" distL="0" distR="0">
             <wp:extent cx="4142740" cy="2561590"/>
@@ -1131,7 +1230,7 @@
                     </pic:cNvPicPr>
                   </pic:nvPicPr>
                   <pic:blipFill>
-                    <a:blip r:embed="rId12"/>
+                    <a:blip r:embed="rId11"/>
                     <a:stretch>
                       <a:fillRect/>
                     </a:stretch>
@@ -1157,6 +1256,9 @@
         <w:ind w:left="1090" w:right="7766"/>
       </w:pPr>
       <w:r>
+        <w:rPr>
+          <w:noProof/>
+        </w:rPr>
         <w:drawing>
           <wp:inline distT="0" distB="0" distL="0" distR="0">
             <wp:extent cx="3190240" cy="5057140"/>
@@ -1175,7 +1277,7 @@
                     </pic:cNvPicPr>
                   </pic:nvPicPr>
                   <pic:blipFill>
-                    <a:blip r:embed="rId13"/>
+                    <a:blip r:embed="rId12"/>
                     <a:stretch>
                       <a:fillRect/>
                     </a:stretch>
@@ -1201,6 +1303,10 @@
         <w:ind w:left="1090" w:right="7766"/>
       </w:pPr>
       <w:r>
+        <w:rPr>
+          <w:noProof/>
+        </w:rPr>
+        <w:lastRenderedPageBreak/>
         <w:drawing>
           <wp:inline distT="0" distB="0" distL="0" distR="0">
             <wp:extent cx="3780790" cy="3904615"/>
@@ -1219,7 +1325,7 @@
                     </pic:cNvPicPr>
                   </pic:nvPicPr>
                   <pic:blipFill>
-                    <a:blip r:embed="rId14"/>
+                    <a:blip r:embed="rId13"/>
                     <a:stretch>
                       <a:fillRect/>
                     </a:stretch>
@@ -1308,8 +1414,18 @@
       <w:pPr>
         <w:ind w:left="923" w:firstLine="0"/>
       </w:pPr>
-      <w:r>
-        <w:t>db.students.find({})</w:t>
+      <w:proofErr w:type="spellStart"/>
+      <w:proofErr w:type="gramStart"/>
+      <w:r>
+        <w:t>db.students</w:t>
+      </w:r>
+      <w:proofErr w:type="gramEnd"/>
+      <w:r>
+        <w:t>.find</w:t>
+      </w:r>
+      <w:proofErr w:type="spellEnd"/>
+      <w:r>
+        <w:t>({})</w:t>
       </w:r>
     </w:p>
     <w:p>
@@ -1317,6 +1433,10 @@
         <w:ind w:left="923" w:firstLine="0"/>
       </w:pPr>
       <w:r>
+        <w:rPr>
+          <w:noProof/>
+        </w:rPr>
+        <w:lastRenderedPageBreak/>
         <w:drawing>
           <wp:inline distT="0" distB="0" distL="0" distR="0">
             <wp:extent cx="3790950" cy="5058410"/>
@@ -1335,7 +1455,7 @@
                     </pic:cNvPicPr>
                   </pic:nvPicPr>
                   <pic:blipFill>
-                    <a:blip r:embed="rId15"/>
+                    <a:blip r:embed="rId14"/>
                     <a:stretch>
                       <a:fillRect/>
                     </a:stretch>
@@ -1361,6 +1481,10 @@
         <w:ind w:left="923" w:firstLine="0"/>
       </w:pPr>
       <w:r>
+        <w:rPr>
+          <w:noProof/>
+        </w:rPr>
+        <w:lastRenderedPageBreak/>
         <w:drawing>
           <wp:inline distT="0" distB="0" distL="0" distR="0">
             <wp:extent cx="3638550" cy="5277485"/>
@@ -1379,7 +1503,7 @@
                     </pic:cNvPicPr>
                   </pic:nvPicPr>
                   <pic:blipFill>
-                    <a:blip r:embed="rId16"/>
+                    <a:blip r:embed="rId15"/>
                     <a:stretch>
                       <a:fillRect/>
                     </a:stretch>
@@ -1418,7 +1542,7 @@
       </w:pPr>
       <w:r>
         <w:rPr>
-          <w:rFonts w:ascii="Arial" w:hAnsi="Arial" w:eastAsia="Arial" w:cs="Arial"/>
+          <w:rFonts w:ascii="Arial" w:eastAsia="Arial" w:hAnsi="Arial" w:cs="Arial"/>
           <w:sz w:val="20"/>
         </w:rPr>
         <w:t xml:space="preserve"> </w:t>
@@ -1434,8 +1558,18 @@
       <w:pPr>
         <w:ind w:left="923" w:firstLine="0"/>
       </w:pPr>
-      <w:r>
-        <w:t>db.students.find({}, { name: 1, marks: 1, _id: 0 })</w:t>
+      <w:proofErr w:type="spellStart"/>
+      <w:proofErr w:type="gramStart"/>
+      <w:r>
+        <w:t>db.students</w:t>
+      </w:r>
+      <w:proofErr w:type="gramEnd"/>
+      <w:r>
+        <w:t>.find</w:t>
+      </w:r>
+      <w:proofErr w:type="spellEnd"/>
+      <w:r>
+        <w:t>({}, { name: 1, marks: 1, _id: 0 })</w:t>
       </w:r>
     </w:p>
     <w:p>
@@ -1443,6 +1577,10 @@
         <w:ind w:left="923" w:firstLine="0"/>
       </w:pPr>
       <w:r>
+        <w:rPr>
+          <w:noProof/>
+        </w:rPr>
+        <w:lastRenderedPageBreak/>
         <w:drawing>
           <wp:inline distT="0" distB="0" distL="0" distR="0">
             <wp:extent cx="4191000" cy="4829810"/>
@@ -1461,7 +1599,7 @@
                     </pic:cNvPicPr>
                   </pic:nvPicPr>
                   <pic:blipFill>
-                    <a:blip r:embed="rId17"/>
+                    <a:blip r:embed="rId16"/>
                     <a:stretch>
                       <a:fillRect/>
                     </a:stretch>
@@ -1500,7 +1638,7 @@
       </w:pPr>
       <w:r>
         <w:rPr>
-          <w:rFonts w:ascii="Arial" w:hAnsi="Arial" w:eastAsia="Arial" w:cs="Arial"/>
+          <w:rFonts w:ascii="Arial" w:eastAsia="Arial" w:hAnsi="Arial" w:cs="Arial"/>
           <w:sz w:val="20"/>
         </w:rPr>
         <w:t xml:space="preserve"> </w:t>
@@ -1516,8 +1654,26 @@
       <w:pPr>
         <w:ind w:left="720" w:firstLine="0"/>
       </w:pPr>
-      <w:r>
-        <w:t>db.students.find({ age: { $gt: 20 } })</w:t>
+      <w:proofErr w:type="spellStart"/>
+      <w:proofErr w:type="gramStart"/>
+      <w:r>
+        <w:t>db.students</w:t>
+      </w:r>
+      <w:proofErr w:type="gramEnd"/>
+      <w:r>
+        <w:t>.find</w:t>
+      </w:r>
+      <w:proofErr w:type="spellEnd"/>
+      <w:r>
+        <w:t>({ age: { $</w:t>
+      </w:r>
+      <w:proofErr w:type="spellStart"/>
+      <w:r>
+        <w:t>gt</w:t>
+      </w:r>
+      <w:proofErr w:type="spellEnd"/>
+      <w:r>
+        <w:t>: 20 } })</w:t>
       </w:r>
     </w:p>
     <w:p>
@@ -1525,6 +1681,10 @@
         <w:ind w:left="923" w:firstLine="0"/>
       </w:pPr>
       <w:r>
+        <w:rPr>
+          <w:noProof/>
+        </w:rPr>
+        <w:lastRenderedPageBreak/>
         <w:drawing>
           <wp:inline distT="0" distB="0" distL="0" distR="0">
             <wp:extent cx="4105275" cy="4753610"/>
@@ -1543,7 +1703,7 @@
                     </pic:cNvPicPr>
                   </pic:nvPicPr>
                   <pic:blipFill>
-                    <a:blip r:embed="rId18"/>
+                    <a:blip r:embed="rId17"/>
                     <a:stretch>
                       <a:fillRect/>
                     </a:stretch>
@@ -1569,6 +1729,9 @@
         <w:ind w:left="923" w:firstLine="0"/>
       </w:pPr>
       <w:r>
+        <w:rPr>
+          <w:noProof/>
+        </w:rPr>
         <w:drawing>
           <wp:inline distT="0" distB="0" distL="0" distR="0">
             <wp:extent cx="3733800" cy="3771900"/>
@@ -1587,7 +1750,7 @@
                     </pic:cNvPicPr>
                   </pic:nvPicPr>
                   <pic:blipFill>
-                    <a:blip r:embed="rId19"/>
+                    <a:blip r:embed="rId18"/>
                     <a:stretch>
                       <a:fillRect/>
                     </a:stretch>
@@ -1633,6 +1796,7 @@
         <w:rPr>
           <w:b/>
         </w:rPr>
+        <w:lastRenderedPageBreak/>
         <w:t xml:space="preserve">Find students from "Computer Science" department </w:t>
       </w:r>
     </w:p>
@@ -1640,8 +1804,18 @@
       <w:pPr>
         <w:ind w:left="923" w:firstLine="0"/>
       </w:pPr>
-      <w:r>
-        <w:t>db.students.find({ department: "Computer Science" })</w:t>
+      <w:proofErr w:type="spellStart"/>
+      <w:proofErr w:type="gramStart"/>
+      <w:r>
+        <w:t>db.students</w:t>
+      </w:r>
+      <w:proofErr w:type="gramEnd"/>
+      <w:r>
+        <w:t>.find</w:t>
+      </w:r>
+      <w:proofErr w:type="spellEnd"/>
+      <w:r>
+        <w:t>({ department: "Computer Science" })</w:t>
       </w:r>
     </w:p>
     <w:p>
@@ -1649,6 +1823,9 @@
         <w:ind w:left="923" w:firstLine="0"/>
       </w:pPr>
       <w:r>
+        <w:rPr>
+          <w:noProof/>
+        </w:rPr>
         <w:drawing>
           <wp:inline distT="0" distB="0" distL="0" distR="0">
             <wp:extent cx="5344160" cy="3933825"/>
@@ -1667,7 +1844,7 @@
                     </pic:cNvPicPr>
                   </pic:nvPicPr>
                   <pic:blipFill>
-                    <a:blip r:embed="rId20"/>
+                    <a:blip r:embed="rId19"/>
                     <a:stretch>
                       <a:fillRect/>
                     </a:stretch>
@@ -1693,6 +1870,9 @@
         <w:ind w:left="923" w:firstLine="0"/>
       </w:pPr>
       <w:r>
+        <w:rPr>
+          <w:noProof/>
+        </w:rPr>
         <w:drawing>
           <wp:inline distT="0" distB="0" distL="0" distR="0">
             <wp:extent cx="3514725" cy="1876425"/>
@@ -1711,7 +1891,7 @@
                     </pic:cNvPicPr>
                   </pic:nvPicPr>
                   <pic:blipFill>
-                    <a:blip r:embed="rId21"/>
+                    <a:blip r:embed="rId20"/>
                     <a:stretch>
                       <a:fillRect/>
                     </a:stretch>
@@ -1746,14 +1926,14 @@
       </w:pPr>
       <w:r>
         <w:rPr>
-          <w:rFonts w:ascii="Courier New" w:hAnsi="Courier New" w:eastAsia="Courier New" w:cs="Courier New"/>
+          <w:rFonts w:ascii="Courier New" w:eastAsia="Courier New" w:hAnsi="Courier New" w:cs="Courier New"/>
           <w:sz w:val="20"/>
         </w:rPr>
         <w:t>o</w:t>
       </w:r>
       <w:r>
         <w:rPr>
-          <w:rFonts w:ascii="Arial" w:hAnsi="Arial" w:eastAsia="Arial" w:cs="Arial"/>
+          <w:rFonts w:ascii="Arial" w:eastAsia="Arial" w:hAnsi="Arial" w:cs="Arial"/>
           <w:sz w:val="20"/>
         </w:rPr>
         <w:t xml:space="preserve"> </w:t>
@@ -1769,8 +1949,18 @@
       <w:pPr>
         <w:ind w:left="923" w:firstLine="0"/>
       </w:pPr>
-      <w:r>
-        <w:t>db.students.findOne({ email: "alice.smith@example.com" })</w:t>
+      <w:proofErr w:type="spellStart"/>
+      <w:proofErr w:type="gramStart"/>
+      <w:r>
+        <w:t>db.students</w:t>
+      </w:r>
+      <w:proofErr w:type="gramEnd"/>
+      <w:r>
+        <w:t>.findOne</w:t>
+      </w:r>
+      <w:proofErr w:type="spellEnd"/>
+      <w:r>
+        <w:t>({ email: "alice.smith@example.com" })</w:t>
       </w:r>
     </w:p>
     <w:p>
@@ -1778,6 +1968,10 @@
         <w:ind w:left="923" w:firstLine="0"/>
       </w:pPr>
       <w:r>
+        <w:rPr>
+          <w:noProof/>
+        </w:rPr>
+        <w:lastRenderedPageBreak/>
         <w:drawing>
           <wp:inline distT="0" distB="0" distL="0" distR="0">
             <wp:extent cx="5048885" cy="2152650"/>
@@ -1796,7 +1990,7 @@
                     </pic:cNvPicPr>
                   </pic:nvPicPr>
                   <pic:blipFill>
-                    <a:blip r:embed="rId22"/>
+                    <a:blip r:embed="rId21"/>
                     <a:stretch>
                       <a:fillRect/>
                     </a:stretch>
@@ -1885,8 +2079,26 @@
       <w:pPr>
         <w:ind w:left="720" w:firstLine="0"/>
       </w:pPr>
-      <w:r>
-        <w:t>db.students.updateOne({ name: "Lifeng" },{ $set: { marks: 50 } })</w:t>
+      <w:proofErr w:type="spellStart"/>
+      <w:proofErr w:type="gramStart"/>
+      <w:r>
+        <w:t>db.students</w:t>
+      </w:r>
+      <w:proofErr w:type="gramEnd"/>
+      <w:r>
+        <w:t>.updateOne</w:t>
+      </w:r>
+      <w:proofErr w:type="spellEnd"/>
+      <w:r>
+        <w:t>({ name: "</w:t>
+      </w:r>
+      <w:proofErr w:type="spellStart"/>
+      <w:r>
+        <w:t>Lifeng</w:t>
+      </w:r>
+      <w:proofErr w:type="spellEnd"/>
+      <w:r>
+        <w:t>" },{ $set: { marks: 50 } })</w:t>
       </w:r>
     </w:p>
     <w:p>
@@ -1894,6 +2106,9 @@
         <w:ind w:left="720" w:firstLine="0"/>
       </w:pPr>
       <w:r>
+        <w:rPr>
+          <w:noProof/>
+        </w:rPr>
         <w:drawing>
           <wp:inline distT="0" distB="0" distL="0" distR="0">
             <wp:extent cx="2362200" cy="2600325"/>
@@ -1912,7 +2127,7 @@
                     </pic:cNvPicPr>
                   </pic:nvPicPr>
                   <pic:blipFill>
-                    <a:blip r:embed="rId23"/>
+                    <a:blip r:embed="rId22"/>
                     <a:stretch>
                       <a:fillRect/>
                     </a:stretch>
@@ -1951,6 +2166,9 @@
         <w:ind w:left="720" w:firstLine="0"/>
       </w:pPr>
       <w:r>
+        <w:rPr>
+          <w:noProof/>
+        </w:rPr>
         <w:drawing>
           <wp:inline distT="0" distB="0" distL="0" distR="0">
             <wp:extent cx="3676650" cy="1819275"/>
@@ -1969,7 +2187,7 @@
                     </pic:cNvPicPr>
                   </pic:nvPicPr>
                   <pic:blipFill>
-                    <a:blip r:embed="rId24"/>
+                    <a:blip r:embed="rId23"/>
                     <a:stretch>
                       <a:fillRect/>
                     </a:stretch>
@@ -2008,6 +2226,10 @@
         <w:ind w:left="720" w:firstLine="0"/>
       </w:pPr>
       <w:r>
+        <w:rPr>
+          <w:noProof/>
+        </w:rPr>
+        <w:lastRenderedPageBreak/>
         <w:drawing>
           <wp:inline distT="0" distB="0" distL="0" distR="0">
             <wp:extent cx="4391025" cy="1914525"/>
@@ -2026,7 +2248,7 @@
                     </pic:cNvPicPr>
                   </pic:nvPicPr>
                   <pic:blipFill>
-                    <a:blip r:embed="rId25"/>
+                    <a:blip r:embed="rId24"/>
                     <a:stretch>
                       <a:fillRect/>
                     </a:stretch>
@@ -2067,12 +2289,33 @@
       </w:r>
     </w:p>
     <w:p>
-      <w:r>
-        <w:t>db.students.updateMany({},{ $inc: { marks: 5 } })</w:t>
-      </w:r>
-    </w:p>
-    <w:p>
-      <w:r>
+      <w:proofErr w:type="spellStart"/>
+      <w:proofErr w:type="gramStart"/>
+      <w:r>
+        <w:t>db.students</w:t>
+      </w:r>
+      <w:proofErr w:type="gramEnd"/>
+      <w:r>
+        <w:t>.updateMany</w:t>
+      </w:r>
+      <w:proofErr w:type="spellEnd"/>
+      <w:r>
+        <w:t>({},{ $</w:t>
+      </w:r>
+      <w:proofErr w:type="spellStart"/>
+      <w:r>
+        <w:t>inc</w:t>
+      </w:r>
+      <w:proofErr w:type="spellEnd"/>
+      <w:r>
+        <w:t>: { marks: 5 } })</w:t>
+      </w:r>
+    </w:p>
+    <w:p>
+      <w:r>
+        <w:rPr>
+          <w:noProof/>
+        </w:rPr>
         <w:drawing>
           <wp:inline distT="0" distB="0" distL="0" distR="0">
             <wp:extent cx="4095750" cy="1962150"/>
@@ -2091,7 +2334,7 @@
                     </pic:cNvPicPr>
                   </pic:nvPicPr>
                   <pic:blipFill>
-                    <a:blip r:embed="rId26"/>
+                    <a:blip r:embed="rId25"/>
                     <a:stretch>
                       <a:fillRect/>
                     </a:stretch>
@@ -2120,6 +2363,10 @@
     </w:p>
     <w:p>
       <w:r>
+        <w:rPr>
+          <w:noProof/>
+        </w:rPr>
+        <w:lastRenderedPageBreak/>
         <w:drawing>
           <wp:inline distT="0" distB="0" distL="0" distR="0">
             <wp:extent cx="3790315" cy="5057140"/>
@@ -2138,7 +2385,7 @@
                     </pic:cNvPicPr>
                   </pic:nvPicPr>
                   <pic:blipFill>
-                    <a:blip r:embed="rId27"/>
+                    <a:blip r:embed="rId26"/>
                     <a:stretch>
                       <a:fillRect/>
                     </a:stretch>
@@ -2161,6 +2408,10 @@
     </w:p>
     <w:p>
       <w:r>
+        <w:rPr>
+          <w:noProof/>
+        </w:rPr>
+        <w:lastRenderedPageBreak/>
         <w:drawing>
           <wp:inline distT="0" distB="0" distL="0" distR="0">
             <wp:extent cx="3637915" cy="5275580"/>
@@ -2179,7 +2430,7 @@
                     </pic:cNvPicPr>
                   </pic:nvPicPr>
                   <pic:blipFill>
-                    <a:blip r:embed="rId28"/>
+                    <a:blip r:embed="rId27"/>
                     <a:stretch>
                       <a:fillRect/>
                     </a:stretch>
@@ -2208,6 +2459,10 @@
     </w:p>
     <w:p>
       <w:r>
+        <w:rPr>
+          <w:noProof/>
+        </w:rPr>
+        <w:lastRenderedPageBreak/>
         <w:drawing>
           <wp:inline distT="0" distB="0" distL="0" distR="0">
             <wp:extent cx="3714750" cy="5287010"/>
@@ -2226,7 +2481,7 @@
                     </pic:cNvPicPr>
                   </pic:nvPicPr>
                   <pic:blipFill>
-                    <a:blip r:embed="rId29"/>
+                    <a:blip r:embed="rId28"/>
                     <a:stretch>
                       <a:fillRect/>
                     </a:stretch>
@@ -2249,6 +2504,10 @@
     </w:p>
     <w:p>
       <w:r>
+        <w:rPr>
+          <w:noProof/>
+        </w:rPr>
+        <w:lastRenderedPageBreak/>
         <w:drawing>
           <wp:inline distT="0" distB="0" distL="0" distR="0">
             <wp:extent cx="3714750" cy="4238625"/>
@@ -2267,7 +2526,7 @@
                     </pic:cNvPicPr>
                   </pic:nvPicPr>
                   <pic:blipFill>
-                    <a:blip r:embed="rId30"/>
+                    <a:blip r:embed="rId29"/>
                     <a:stretch>
                       <a:fillRect/>
                     </a:stretch>
@@ -2309,8 +2568,18 @@
       </w:r>
     </w:p>
     <w:p>
-      <w:r>
-        <w:t>db.students.updateMany({},{ $set: { status: "active" } })</w:t>
+      <w:proofErr w:type="spellStart"/>
+      <w:proofErr w:type="gramStart"/>
+      <w:r>
+        <w:t>db.students</w:t>
+      </w:r>
+      <w:proofErr w:type="gramEnd"/>
+      <w:r>
+        <w:t>.updateMany</w:t>
+      </w:r>
+      <w:proofErr w:type="spellEnd"/>
+      <w:r>
+        <w:t>({},{ $set: { status: "active" } })</w:t>
       </w:r>
     </w:p>
     <w:p>
@@ -2318,6 +2587,9 @@
         <w:ind w:left="0" w:firstLine="0"/>
       </w:pPr>
       <w:r>
+        <w:rPr>
+          <w:noProof/>
+        </w:rPr>
         <w:drawing>
           <wp:inline distT="0" distB="0" distL="0" distR="0">
             <wp:extent cx="5106035" cy="1857375"/>
@@ -2336,7 +2608,7 @@
                     </pic:cNvPicPr>
                   </pic:nvPicPr>
                   <pic:blipFill>
-                    <a:blip r:embed="rId31"/>
+                    <a:blip r:embed="rId30"/>
                     <a:stretch>
                       <a:fillRect/>
                     </a:stretch>
@@ -2362,6 +2634,10 @@
         <w:ind w:left="0" w:firstLine="0"/>
       </w:pPr>
       <w:r>
+        <w:rPr>
+          <w:noProof/>
+        </w:rPr>
+        <w:lastRenderedPageBreak/>
         <w:drawing>
           <wp:inline distT="0" distB="0" distL="0" distR="0">
             <wp:extent cx="3676650" cy="4371975"/>
@@ -2380,7 +2656,7 @@
                     </pic:cNvPicPr>
                   </pic:nvPicPr>
                   <pic:blipFill>
-                    <a:blip r:embed="rId32"/>
+                    <a:blip r:embed="rId31"/>
                     <a:stretch>
                       <a:fillRect/>
                     </a:stretch>
@@ -2406,6 +2682,10 @@
         <w:ind w:left="0" w:firstLine="0"/>
       </w:pPr>
       <w:r>
+        <w:rPr>
+          <w:noProof/>
+        </w:rPr>
+        <w:lastRenderedPageBreak/>
         <w:drawing>
           <wp:inline distT="0" distB="0" distL="0" distR="0">
             <wp:extent cx="3752850" cy="5591810"/>
@@ -2424,7 +2704,7 @@
                     </pic:cNvPicPr>
                   </pic:nvPicPr>
                   <pic:blipFill>
-                    <a:blip r:embed="rId33"/>
+                    <a:blip r:embed="rId32"/>
                     <a:stretch>
                       <a:fillRect/>
                     </a:stretch>
@@ -2487,14 +2767,14 @@
       </w:pPr>
       <w:r>
         <w:rPr>
-          <w:rFonts w:ascii="Segoe UI Symbol" w:hAnsi="Segoe UI Symbol" w:eastAsia="Segoe UI Symbol" w:cs="Segoe UI Symbol"/>
+          <w:rFonts w:ascii="Segoe UI Symbol" w:eastAsia="Segoe UI Symbol" w:hAnsi="Segoe UI Symbol" w:cs="Segoe UI Symbol"/>
           <w:b/>
         </w:rPr>
         <w:t>•</w:t>
       </w:r>
       <w:r>
         <w:rPr>
-          <w:rFonts w:ascii="Arial" w:hAnsi="Arial" w:eastAsia="Arial" w:cs="Arial"/>
+          <w:rFonts w:ascii="Arial" w:eastAsia="Arial" w:hAnsi="Arial" w:cs="Arial"/>
           <w:b/>
         </w:rPr>
         <w:t xml:space="preserve"> </w:t>
@@ -2528,8 +2808,18 @@
       <w:pPr>
         <w:ind w:left="360" w:firstLine="0"/>
       </w:pPr>
-      <w:r>
-        <w:t>db.students.deleteOne({ name: "John Doe" })</w:t>
+      <w:proofErr w:type="spellStart"/>
+      <w:proofErr w:type="gramStart"/>
+      <w:r>
+        <w:t>db.students</w:t>
+      </w:r>
+      <w:proofErr w:type="gramEnd"/>
+      <w:r>
+        <w:t>.deleteOne</w:t>
+      </w:r>
+      <w:proofErr w:type="spellEnd"/>
+      <w:r>
+        <w:t>({ name: "John Doe" })</w:t>
       </w:r>
     </w:p>
     <w:p>
@@ -2537,6 +2827,9 @@
         <w:ind w:left="360" w:firstLine="0"/>
       </w:pPr>
       <w:r>
+        <w:rPr>
+          <w:noProof/>
+        </w:rPr>
         <w:drawing>
           <wp:inline distT="0" distB="0" distL="0" distR="0">
             <wp:extent cx="3619500" cy="1200150"/>
@@ -2555,7 +2848,7 @@
                     </pic:cNvPicPr>
                   </pic:nvPicPr>
                   <pic:blipFill>
-                    <a:blip r:embed="rId34"/>
+                    <a:blip r:embed="rId33"/>
                     <a:stretch>
                       <a:fillRect/>
                     </a:stretch>
@@ -2581,6 +2874,10 @@
         <w:ind w:left="360" w:firstLine="0"/>
       </w:pPr>
       <w:r>
+        <w:rPr>
+          <w:noProof/>
+        </w:rPr>
+        <w:lastRenderedPageBreak/>
         <w:drawing>
           <wp:inline distT="0" distB="0" distL="0" distR="0">
             <wp:extent cx="3695700" cy="2333625"/>
@@ -2599,7 +2896,7 @@
                     </pic:cNvPicPr>
                   </pic:nvPicPr>
                   <pic:blipFill>
-                    <a:blip r:embed="rId35"/>
+                    <a:blip r:embed="rId34"/>
                     <a:stretch>
                       <a:fillRect/>
                     </a:stretch>
@@ -2625,6 +2922,9 @@
         <w:ind w:left="360" w:firstLine="0"/>
       </w:pPr>
       <w:r>
+        <w:rPr>
+          <w:noProof/>
+        </w:rPr>
         <w:drawing>
           <wp:inline distT="0" distB="0" distL="0" distR="0">
             <wp:extent cx="3533775" cy="4152900"/>
@@ -2643,7 +2943,7 @@
                     </pic:cNvPicPr>
                   </pic:nvPicPr>
                   <pic:blipFill>
-                    <a:blip r:embed="rId36"/>
+                    <a:blip r:embed="rId35"/>
                     <a:stretch>
                       <a:fillRect/>
                     </a:stretch>
@@ -2669,6 +2969,9 @@
         <w:ind w:left="360" w:firstLine="0"/>
       </w:pPr>
       <w:r>
+        <w:rPr>
+          <w:noProof/>
+        </w:rPr>
         <w:drawing>
           <wp:inline distT="0" distB="0" distL="0" distR="0">
             <wp:extent cx="3724275" cy="2143125"/>
@@ -2687,7 +2990,7 @@
                     </pic:cNvPicPr>
                   </pic:nvPicPr>
                   <pic:blipFill>
-                    <a:blip r:embed="rId37"/>
+                    <a:blip r:embed="rId36"/>
                     <a:stretch>
                       <a:fillRect/>
                     </a:stretch>
@@ -2741,8 +3044,26 @@
         <w:spacing w:after="0" w:line="259" w:lineRule="auto"/>
         <w:ind w:left="0" w:firstLine="0"/>
       </w:pPr>
-      <w:r>
-        <w:t>db.students.deleteMany({ marks: { $lt: 40 } })</w:t>
+      <w:proofErr w:type="spellStart"/>
+      <w:proofErr w:type="gramStart"/>
+      <w:r>
+        <w:t>db.students</w:t>
+      </w:r>
+      <w:proofErr w:type="gramEnd"/>
+      <w:r>
+        <w:t>.deleteMany</w:t>
+      </w:r>
+      <w:proofErr w:type="spellEnd"/>
+      <w:r>
+        <w:t>({ marks: { $</w:t>
+      </w:r>
+      <w:proofErr w:type="spellStart"/>
+      <w:r>
+        <w:t>lt</w:t>
+      </w:r>
+      <w:proofErr w:type="spellEnd"/>
+      <w:r>
+        <w:t>: 40 } })</w:t>
       </w:r>
     </w:p>
     <w:p>
@@ -2766,6 +3087,9 @@
         <w:ind w:left="0" w:firstLine="0"/>
       </w:pPr>
       <w:r>
+        <w:rPr>
+          <w:noProof/>
+        </w:rPr>
         <w:drawing>
           <wp:inline distT="0" distB="0" distL="0" distR="0">
             <wp:extent cx="3705225" cy="5267960"/>
@@ -2784,7 +3108,7 @@
                     </pic:cNvPicPr>
                   </pic:nvPicPr>
                   <pic:blipFill>
-                    <a:blip r:embed="rId38"/>
+                    <a:blip r:embed="rId37"/>
                     <a:stretch>
                       <a:fillRect/>
                     </a:stretch>
@@ -2811,6 +3135,9 @@
         <w:ind w:left="0" w:firstLine="0"/>
       </w:pPr>
       <w:r>
+        <w:rPr>
+          <w:noProof/>
+        </w:rPr>
         <w:drawing>
           <wp:inline distT="0" distB="0" distL="0" distR="0">
             <wp:extent cx="3867150" cy="1152525"/>
@@ -2829,7 +3156,7 @@
                     </pic:cNvPicPr>
                   </pic:nvPicPr>
                   <pic:blipFill>
-                    <a:blip r:embed="rId39"/>
+                    <a:blip r:embed="rId38"/>
                     <a:stretch>
                       <a:fillRect/>
                     </a:stretch>
@@ -2856,6 +3183,10 @@
         <w:ind w:left="0" w:firstLine="0"/>
       </w:pPr>
       <w:r>
+        <w:rPr>
+          <w:noProof/>
+        </w:rPr>
+        <w:lastRenderedPageBreak/>
         <w:drawing>
           <wp:inline distT="0" distB="0" distL="0" distR="0">
             <wp:extent cx="3790950" cy="4495800"/>
@@ -2874,7 +3205,7 @@
                     </pic:cNvPicPr>
                   </pic:nvPicPr>
                   <pic:blipFill>
-                    <a:blip r:embed="rId40"/>
+                    <a:blip r:embed="rId39"/>
                     <a:stretch>
                       <a:fillRect/>
                     </a:stretch>
@@ -2898,6 +3229,9 @@
         <w:t xml:space="preserve"> </w:t>
       </w:r>
       <w:r>
+        <w:rPr>
+          <w:noProof/>
+        </w:rPr>
         <w:drawing>
           <wp:inline distT="0" distB="0" distL="0" distR="0">
             <wp:extent cx="3714750" cy="4238625"/>
@@ -2916,7 +3250,7 @@
                     </pic:cNvPicPr>
                   </pic:nvPicPr>
                   <pic:blipFill>
-                    <a:blip r:embed="rId41"/>
+                    <a:blip r:embed="rId40"/>
                     <a:stretch>
                       <a:fillRect/>
                     </a:stretch>
@@ -2943,7 +3277,10 @@
         <w:ind w:left="0" w:firstLine="0"/>
       </w:pPr>
       <w:r>
-        <w:t>-&gt; Successfully delete all student that score is &lt;40</w:t>
+        <w:t>-&gt; Successfully delete all stu</w:t>
+      </w:r>
+      <w:r>
+        <w:t>dent that score is &lt;40</w:t>
       </w:r>
     </w:p>
     <w:p>
@@ -2978,13 +3315,13 @@
       </w:pPr>
       <w:r>
         <w:rPr>
-          <w:rFonts w:ascii="Segoe UI Symbol" w:hAnsi="Segoe UI Symbol" w:eastAsia="Segoe UI Symbol" w:cs="Segoe UI Symbol"/>
+          <w:rFonts w:ascii="Segoe UI Symbol" w:eastAsia="Segoe UI Symbol" w:hAnsi="Segoe UI Symbol" w:cs="Segoe UI Symbol"/>
         </w:rPr>
         <w:t>•</w:t>
       </w:r>
       <w:r>
         <w:rPr>
-          <w:rFonts w:ascii="Arial" w:hAnsi="Arial" w:eastAsia="Arial" w:cs="Arial"/>
+          <w:rFonts w:ascii="Arial" w:eastAsia="Arial" w:hAnsi="Arial" w:cs="Arial"/>
         </w:rPr>
         <w:t xml:space="preserve"> </w:t>
       </w:r>
@@ -2999,20 +3336,36 @@
       </w:pPr>
       <w:r>
         <w:rPr>
-          <w:rFonts w:ascii="Courier New" w:hAnsi="Courier New" w:eastAsia="Courier New" w:cs="Courier New"/>
+          <w:rFonts w:ascii="Courier New" w:eastAsia="Courier New" w:hAnsi="Courier New" w:cs="Courier New"/>
           <w:sz w:val="20"/>
         </w:rPr>
         <w:t>o</w:t>
       </w:r>
       <w:r>
         <w:rPr>
-          <w:rFonts w:ascii="Arial" w:hAnsi="Arial" w:eastAsia="Arial" w:cs="Arial"/>
+          <w:rFonts w:ascii="Arial" w:eastAsia="Arial" w:hAnsi="Arial" w:cs="Arial"/>
           <w:sz w:val="20"/>
         </w:rPr>
         <w:t xml:space="preserve"> </w:t>
       </w:r>
       <w:r>
-        <w:t xml:space="preserve">$gt, $lt </w:t>
+        <w:t>$</w:t>
+      </w:r>
+      <w:proofErr w:type="spellStart"/>
+      <w:r>
+        <w:t>gt</w:t>
+      </w:r>
+      <w:proofErr w:type="spellEnd"/>
+      <w:r>
+        <w:t>, $</w:t>
+      </w:r>
+      <w:proofErr w:type="spellStart"/>
+      <w:r>
+        <w:t>lt</w:t>
+      </w:r>
+      <w:proofErr w:type="spellEnd"/>
+      <w:r>
+        <w:t xml:space="preserve"> </w:t>
       </w:r>
     </w:p>
     <w:p>
@@ -3022,14 +3375,14 @@
       </w:pPr>
       <w:r>
         <w:rPr>
-          <w:rFonts w:ascii="Courier New" w:hAnsi="Courier New" w:eastAsia="Courier New" w:cs="Courier New"/>
+          <w:rFonts w:ascii="Courier New" w:eastAsia="Courier New" w:hAnsi="Courier New" w:cs="Courier New"/>
           <w:sz w:val="20"/>
         </w:rPr>
         <w:t>o</w:t>
       </w:r>
       <w:r>
         <w:rPr>
-          <w:rFonts w:ascii="Arial" w:hAnsi="Arial" w:eastAsia="Arial" w:cs="Arial"/>
+          <w:rFonts w:ascii="Arial" w:eastAsia="Arial" w:hAnsi="Arial" w:cs="Arial"/>
           <w:sz w:val="20"/>
         </w:rPr>
         <w:t xml:space="preserve"> </w:t>
@@ -3045,14 +3398,14 @@
       </w:pPr>
       <w:r>
         <w:rPr>
-          <w:rFonts w:ascii="Courier New" w:hAnsi="Courier New" w:eastAsia="Courier New" w:cs="Courier New"/>
+          <w:rFonts w:ascii="Courier New" w:eastAsia="Courier New" w:hAnsi="Courier New" w:cs="Courier New"/>
           <w:sz w:val="20"/>
         </w:rPr>
         <w:t>o</w:t>
       </w:r>
       <w:r>
         <w:rPr>
-          <w:rFonts w:ascii="Arial" w:hAnsi="Arial" w:eastAsia="Arial" w:cs="Arial"/>
+          <w:rFonts w:ascii="Arial" w:eastAsia="Arial" w:hAnsi="Arial" w:cs="Arial"/>
           <w:sz w:val="20"/>
         </w:rPr>
         <w:t xml:space="preserve"> </w:t>
@@ -3068,14 +3421,14 @@
       </w:pPr>
       <w:r>
         <w:rPr>
-          <w:rFonts w:ascii="Courier New" w:hAnsi="Courier New" w:eastAsia="Courier New" w:cs="Courier New"/>
+          <w:rFonts w:ascii="Courier New" w:eastAsia="Courier New" w:hAnsi="Courier New" w:cs="Courier New"/>
           <w:sz w:val="20"/>
         </w:rPr>
         <w:t>o</w:t>
       </w:r>
       <w:r>
         <w:rPr>
-          <w:rFonts w:ascii="Arial" w:hAnsi="Arial" w:eastAsia="Arial" w:cs="Arial"/>
+          <w:rFonts w:ascii="Arial" w:eastAsia="Arial" w:hAnsi="Arial" w:cs="Arial"/>
           <w:sz w:val="20"/>
         </w:rPr>
         <w:t xml:space="preserve"> </w:t>
@@ -3112,8 +3465,21 @@
         <w:ind w:left="720" w:firstLine="0"/>
       </w:pPr>
       <w:r>
-        <w:t>// Use $gt and $lt</w:t>
-      </w:r>
+        <w:t>// Use $</w:t>
+      </w:r>
+      <w:proofErr w:type="spellStart"/>
+      <w:r>
+        <w:t>gt</w:t>
+      </w:r>
+      <w:proofErr w:type="spellEnd"/>
+      <w:r>
+        <w:t xml:space="preserve"> and $</w:t>
+      </w:r>
+      <w:proofErr w:type="spellStart"/>
+      <w:r>
+        <w:t>lt</w:t>
+      </w:r>
+      <w:proofErr w:type="spellEnd"/>
     </w:p>
     <w:p>
       <w:pPr>
@@ -3126,6 +3492,9 @@
     </w:p>
     <w:p>
       <w:r>
+        <w:rPr>
+          <w:noProof/>
+        </w:rPr>
         <w:drawing>
           <wp:inline distT="0" distB="0" distL="0" distR="0">
             <wp:extent cx="3629025" cy="5287010"/>
@@ -3144,7 +3513,7 @@
                     </pic:cNvPicPr>
                   </pic:nvPicPr>
                   <pic:blipFill>
-                    <a:blip r:embed="rId42"/>
+                    <a:blip r:embed="rId41"/>
                     <a:stretch>
                       <a:fillRect/>
                     </a:stretch>
@@ -3170,8 +3539,37 @@
       <w:pPr>
         <w:ind w:left="720" w:firstLine="0"/>
       </w:pPr>
-      <w:r>
-        <w:t>db.students.find({marks: { $gt: 60, $lt: 90 }})</w:t>
+      <w:proofErr w:type="spellStart"/>
+      <w:proofErr w:type="gramStart"/>
+      <w:r>
+        <w:t>db.students</w:t>
+      </w:r>
+      <w:proofErr w:type="gramEnd"/>
+      <w:r>
+        <w:t>.find</w:t>
+      </w:r>
+      <w:proofErr w:type="spellEnd"/>
+      <w:r>
+        <w:t>({marks: { $</w:t>
+      </w:r>
+      <w:proofErr w:type="spellStart"/>
+      <w:r>
+        <w:t>gt</w:t>
+      </w:r>
+      <w:proofErr w:type="spellEnd"/>
+      <w:r>
+        <w:t xml:space="preserve">: </w:t>
+      </w:r>
+      <w:r>
+        <w:t>60, $</w:t>
+      </w:r>
+      <w:proofErr w:type="spellStart"/>
+      <w:r>
+        <w:t>lt</w:t>
+      </w:r>
+      <w:proofErr w:type="spellEnd"/>
+      <w:r>
+        <w:t>: 90 }})</w:t>
       </w:r>
     </w:p>
     <w:p>
@@ -3179,6 +3577,10 @@
         <w:ind w:left="720" w:firstLine="0"/>
       </w:pPr>
       <w:r>
+        <w:rPr>
+          <w:noProof/>
+        </w:rPr>
+        <w:lastRenderedPageBreak/>
         <w:drawing>
           <wp:inline distT="0" distB="0" distL="0" distR="0">
             <wp:extent cx="3848100" cy="2095500"/>
@@ -3197,7 +3599,7 @@
                     </pic:cNvPicPr>
                   </pic:nvPicPr>
                   <pic:blipFill>
-                    <a:blip r:embed="rId43"/>
+                    <a:blip r:embed="rId42"/>
                     <a:stretch>
                       <a:fillRect/>
                     </a:stretch>
@@ -3229,14 +3631,14 @@
       </w:pPr>
       <w:r>
         <w:rPr>
-          <w:rFonts w:ascii="Courier New" w:hAnsi="Courier New" w:eastAsia="Courier New" w:cs="Courier New"/>
+          <w:rFonts w:ascii="Courier New" w:eastAsia="Courier New" w:hAnsi="Courier New" w:cs="Courier New"/>
           <w:sz w:val="20"/>
         </w:rPr>
         <w:t>o</w:t>
       </w:r>
       <w:r>
         <w:rPr>
-          <w:rFonts w:ascii="Arial" w:hAnsi="Arial" w:eastAsia="Arial" w:cs="Arial"/>
+          <w:rFonts w:ascii="Arial" w:eastAsia="Arial" w:hAnsi="Arial" w:cs="Arial"/>
           <w:sz w:val="20"/>
         </w:rPr>
         <w:t xml:space="preserve"> </w:t>
@@ -3263,8 +3665,18 @@
       <w:pPr>
         <w:ind w:left="720" w:firstLine="0"/>
       </w:pPr>
-      <w:r>
-        <w:t>db.students.find({department: { $ne: "Mechanical" }})</w:t>
+      <w:proofErr w:type="spellStart"/>
+      <w:proofErr w:type="gramStart"/>
+      <w:r>
+        <w:t>db.students</w:t>
+      </w:r>
+      <w:proofErr w:type="gramEnd"/>
+      <w:r>
+        <w:t>.find</w:t>
+      </w:r>
+      <w:proofErr w:type="spellEnd"/>
+      <w:r>
+        <w:t>({department: { $ne: "Mechanical" }})</w:t>
       </w:r>
     </w:p>
     <w:p>
@@ -3272,6 +3684,9 @@
         <w:ind w:left="720" w:firstLine="0"/>
       </w:pPr>
       <w:r>
+        <w:rPr>
+          <w:noProof/>
+        </w:rPr>
         <w:drawing>
           <wp:inline distT="0" distB="0" distL="0" distR="0">
             <wp:extent cx="4629785" cy="4400550"/>
@@ -3290,7 +3705,7 @@
                     </pic:cNvPicPr>
                   </pic:nvPicPr>
                   <pic:blipFill>
-                    <a:blip r:embed="rId44"/>
+                    <a:blip r:embed="rId43"/>
                     <a:stretch>
                       <a:fillRect/>
                     </a:stretch>
@@ -3316,6 +3731,10 @@
         <w:ind w:left="720" w:firstLine="0"/>
       </w:pPr>
       <w:r>
+        <w:rPr>
+          <w:noProof/>
+        </w:rPr>
+        <w:lastRenderedPageBreak/>
         <w:drawing>
           <wp:inline distT="0" distB="0" distL="0" distR="0">
             <wp:extent cx="3686175" cy="2181225"/>
@@ -3334,7 +3753,7 @@
                     </pic:cNvPicPr>
                   </pic:nvPicPr>
                   <pic:blipFill>
-                    <a:blip r:embed="rId45"/>
+                    <a:blip r:embed="rId44"/>
                     <a:stretch>
                       <a:fillRect/>
                     </a:stretch>
@@ -3390,8 +3809,18 @@
       <w:pPr>
         <w:ind w:left="720" w:firstLine="0"/>
       </w:pPr>
-      <w:r>
-        <w:t>db.students.find({department: { $in: ["Computer Science", "IT"] }})</w:t>
+      <w:proofErr w:type="spellStart"/>
+      <w:proofErr w:type="gramStart"/>
+      <w:r>
+        <w:t>db.students</w:t>
+      </w:r>
+      <w:proofErr w:type="gramEnd"/>
+      <w:r>
+        <w:t>.find</w:t>
+      </w:r>
+      <w:proofErr w:type="spellEnd"/>
+      <w:r>
+        <w:t>({department: { $in: ["Computer Science", "IT"] }})</w:t>
       </w:r>
     </w:p>
     <w:p>
@@ -3399,6 +3828,9 @@
         <w:ind w:left="720" w:firstLine="0"/>
       </w:pPr>
       <w:r>
+        <w:rPr>
+          <w:noProof/>
+        </w:rPr>
         <w:drawing>
           <wp:inline distT="0" distB="0" distL="0" distR="0">
             <wp:extent cx="5420360" cy="4324350"/>
@@ -3417,7 +3849,7 @@
                     </pic:cNvPicPr>
                   </pic:nvPicPr>
                   <pic:blipFill>
-                    <a:blip r:embed="rId46"/>
+                    <a:blip r:embed="rId45"/>
                     <a:stretch>
                       <a:fillRect/>
                     </a:stretch>
@@ -3443,6 +3875,10 @@
         <w:ind w:left="720" w:firstLine="0"/>
       </w:pPr>
       <w:r>
+        <w:rPr>
+          <w:noProof/>
+        </w:rPr>
+        <w:lastRenderedPageBreak/>
         <w:drawing>
           <wp:inline distT="0" distB="0" distL="0" distR="0">
             <wp:extent cx="3648075" cy="2286000"/>
@@ -3461,7 +3897,7 @@
                     </pic:cNvPicPr>
                   </pic:nvPicPr>
                   <pic:blipFill>
-                    <a:blip r:embed="rId47"/>
+                    <a:blip r:embed="rId46"/>
                     <a:stretch>
                       <a:fillRect/>
                     </a:stretch>
@@ -3495,12 +3931,41 @@
       </w:r>
     </w:p>
     <w:p>
-      <w:r>
-        <w:t>db.students.find({$and: [{ age: { $gte: 20 } },{ marks: { $gte: 80 } }]})</w:t>
-      </w:r>
-    </w:p>
-    <w:p>
-      <w:r>
+      <w:proofErr w:type="spellStart"/>
+      <w:proofErr w:type="gramStart"/>
+      <w:r>
+        <w:t>db.students</w:t>
+      </w:r>
+      <w:proofErr w:type="gramEnd"/>
+      <w:r>
+        <w:t>.find</w:t>
+      </w:r>
+      <w:proofErr w:type="spellEnd"/>
+      <w:r>
+        <w:t>({$and: [{ age: { $</w:t>
+      </w:r>
+      <w:proofErr w:type="spellStart"/>
+      <w:r>
+        <w:t>gte</w:t>
+      </w:r>
+      <w:proofErr w:type="spellEnd"/>
+      <w:r>
+        <w:t>: 20 } },{ marks: { $</w:t>
+      </w:r>
+      <w:proofErr w:type="spellStart"/>
+      <w:r>
+        <w:t>gte</w:t>
+      </w:r>
+      <w:proofErr w:type="spellEnd"/>
+      <w:r>
+        <w:t>: 80 } }]})</w:t>
+      </w:r>
+    </w:p>
+    <w:p>
+      <w:r>
+        <w:rPr>
+          <w:noProof/>
+        </w:rPr>
         <w:drawing>
           <wp:inline distT="0" distB="0" distL="0" distR="0">
             <wp:extent cx="6049010" cy="4457700"/>
@@ -3519,7 +3984,7 @@
                     </pic:cNvPicPr>
                   </pic:nvPicPr>
                   <pic:blipFill>
-                    <a:blip r:embed="rId48"/>
+                    <a:blip r:embed="rId47"/>
                     <a:stretch>
                       <a:fillRect/>
                     </a:stretch>
@@ -3542,6 +4007,10 @@
     </w:p>
     <w:p>
       <w:r>
+        <w:rPr>
+          <w:noProof/>
+        </w:rPr>
+        <w:lastRenderedPageBreak/>
         <w:drawing>
           <wp:inline distT="0" distB="0" distL="0" distR="0">
             <wp:extent cx="3790950" cy="2257425"/>
@@ -3560,7 +4029,7 @@
                     </pic:cNvPicPr>
                   </pic:nvPicPr>
                   <pic:blipFill>
-                    <a:blip r:embed="rId49"/>
+                    <a:blip r:embed="rId48"/>
                     <a:stretch>
                       <a:fillRect/>
                     </a:stretch>
@@ -3606,8 +4075,18 @@
       <w:pPr>
         <w:ind w:left="0" w:firstLine="0"/>
       </w:pPr>
-      <w:r>
-        <w:t>db.students.find({$or: [{ department: "Computer Science" },{ department: "IT" }]})</w:t>
+      <w:proofErr w:type="spellStart"/>
+      <w:proofErr w:type="gramStart"/>
+      <w:r>
+        <w:t>db.students</w:t>
+      </w:r>
+      <w:proofErr w:type="gramEnd"/>
+      <w:r>
+        <w:t>.find</w:t>
+      </w:r>
+      <w:proofErr w:type="spellEnd"/>
+      <w:r>
+        <w:t>({$or: [{ department: "Computer Science" },{ department: "IT" }]})</w:t>
       </w:r>
     </w:p>
     <w:p>
@@ -3620,6 +4099,7 @@
       <w:r>
         <w:rPr>
           <w:b/>
+          <w:noProof/>
         </w:rPr>
         <w:drawing>
           <wp:inline distT="0" distB="0" distL="0" distR="0">
@@ -3639,7 +4119,7 @@
                     </pic:cNvPicPr>
                   </pic:nvPicPr>
                   <pic:blipFill>
-                    <a:blip r:embed="rId50"/>
+                    <a:blip r:embed="rId49"/>
                     <a:stretch>
                       <a:fillRect/>
                     </a:stretch>
@@ -3670,7 +4150,9 @@
       <w:r>
         <w:rPr>
           <w:b/>
-        </w:rPr>
+          <w:noProof/>
+        </w:rPr>
+        <w:lastRenderedPageBreak/>
         <w:drawing>
           <wp:inline distT="0" distB="0" distL="0" distR="0">
             <wp:extent cx="3695700" cy="2124075"/>
@@ -3689,7 +4171,7 @@
                     </pic:cNvPicPr>
                   </pic:nvPicPr>
                   <pic:blipFill>
-                    <a:blip r:embed="rId51"/>
+                    <a:blip r:embed="rId50"/>
                     <a:stretch>
                       <a:fillRect/>
                     </a:stretch>
@@ -3746,8 +4228,21 @@
       <w:pPr>
         <w:ind w:left="705" w:firstLine="0"/>
       </w:pPr>
-      <w:r>
-        <w:t>db.students.find({}).sort({ marks: -1 })</w:t>
+      <w:proofErr w:type="spellStart"/>
+      <w:proofErr w:type="gramStart"/>
+      <w:r>
+        <w:t>db.students</w:t>
+      </w:r>
+      <w:proofErr w:type="gramEnd"/>
+      <w:r>
+        <w:t>.f</w:t>
+      </w:r>
+      <w:r>
+        <w:t>ind</w:t>
+      </w:r>
+      <w:proofErr w:type="spellEnd"/>
+      <w:r>
+        <w:t>({}).sort({ marks: -1 })</w:t>
       </w:r>
     </w:p>
     <w:p>
@@ -3755,6 +4250,9 @@
         <w:ind w:left="705" w:firstLine="0"/>
       </w:pPr>
       <w:r>
+        <w:rPr>
+          <w:noProof/>
+        </w:rPr>
         <w:drawing>
           <wp:inline distT="0" distB="0" distL="0" distR="0">
             <wp:extent cx="3771900" cy="4276725"/>
@@ -3773,7 +4271,7 @@
                     </pic:cNvPicPr>
                   </pic:nvPicPr>
                   <pic:blipFill>
-                    <a:blip r:embed="rId52"/>
+                    <a:blip r:embed="rId51"/>
                     <a:stretch>
                       <a:fillRect/>
                     </a:stretch>
@@ -3799,6 +4297,10 @@
         <w:ind w:left="705" w:firstLine="0"/>
       </w:pPr>
       <w:r>
+        <w:rPr>
+          <w:noProof/>
+        </w:rPr>
+        <w:lastRenderedPageBreak/>
         <w:drawing>
           <wp:inline distT="0" distB="0" distL="0" distR="0">
             <wp:extent cx="3543300" cy="5525135"/>
@@ -3817,7 +4319,7 @@
                     </pic:cNvPicPr>
                   </pic:nvPicPr>
                   <pic:blipFill>
-                    <a:blip r:embed="rId53"/>
+                    <a:blip r:embed="rId52"/>
                     <a:stretch>
                       <a:fillRect/>
                     </a:stretch>
@@ -3843,6 +4345,9 @@
         <w:ind w:left="705" w:firstLine="0"/>
       </w:pPr>
       <w:r>
+        <w:rPr>
+          <w:noProof/>
+        </w:rPr>
         <w:drawing>
           <wp:inline distT="0" distB="0" distL="0" distR="0">
             <wp:extent cx="3657600" cy="2257425"/>
@@ -3861,7 +4366,7 @@
                     </pic:cNvPicPr>
                   </pic:nvPicPr>
                   <pic:blipFill>
-                    <a:blip r:embed="rId54"/>
+                    <a:blip r:embed="rId53"/>
                     <a:stretch>
                       <a:fillRect/>
                     </a:stretch>
@@ -3903,8 +4408,18 @@
       <w:pPr>
         <w:ind w:left="705" w:firstLine="0"/>
       </w:pPr>
-      <w:r>
-        <w:t>db.students.find({}).sort({ marks: -1 }).limit(3)</w:t>
+      <w:proofErr w:type="spellStart"/>
+      <w:proofErr w:type="gramStart"/>
+      <w:r>
+        <w:t>db.students</w:t>
+      </w:r>
+      <w:proofErr w:type="gramEnd"/>
+      <w:r>
+        <w:t>.find</w:t>
+      </w:r>
+      <w:proofErr w:type="spellEnd"/>
+      <w:r>
+        <w:t>({}).sort({ marks: -1 }).limit(3)</w:t>
       </w:r>
     </w:p>
     <w:p>
@@ -3912,6 +4427,10 @@
         <w:ind w:left="705" w:firstLine="0"/>
       </w:pPr>
       <w:r>
+        <w:rPr>
+          <w:noProof/>
+        </w:rPr>
+        <w:lastRenderedPageBreak/>
         <w:drawing>
           <wp:inline distT="0" distB="0" distL="0" distR="0">
             <wp:extent cx="4295775" cy="4391025"/>
@@ -3930,7 +4449,7 @@
                     </pic:cNvPicPr>
                   </pic:nvPicPr>
                   <pic:blipFill>
-                    <a:blip r:embed="rId55"/>
+                    <a:blip r:embed="rId54"/>
                     <a:stretch>
                       <a:fillRect/>
                     </a:stretch>
@@ -3956,6 +4475,9 @@
         <w:ind w:left="705" w:firstLine="0"/>
       </w:pPr>
       <w:r>
+        <w:rPr>
+          <w:noProof/>
+        </w:rPr>
         <w:drawing>
           <wp:inline distT="0" distB="0" distL="0" distR="0">
             <wp:extent cx="3705225" cy="2143125"/>
@@ -3974,7 +4496,7 @@
                     </pic:cNvPicPr>
                   </pic:nvPicPr>
                   <pic:blipFill>
-                    <a:blip r:embed="rId56"/>
+                    <a:blip r:embed="rId55"/>
                     <a:stretch>
                       <a:fillRect/>
                     </a:stretch>
@@ -4021,8 +4543,18 @@
       <w:pPr>
         <w:ind w:left="345" w:firstLine="0"/>
       </w:pPr>
-      <w:r>
-        <w:t>db.students.find({}).sort({ marks: -1 }).skip(2).limit(3)</w:t>
+      <w:proofErr w:type="spellStart"/>
+      <w:proofErr w:type="gramStart"/>
+      <w:r>
+        <w:t>db.students</w:t>
+      </w:r>
+      <w:proofErr w:type="gramEnd"/>
+      <w:r>
+        <w:t>.find</w:t>
+      </w:r>
+      <w:proofErr w:type="spellEnd"/>
+      <w:r>
+        <w:t>({}).sort({ marks: -1 }).skip(2).limit(3)</w:t>
       </w:r>
     </w:p>
     <w:p>
@@ -4030,6 +4562,10 @@
         <w:ind w:left="345" w:firstLine="0"/>
       </w:pPr>
       <w:r>
+        <w:rPr>
+          <w:noProof/>
+        </w:rPr>
+        <w:lastRenderedPageBreak/>
         <w:drawing>
           <wp:inline distT="0" distB="0" distL="0" distR="0">
             <wp:extent cx="4563110" cy="4257675"/>
@@ -4048,7 +4584,7 @@
                     </pic:cNvPicPr>
                   </pic:nvPicPr>
                   <pic:blipFill>
-                    <a:blip r:embed="rId57"/>
+                    <a:blip r:embed="rId56"/>
                     <a:stretch>
                       <a:fillRect/>
                     </a:stretch>
@@ -4074,6 +4610,9 @@
         <w:ind w:left="345" w:firstLine="0"/>
       </w:pPr>
       <w:r>
+        <w:rPr>
+          <w:noProof/>
+        </w:rPr>
         <w:drawing>
           <wp:inline distT="0" distB="0" distL="0" distR="0">
             <wp:extent cx="3562350" cy="2143125"/>
@@ -4092,7 +4631,7 @@
                     </pic:cNvPicPr>
                   </pic:nvPicPr>
                   <pic:blipFill>
-                    <a:blip r:embed="rId58"/>
+                    <a:blip r:embed="rId57"/>
                     <a:stretch>
                       <a:fillRect/>
                     </a:stretch>
@@ -4143,13 +4682,13 @@
       </w:pPr>
       <w:r>
         <w:rPr>
-          <w:rFonts w:ascii="Segoe UI Symbol" w:hAnsi="Segoe UI Symbol" w:eastAsia="Segoe UI Symbol" w:cs="Segoe UI Symbol"/>
+          <w:rFonts w:ascii="Segoe UI Symbol" w:eastAsia="Segoe UI Symbol" w:hAnsi="Segoe UI Symbol" w:cs="Segoe UI Symbol"/>
         </w:rPr>
         <w:t>•</w:t>
       </w:r>
       <w:r>
         <w:rPr>
-          <w:rFonts w:ascii="Arial" w:hAnsi="Arial" w:eastAsia="Arial" w:cs="Arial"/>
+          <w:rFonts w:ascii="Arial" w:eastAsia="Arial" w:hAnsi="Arial" w:cs="Arial"/>
         </w:rPr>
         <w:t xml:space="preserve"> </w:t>
       </w:r>
@@ -4163,13 +4702,13 @@
       </w:pPr>
       <w:r>
         <w:rPr>
-          <w:rFonts w:ascii="Courier New" w:hAnsi="Courier New" w:eastAsia="Courier New" w:cs="Courier New"/>
+          <w:rFonts w:ascii="Courier New" w:eastAsia="Courier New" w:hAnsi="Courier New" w:cs="Courier New"/>
         </w:rPr>
         <w:t>o</w:t>
       </w:r>
       <w:r>
         <w:rPr>
-          <w:rFonts w:ascii="Arial" w:hAnsi="Arial" w:eastAsia="Arial" w:cs="Arial"/>
+          <w:rFonts w:ascii="Arial" w:eastAsia="Arial" w:hAnsi="Arial" w:cs="Arial"/>
         </w:rPr>
         <w:t xml:space="preserve"> </w:t>
       </w:r>
@@ -4181,8 +4720,18 @@
       <w:pPr>
         <w:ind w:right="5006"/>
       </w:pPr>
-      <w:r>
-        <w:t>db.students.updateMany({},{$set:{subjects:["DBMS","OS","CN"]}})</w:t>
+      <w:proofErr w:type="spellStart"/>
+      <w:proofErr w:type="gramStart"/>
+      <w:r>
+        <w:t>db.students</w:t>
+      </w:r>
+      <w:proofErr w:type="gramEnd"/>
+      <w:r>
+        <w:t>.updateMany</w:t>
+      </w:r>
+      <w:proofErr w:type="spellEnd"/>
+      <w:r>
+        <w:t>({},{$set:{subjects:["DBMS","OS","CN"]}})</w:t>
       </w:r>
     </w:p>
     <w:p>
@@ -4190,6 +4739,10 @@
         <w:ind w:right="5006"/>
       </w:pPr>
       <w:r>
+        <w:rPr>
+          <w:noProof/>
+        </w:rPr>
+        <w:lastRenderedPageBreak/>
         <w:drawing>
           <wp:inline distT="0" distB="0" distL="0" distR="0">
             <wp:extent cx="5506085" cy="1876425"/>
@@ -4208,7 +4761,7 @@
                     </pic:cNvPicPr>
                   </pic:nvPicPr>
                   <pic:blipFill>
-                    <a:blip r:embed="rId59"/>
+                    <a:blip r:embed="rId58"/>
                     <a:stretch>
                       <a:fillRect/>
                     </a:stretch>
@@ -4258,8 +4811,18 @@
       <w:pPr>
         <w:ind w:left="345" w:firstLine="0"/>
       </w:pPr>
-      <w:r>
-        <w:t>db.students.find({subjects: "DBMS"})</w:t>
+      <w:proofErr w:type="spellStart"/>
+      <w:proofErr w:type="gramStart"/>
+      <w:r>
+        <w:t>db.students</w:t>
+      </w:r>
+      <w:proofErr w:type="gramEnd"/>
+      <w:r>
+        <w:t>.find</w:t>
+      </w:r>
+      <w:proofErr w:type="spellEnd"/>
+      <w:r>
+        <w:t>({subjects: "DBMS"})</w:t>
       </w:r>
     </w:p>
     <w:p>
@@ -4267,6 +4830,9 @@
         <w:ind w:left="345" w:firstLine="0"/>
       </w:pPr>
       <w:r>
+        <w:rPr>
+          <w:noProof/>
+        </w:rPr>
         <w:drawing>
           <wp:inline distT="0" distB="0" distL="0" distR="0">
             <wp:extent cx="3600450" cy="3857625"/>
@@ -4285,7 +4851,7 @@
                     </pic:cNvPicPr>
                   </pic:nvPicPr>
                   <pic:blipFill>
-                    <a:blip r:embed="rId60"/>
+                    <a:blip r:embed="rId59"/>
                     <a:stretch>
                       <a:fillRect/>
                     </a:stretch>
@@ -4311,6 +4877,10 @@
         <w:ind w:left="345" w:firstLine="0"/>
       </w:pPr>
       <w:r>
+        <w:rPr>
+          <w:noProof/>
+        </w:rPr>
+        <w:lastRenderedPageBreak/>
         <w:drawing>
           <wp:inline distT="0" distB="0" distL="0" distR="0">
             <wp:extent cx="3657600" cy="3343275"/>
@@ -4329,7 +4899,7 @@
                     </pic:cNvPicPr>
                   </pic:nvPicPr>
                   <pic:blipFill>
-                    <a:blip r:embed="rId61"/>
+                    <a:blip r:embed="rId60"/>
                     <a:stretch>
                       <a:fillRect/>
                     </a:stretch>
@@ -4355,6 +4925,9 @@
         <w:ind w:left="345" w:firstLine="0"/>
       </w:pPr>
       <w:r>
+        <w:rPr>
+          <w:noProof/>
+        </w:rPr>
         <w:drawing>
           <wp:inline distT="0" distB="0" distL="0" distR="0">
             <wp:extent cx="3514725" cy="5610860"/>
@@ -4373,7 +4946,7 @@
                     </pic:cNvPicPr>
                   </pic:nvPicPr>
                   <pic:blipFill>
-                    <a:blip r:embed="rId62"/>
+                    <a:blip r:embed="rId61"/>
                     <a:stretch>
                       <a:fillRect/>
                     </a:stretch>
@@ -4399,6 +4972,10 @@
         <w:ind w:left="345" w:firstLine="0"/>
       </w:pPr>
       <w:r>
+        <w:rPr>
+          <w:noProof/>
+        </w:rPr>
+        <w:lastRenderedPageBreak/>
         <w:drawing>
           <wp:inline distT="0" distB="0" distL="0" distR="0">
             <wp:extent cx="3505200" cy="5363210"/>
@@ -4417,7 +4994,7 @@
                     </pic:cNvPicPr>
                   </pic:nvPicPr>
                   <pic:blipFill>
-                    <a:blip r:embed="rId63"/>
+                    <a:blip r:embed="rId62"/>
                     <a:stretch>
                       <a:fillRect/>
                     </a:stretch>
@@ -4459,8 +5036,37 @@
       <w:pPr>
         <w:ind w:left="345" w:firstLine="0"/>
       </w:pPr>
-      <w:r>
-        <w:t>db.students.updateOne({ name: "Mifu" },{ $push: { subjects: "Endfield" } })</w:t>
+      <w:proofErr w:type="spellStart"/>
+      <w:proofErr w:type="gramStart"/>
+      <w:r>
+        <w:t>db.students</w:t>
+      </w:r>
+      <w:proofErr w:type="gramEnd"/>
+      <w:r>
+        <w:t>.updateOne</w:t>
+      </w:r>
+      <w:proofErr w:type="spellEnd"/>
+      <w:r>
+        <w:t>({ name: "</w:t>
+      </w:r>
+      <w:proofErr w:type="spellStart"/>
+      <w:r>
+        <w:t>Mifu</w:t>
+      </w:r>
+      <w:proofErr w:type="spellEnd"/>
+      <w:r>
+        <w:t xml:space="preserve">" },{ $push: { </w:t>
+      </w:r>
+      <w:r>
+        <w:t>subjects: "</w:t>
+      </w:r>
+      <w:proofErr w:type="spellStart"/>
+      <w:r>
+        <w:t>Endfield</w:t>
+      </w:r>
+      <w:proofErr w:type="spellEnd"/>
+      <w:r>
+        <w:t>" } })</w:t>
       </w:r>
     </w:p>
     <w:p>
@@ -4468,6 +5074,9 @@
         <w:ind w:left="0" w:firstLine="0"/>
       </w:pPr>
       <w:r>
+        <w:rPr>
+          <w:noProof/>
+        </w:rPr>
         <w:drawing>
           <wp:inline distT="0" distB="0" distL="0" distR="0">
             <wp:extent cx="6029960" cy="1828800"/>
@@ -4486,7 +5095,7 @@
                     </pic:cNvPicPr>
                   </pic:nvPicPr>
                   <pic:blipFill>
-                    <a:blip r:embed="rId64"/>
+                    <a:blip r:embed="rId63"/>
                     <a:stretch>
                       <a:fillRect/>
                     </a:stretch>
@@ -4512,6 +5121,10 @@
         <w:ind w:left="0" w:firstLine="0"/>
       </w:pPr>
       <w:r>
+        <w:rPr>
+          <w:noProof/>
+        </w:rPr>
+        <w:lastRenderedPageBreak/>
         <w:drawing>
           <wp:inline distT="0" distB="0" distL="0" distR="0">
             <wp:extent cx="3438525" cy="3419475"/>
@@ -4530,7 +5143,7 @@
                     </pic:cNvPicPr>
                   </pic:nvPicPr>
                   <pic:blipFill>
-                    <a:blip r:embed="rId65"/>
+                    <a:blip r:embed="rId64"/>
                     <a:stretch>
                       <a:fillRect/>
                     </a:stretch>
@@ -4572,8 +5185,26 @@
       <w:pPr>
         <w:ind w:left="345" w:firstLine="0"/>
       </w:pPr>
-      <w:r>
-        <w:t>db.students.updateOne({ name: "Mifu" },{ $pull: { subjects: "CN" } })</w:t>
+      <w:proofErr w:type="spellStart"/>
+      <w:proofErr w:type="gramStart"/>
+      <w:r>
+        <w:t>db.students</w:t>
+      </w:r>
+      <w:proofErr w:type="gramEnd"/>
+      <w:r>
+        <w:t>.updateOne</w:t>
+      </w:r>
+      <w:proofErr w:type="spellEnd"/>
+      <w:r>
+        <w:t>({ name: "</w:t>
+      </w:r>
+      <w:proofErr w:type="spellStart"/>
+      <w:r>
+        <w:t>Mifu</w:t>
+      </w:r>
+      <w:proofErr w:type="spellEnd"/>
+      <w:r>
+        <w:t>" },{ $pull: { subjects: "CN" } })</w:t>
       </w:r>
     </w:p>
     <w:p>
@@ -4581,6 +5212,9 @@
         <w:ind w:left="705" w:firstLine="0"/>
       </w:pPr>
       <w:r>
+        <w:rPr>
+          <w:noProof/>
+        </w:rPr>
         <w:drawing>
           <wp:inline distT="0" distB="0" distL="0" distR="0">
             <wp:extent cx="5553710" cy="1952625"/>
@@ -4599,7 +5233,7 @@
                     </pic:cNvPicPr>
                   </pic:nvPicPr>
                   <pic:blipFill>
-                    <a:blip r:embed="rId66"/>
+                    <a:blip r:embed="rId65"/>
                     <a:stretch>
                       <a:fillRect/>
                     </a:stretch>
@@ -4625,6 +5259,10 @@
         <w:ind w:left="705" w:firstLine="0"/>
       </w:pPr>
       <w:r>
+        <w:rPr>
+          <w:noProof/>
+        </w:rPr>
+        <w:lastRenderedPageBreak/>
         <w:drawing>
           <wp:inline distT="0" distB="0" distL="0" distR="0">
             <wp:extent cx="3514725" cy="3076575"/>
@@ -4643,7 +5281,7 @@
                     </pic:cNvPicPr>
                   </pic:nvPicPr>
                   <pic:blipFill>
-                    <a:blip r:embed="rId67"/>
+                    <a:blip r:embed="rId66"/>
                     <a:stretch>
                       <a:fillRect/>
                     </a:stretch>
@@ -4699,13 +5337,13 @@
       </w:pPr>
       <w:r>
         <w:rPr>
-          <w:rFonts w:ascii="Segoe UI Symbol" w:hAnsi="Segoe UI Symbol" w:eastAsia="Segoe UI Symbol" w:cs="Segoe UI Symbol"/>
+          <w:rFonts w:ascii="Segoe UI Symbol" w:eastAsia="Segoe UI Symbol" w:hAnsi="Segoe UI Symbol" w:cs="Segoe UI Symbol"/>
         </w:rPr>
         <w:t>•</w:t>
       </w:r>
       <w:r>
         <w:rPr>
-          <w:rFonts w:ascii="Arial" w:hAnsi="Arial" w:eastAsia="Arial" w:cs="Arial"/>
+          <w:rFonts w:ascii="Arial" w:eastAsia="Arial" w:hAnsi="Arial" w:cs="Arial"/>
         </w:rPr>
         <w:t xml:space="preserve"> </w:t>
       </w:r>
@@ -4726,7 +5364,23 @@
         <w:ind w:right="7958"/>
       </w:pPr>
       <w:r>
-        <w:t xml:space="preserve">city: "Ho chi Minh",    pincode: 234569 </w:t>
+        <w:t>city: "Ho chi Minh</w:t>
+      </w:r>
+      <w:proofErr w:type="gramStart"/>
+      <w:r>
+        <w:t xml:space="preserve">",   </w:t>
+      </w:r>
+      <w:proofErr w:type="gramEnd"/>
+      <w:r>
+        <w:t xml:space="preserve"> </w:t>
+      </w:r>
+      <w:proofErr w:type="spellStart"/>
+      <w:r>
+        <w:t>pincode</w:t>
+      </w:r>
+      <w:proofErr w:type="spellEnd"/>
+      <w:r>
+        <w:t xml:space="preserve">: 234569 </w:t>
       </w:r>
     </w:p>
     <w:p>
@@ -4739,10 +5393,20 @@
     </w:p>
     <w:p>
       <w:pPr>
-        <w:pStyle w:val="4"/>
-      </w:pPr>
-      <w:r>
-        <w:t>db.students.updateMany({},{$set:{address:{city: "Ho Chi Minh",pincode:234569}}})</w:t>
+        <w:pStyle w:val="NormalWeb"/>
+      </w:pPr>
+      <w:proofErr w:type="spellStart"/>
+      <w:proofErr w:type="gramStart"/>
+      <w:r>
+        <w:t>db.students</w:t>
+      </w:r>
+      <w:proofErr w:type="gramEnd"/>
+      <w:r>
+        <w:t>.updateMany</w:t>
+      </w:r>
+      <w:proofErr w:type="spellEnd"/>
+      <w:r>
+        <w:t>({},{$set:{address:{city: "Ho Chi Minh",pincode:234569}}})</w:t>
       </w:r>
     </w:p>
     <w:p>
@@ -4750,6 +5414,9 @@
         <w:ind w:right="9530"/>
       </w:pPr>
       <w:r>
+        <w:rPr>
+          <w:noProof/>
+        </w:rPr>
         <w:drawing>
           <wp:inline distT="0" distB="0" distL="0" distR="0">
             <wp:extent cx="6487160" cy="2238375"/>
@@ -4768,7 +5435,7 @@
                     </pic:cNvPicPr>
                   </pic:nvPicPr>
                   <pic:blipFill>
-                    <a:blip r:embed="rId68"/>
+                    <a:blip r:embed="rId67"/>
                     <a:stretch>
                       <a:fillRect/>
                     </a:stretch>
@@ -4818,8 +5485,26 @@
       <w:pPr>
         <w:ind w:left="705" w:firstLine="0"/>
       </w:pPr>
-      <w:r>
-        <w:t>db.students.find({"address.city": "Delhi"})</w:t>
+      <w:proofErr w:type="spellStart"/>
+      <w:proofErr w:type="gramStart"/>
+      <w:r>
+        <w:t>db.students</w:t>
+      </w:r>
+      <w:proofErr w:type="gramEnd"/>
+      <w:r>
+        <w:t>.find</w:t>
+      </w:r>
+      <w:proofErr w:type="spellEnd"/>
+      <w:r>
+        <w:t>({"</w:t>
+      </w:r>
+      <w:proofErr w:type="spellStart"/>
+      <w:r>
+        <w:t>address.city</w:t>
+      </w:r>
+      <w:proofErr w:type="spellEnd"/>
+      <w:r>
+        <w:t>": "Delhi"})</w:t>
       </w:r>
     </w:p>
     <w:p>
@@ -4832,6 +5517,10 @@
         <w:ind w:left="705" w:firstLine="0"/>
       </w:pPr>
       <w:r>
+        <w:rPr>
+          <w:noProof/>
+        </w:rPr>
+        <w:lastRenderedPageBreak/>
         <w:drawing>
           <wp:inline distT="0" distB="0" distL="0" distR="0">
             <wp:extent cx="3514725" cy="428625"/>
@@ -4850,7 +5539,7 @@
                     </pic:cNvPicPr>
                   </pic:nvPicPr>
                   <pic:blipFill>
-                    <a:blip r:embed="rId69"/>
+                    <a:blip r:embed="rId68"/>
                     <a:stretch>
                       <a:fillRect/>
                     </a:stretch>
@@ -4876,7 +5565,15 @@
         <w:ind w:left="705" w:firstLine="0"/>
       </w:pPr>
       <w:r>
-        <w:t>- Insert a student live at delhi:</w:t>
+        <w:t xml:space="preserve">- Insert a student live at </w:t>
+      </w:r>
+      <w:proofErr w:type="spellStart"/>
+      <w:r>
+        <w:t>delhi</w:t>
+      </w:r>
+      <w:proofErr w:type="spellEnd"/>
+      <w:r>
+        <w:t>:</w:t>
       </w:r>
     </w:p>
     <w:p>
@@ -4884,6 +5581,9 @@
         <w:ind w:left="705" w:firstLine="0"/>
       </w:pPr>
       <w:r>
+        <w:rPr>
+          <w:noProof/>
+        </w:rPr>
         <w:drawing>
           <wp:inline distT="0" distB="0" distL="0" distR="0">
             <wp:extent cx="4076700" cy="3409950"/>
@@ -4902,7 +5602,7 @@
                     </pic:cNvPicPr>
                   </pic:nvPicPr>
                   <pic:blipFill>
-                    <a:blip r:embed="rId70"/>
+                    <a:blip r:embed="rId69"/>
                     <a:stretch>
                       <a:fillRect/>
                     </a:stretch>
@@ -4928,6 +5628,9 @@
         <w:ind w:left="705" w:firstLine="0"/>
       </w:pPr>
       <w:r>
+        <w:rPr>
+          <w:noProof/>
+        </w:rPr>
         <w:drawing>
           <wp:inline distT="0" distB="0" distL="0" distR="0">
             <wp:extent cx="3476625" cy="304800"/>
@@ -4946,7 +5649,7 @@
                     </pic:cNvPicPr>
                   </pic:nvPicPr>
                   <pic:blipFill>
-                    <a:blip r:embed="rId71"/>
+                    <a:blip r:embed="rId70"/>
                     <a:stretch>
                       <a:fillRect/>
                     </a:stretch>
@@ -4972,6 +5675,9 @@
         <w:ind w:left="705" w:firstLine="0"/>
       </w:pPr>
       <w:r>
+        <w:rPr>
+          <w:noProof/>
+        </w:rPr>
         <w:drawing>
           <wp:inline distT="0" distB="0" distL="0" distR="0">
             <wp:extent cx="3400425" cy="3705225"/>
@@ -4990,7 +5696,7 @@
                     </pic:cNvPicPr>
                   </pic:nvPicPr>
                   <pic:blipFill>
-                    <a:blip r:embed="rId72"/>
+                    <a:blip r:embed="rId71"/>
                     <a:stretch>
                       <a:fillRect/>
                     </a:stretch>
@@ -5025,15 +5731,44 @@
         <w:ind w:hanging="360"/>
       </w:pPr>
       <w:r>
-        <w:t xml:space="preserve">Update pincode </w:t>
+        <w:t xml:space="preserve">Update </w:t>
+      </w:r>
+      <w:proofErr w:type="spellStart"/>
+      <w:r>
+        <w:t>pincode</w:t>
+      </w:r>
+      <w:proofErr w:type="spellEnd"/>
+      <w:r>
+        <w:t xml:space="preserve"> </w:t>
       </w:r>
     </w:p>
     <w:p>
       <w:pPr>
         <w:ind w:left="345" w:firstLine="0"/>
       </w:pPr>
-      <w:r>
-        <w:t>db.students.updateMany({"address.city": "Ho Chi Minh"},{$set:{ "address.pincode":700000}})</w:t>
+      <w:proofErr w:type="spellStart"/>
+      <w:proofErr w:type="gramStart"/>
+      <w:r>
+        <w:t>db.students</w:t>
+      </w:r>
+      <w:proofErr w:type="gramEnd"/>
+      <w:r>
+        <w:t>.updateMany</w:t>
+      </w:r>
+      <w:proofErr w:type="spellEnd"/>
+      <w:r>
+        <w:t>({"</w:t>
+      </w:r>
+      <w:proofErr w:type="spellStart"/>
+      <w:r>
+        <w:t>address.c</w:t>
+      </w:r>
+      <w:r>
+        <w:t>ity</w:t>
+      </w:r>
+      <w:proofErr w:type="spellEnd"/>
+      <w:r>
+        <w:t>": "Ho Chi Minh"},{$set:{ "address.pincode":700000}})</w:t>
       </w:r>
     </w:p>
     <w:p>
@@ -5041,6 +5776,10 @@
         <w:ind w:left="345" w:firstLine="0"/>
       </w:pPr>
       <w:r>
+        <w:rPr>
+          <w:noProof/>
+        </w:rPr>
+        <w:lastRenderedPageBreak/>
         <w:drawing>
           <wp:inline distT="0" distB="0" distL="0" distR="0">
             <wp:extent cx="6644640" cy="1746250"/>
@@ -5059,7 +5798,7 @@
                     </pic:cNvPicPr>
                   </pic:nvPicPr>
                   <pic:blipFill>
-                    <a:blip r:embed="rId73"/>
+                    <a:blip r:embed="rId72"/>
                     <a:stretch>
                       <a:fillRect/>
                     </a:stretch>
@@ -5085,6 +5824,9 @@
         <w:ind w:left="345" w:firstLine="0"/>
       </w:pPr>
       <w:r>
+        <w:rPr>
+          <w:noProof/>
+        </w:rPr>
         <w:drawing>
           <wp:inline distT="0" distB="0" distL="0" distR="0">
             <wp:extent cx="3609975" cy="4381500"/>
@@ -5103,7 +5845,7 @@
                     </pic:cNvPicPr>
                   </pic:nvPicPr>
                   <pic:blipFill>
-                    <a:blip r:embed="rId74"/>
+                    <a:blip r:embed="rId73"/>
                     <a:stretch>
                       <a:fillRect/>
                     </a:stretch>
@@ -5129,6 +5871,10 @@
         <w:ind w:left="345" w:firstLine="0"/>
       </w:pPr>
       <w:r>
+        <w:rPr>
+          <w:noProof/>
+        </w:rPr>
+        <w:lastRenderedPageBreak/>
         <w:drawing>
           <wp:inline distT="0" distB="0" distL="0" distR="0">
             <wp:extent cx="3457575" cy="5572760"/>
@@ -5147,7 +5893,7 @@
                     </pic:cNvPicPr>
                   </pic:nvPicPr>
                   <pic:blipFill>
-                    <a:blip r:embed="rId75"/>
+                    <a:blip r:embed="rId74"/>
                     <a:stretch>
                       <a:fillRect/>
                     </a:stretch>
@@ -5194,8 +5940,42 @@
       <w:pPr>
         <w:ind w:left="705" w:firstLine="0"/>
       </w:pPr>
-      <w:r>
-        <w:t>db.students.updateOne({ name: "Lifeng" },{ $set: { "address.street": "Wuling" }})</w:t>
+      <w:proofErr w:type="spellStart"/>
+      <w:proofErr w:type="gramStart"/>
+      <w:r>
+        <w:t>db.students</w:t>
+      </w:r>
+      <w:proofErr w:type="gramEnd"/>
+      <w:r>
+        <w:t>.updateOne</w:t>
+      </w:r>
+      <w:proofErr w:type="spellEnd"/>
+      <w:r>
+        <w:t>({ name: "</w:t>
+      </w:r>
+      <w:proofErr w:type="spellStart"/>
+      <w:r>
+        <w:t>Lifeng</w:t>
+      </w:r>
+      <w:proofErr w:type="spellEnd"/>
+      <w:r>
+        <w:t>" },{ $set: { "</w:t>
+      </w:r>
+      <w:proofErr w:type="spellStart"/>
+      <w:r>
+        <w:t>address.street</w:t>
+      </w:r>
+      <w:proofErr w:type="spellEnd"/>
+      <w:r>
+        <w:t>": "</w:t>
+      </w:r>
+      <w:proofErr w:type="spellStart"/>
+      <w:r>
+        <w:t>Wuling</w:t>
+      </w:r>
+      <w:proofErr w:type="spellEnd"/>
+      <w:r>
+        <w:t>" }})</w:t>
       </w:r>
     </w:p>
     <w:p>
@@ -5203,6 +5983,9 @@
         <w:ind w:left="705" w:firstLine="0"/>
       </w:pPr>
       <w:r>
+        <w:rPr>
+          <w:noProof/>
+        </w:rPr>
         <w:drawing>
           <wp:inline distT="0" distB="0" distL="0" distR="0">
             <wp:extent cx="6344285" cy="1943100"/>
@@ -5221,7 +6004,7 @@
                     </pic:cNvPicPr>
                   </pic:nvPicPr>
                   <pic:blipFill>
-                    <a:blip r:embed="rId76"/>
+                    <a:blip r:embed="rId75"/>
                     <a:stretch>
                       <a:fillRect/>
                     </a:stretch>
@@ -5247,6 +6030,10 @@
         <w:ind w:left="705" w:firstLine="0"/>
       </w:pPr>
       <w:r>
+        <w:rPr>
+          <w:noProof/>
+        </w:rPr>
+        <w:lastRenderedPageBreak/>
         <w:drawing>
           <wp:inline distT="0" distB="0" distL="0" distR="0">
             <wp:extent cx="3524250" cy="4438650"/>
@@ -5265,7 +6052,7 @@
                     </pic:cNvPicPr>
                   </pic:nvPicPr>
                   <pic:blipFill>
-                    <a:blip r:embed="rId77"/>
+                    <a:blip r:embed="rId76"/>
                     <a:stretch>
                       <a:fillRect/>
                     </a:stretch>
@@ -5312,7 +6099,15 @@
         <w:ind w:right="4311" w:hanging="360"/>
       </w:pPr>
       <w:r>
-        <w:t xml:space="preserve">Aggregation Framework Use aggregate() to: </w:t>
+        <w:t xml:space="preserve">Aggregation Framework Use </w:t>
+      </w:r>
+      <w:proofErr w:type="gramStart"/>
+      <w:r>
+        <w:t>aggregate(</w:t>
+      </w:r>
+      <w:proofErr w:type="gramEnd"/>
+      <w:r>
+        <w:t xml:space="preserve">) to: </w:t>
       </w:r>
     </w:p>
     <w:p>
@@ -5331,8 +6126,26 @@
       <w:pPr>
         <w:ind w:left="705" w:firstLine="0"/>
       </w:pPr>
-      <w:r>
-        <w:t>db.students.aggregate([{ $count: "totalStudents" }])</w:t>
+      <w:proofErr w:type="spellStart"/>
+      <w:proofErr w:type="gramStart"/>
+      <w:r>
+        <w:t>db.students</w:t>
+      </w:r>
+      <w:proofErr w:type="gramEnd"/>
+      <w:r>
+        <w:t>.aggregate</w:t>
+      </w:r>
+      <w:proofErr w:type="spellEnd"/>
+      <w:r>
+        <w:t>([{ $count: "</w:t>
+      </w:r>
+      <w:proofErr w:type="spellStart"/>
+      <w:r>
+        <w:t>totalStudents</w:t>
+      </w:r>
+      <w:proofErr w:type="spellEnd"/>
+      <w:r>
+        <w:t>" }])</w:t>
       </w:r>
     </w:p>
     <w:p>
@@ -5340,6 +6153,9 @@
         <w:ind w:left="705" w:firstLine="0"/>
       </w:pPr>
       <w:r>
+        <w:rPr>
+          <w:noProof/>
+        </w:rPr>
         <w:drawing>
           <wp:inline distT="0" distB="0" distL="0" distR="0">
             <wp:extent cx="4229100" cy="1047750"/>
@@ -5358,7 +6174,7 @@
                     </pic:cNvPicPr>
                   </pic:nvPicPr>
                   <pic:blipFill>
-                    <a:blip r:embed="rId78"/>
+                    <a:blip r:embed="rId77"/>
                     <a:stretch>
                       <a:fillRect/>
                     </a:stretch>
@@ -5400,8 +6216,34 @@
       <w:pPr>
         <w:ind w:left="705" w:firstLine="0"/>
       </w:pPr>
-      <w:r>
-        <w:t>db.students.aggregate([{$group: {_id: null,averageMarks: { $avg: "$marks" }}}])</w:t>
+      <w:proofErr w:type="spellStart"/>
+      <w:proofErr w:type="gramStart"/>
+      <w:r>
+        <w:t>db.students</w:t>
+      </w:r>
+      <w:proofErr w:type="gramEnd"/>
+      <w:r>
+        <w:t>.aggregate</w:t>
+      </w:r>
+      <w:proofErr w:type="spellEnd"/>
+      <w:r>
+        <w:t xml:space="preserve">([{$group: {_id: </w:t>
+      </w:r>
+      <w:proofErr w:type="spellStart"/>
+      <w:r>
+        <w:t>null,averageMarks</w:t>
+      </w:r>
+      <w:proofErr w:type="spellEnd"/>
+      <w:r>
+        <w:t>: { $</w:t>
+      </w:r>
+      <w:proofErr w:type="spellStart"/>
+      <w:r>
+        <w:t>avg</w:t>
+      </w:r>
+      <w:proofErr w:type="spellEnd"/>
+      <w:r>
+        <w:t>: "$marks" }}}])</w:t>
       </w:r>
     </w:p>
     <w:p>
@@ -5409,6 +6251,9 @@
         <w:ind w:left="705" w:firstLine="0"/>
       </w:pPr>
       <w:r>
+        <w:rPr>
+          <w:noProof/>
+        </w:rPr>
         <w:drawing>
           <wp:inline distT="0" distB="0" distL="0" distR="0">
             <wp:extent cx="6277610" cy="1228725"/>
@@ -5427,7 +6272,7 @@
                     </pic:cNvPicPr>
                   </pic:nvPicPr>
                   <pic:blipFill>
-                    <a:blip r:embed="rId79"/>
+                    <a:blip r:embed="rId78"/>
                     <a:stretch>
                       <a:fillRect/>
                     </a:stretch>
@@ -5469,8 +6314,14 @@
       <w:pPr>
         <w:ind w:left="705" w:firstLine="0"/>
       </w:pPr>
-      <w:r>
-        <w:t>db.students.aggregate([{$group:{_id:null,highestMarks:{$max:"$marks"}}}])</w:t>
+      <w:proofErr w:type="gramStart"/>
+      <w:r>
+        <w:lastRenderedPageBreak/>
+        <w:t>db.students</w:t>
+      </w:r>
+      <w:proofErr w:type="gramEnd"/>
+      <w:r>
+        <w:t>.aggregate([{$group:{_id:null,highestMarks:{$max:"$marks"}}}])</w:t>
       </w:r>
     </w:p>
     <w:p>
@@ -5478,6 +6329,9 @@
         <w:ind w:left="705" w:firstLine="0"/>
       </w:pPr>
       <w:r>
+        <w:rPr>
+          <w:noProof/>
+        </w:rPr>
         <w:drawing>
           <wp:inline distT="0" distB="0" distL="0" distR="0">
             <wp:extent cx="6210935" cy="1257300"/>
@@ -5496,7 +6350,7 @@
                     </pic:cNvPicPr>
                   </pic:nvPicPr>
                   <pic:blipFill>
-                    <a:blip r:embed="rId80"/>
+                    <a:blip r:embed="rId79"/>
                     <a:stretch>
                       <a:fillRect/>
                     </a:stretch>
@@ -5538,8 +6392,26 @@
       <w:pPr>
         <w:ind w:left="705" w:firstLine="0"/>
       </w:pPr>
-      <w:r>
-        <w:t>db.students.aggregate([{$group:{_id:"$department",count:{ $count:{}}}}])</w:t>
+      <w:proofErr w:type="spellStart"/>
+      <w:proofErr w:type="gramStart"/>
+      <w:r>
+        <w:t>db.students</w:t>
+      </w:r>
+      <w:proofErr w:type="gramEnd"/>
+      <w:r>
+        <w:t>.aggregate</w:t>
+      </w:r>
+      <w:proofErr w:type="spellEnd"/>
+      <w:r>
+        <w:t>([{$group:{_id:"$</w:t>
+      </w:r>
+      <w:proofErr w:type="spellStart"/>
+      <w:r>
+        <w:t>department",count</w:t>
+      </w:r>
+      <w:proofErr w:type="spellEnd"/>
+      <w:r>
+        <w:t>:{ $count:{}}}}])</w:t>
       </w:r>
     </w:p>
     <w:p>
@@ -5547,6 +6419,9 @@
         <w:ind w:left="705" w:firstLine="0"/>
       </w:pPr>
       <w:r>
+        <w:rPr>
+          <w:noProof/>
+        </w:rPr>
         <w:drawing>
           <wp:inline distT="0" distB="0" distL="0" distR="0">
             <wp:extent cx="5906135" cy="3114675"/>
@@ -5565,7 +6440,7 @@
                     </pic:cNvPicPr>
                   </pic:nvPicPr>
                   <pic:blipFill>
-                    <a:blip r:embed="rId81"/>
+                    <a:blip r:embed="rId80"/>
                     <a:stretch>
                       <a:fillRect/>
                     </a:stretch>
@@ -5607,8 +6482,45 @@
       <w:pPr>
         <w:ind w:left="705" w:firstLine="0"/>
       </w:pPr>
-      <w:r>
-        <w:t>db.students.aggregate([{$group: {_id: "$department",averageMarks: { $avg: "$marks"}}},{$sort: { averageMarks: -1 }},{$limit: 1}])</w:t>
+      <w:proofErr w:type="spellStart"/>
+      <w:proofErr w:type="gramStart"/>
+      <w:r>
+        <w:t>db.students</w:t>
+      </w:r>
+      <w:proofErr w:type="gramEnd"/>
+      <w:r>
+        <w:t>.aggregate</w:t>
+      </w:r>
+      <w:proofErr w:type="spellEnd"/>
+      <w:r>
+        <w:t>([{$group: {_id: "$department",</w:t>
+      </w:r>
+      <w:proofErr w:type="spellStart"/>
+      <w:r>
+        <w:t>averageMarks</w:t>
+      </w:r>
+      <w:proofErr w:type="spellEnd"/>
+      <w:r>
+        <w:t>: { $</w:t>
+      </w:r>
+      <w:proofErr w:type="spellStart"/>
+      <w:r>
+        <w:t>avg</w:t>
+      </w:r>
+      <w:proofErr w:type="spellEnd"/>
+      <w:r>
+        <w:t xml:space="preserve">: </w:t>
+      </w:r>
+      <w:r>
+        <w:t xml:space="preserve">"$marks"}}},{$sort: { </w:t>
+      </w:r>
+      <w:proofErr w:type="spellStart"/>
+      <w:r>
+        <w:t>averageMarks</w:t>
+      </w:r>
+      <w:proofErr w:type="spellEnd"/>
+      <w:r>
+        <w:t>: -1 }},{$limit: 1}])</w:t>
       </w:r>
     </w:p>
     <w:p>
@@ -5616,6 +6528,9 @@
         <w:ind w:left="705" w:firstLine="0"/>
       </w:pPr>
       <w:r>
+        <w:rPr>
+          <w:noProof/>
+        </w:rPr>
         <w:drawing>
           <wp:inline distT="0" distB="0" distL="0" distR="0">
             <wp:extent cx="6644640" cy="868045"/>
@@ -5634,7 +6549,7 @@
                     </pic:cNvPicPr>
                   </pic:nvPicPr>
                   <pic:blipFill>
-                    <a:blip r:embed="rId82"/>
+                    <a:blip r:embed="rId81"/>
                     <a:stretch>
                       <a:fillRect/>
                     </a:stretch>
@@ -5700,8 +6615,18 @@
       <w:pPr>
         <w:ind w:left="705" w:firstLine="0"/>
       </w:pPr>
-      <w:r>
-        <w:t>db.students.createIndex({email:1})</w:t>
+      <w:proofErr w:type="spellStart"/>
+      <w:proofErr w:type="gramStart"/>
+      <w:r>
+        <w:t>db.students</w:t>
+      </w:r>
+      <w:proofErr w:type="gramEnd"/>
+      <w:r>
+        <w:t>.createIndex</w:t>
+      </w:r>
+      <w:proofErr w:type="spellEnd"/>
+      <w:r>
+        <w:t>({email:1})</w:t>
       </w:r>
     </w:p>
     <w:p>
@@ -5709,6 +6634,9 @@
         <w:ind w:left="705" w:firstLine="0"/>
       </w:pPr>
       <w:r>
+        <w:rPr>
+          <w:noProof/>
+        </w:rPr>
         <w:drawing>
           <wp:inline distT="0" distB="0" distL="0" distR="0">
             <wp:extent cx="3133725" cy="609600"/>
@@ -5727,7 +6655,7 @@
                     </pic:cNvPicPr>
                   </pic:nvPicPr>
                   <pic:blipFill>
-                    <a:blip r:embed="rId83"/>
+                    <a:blip r:embed="rId82"/>
                     <a:stretch>
                       <a:fillRect/>
                     </a:stretch>
@@ -5762,6 +6690,7 @@
         <w:ind w:hanging="360"/>
       </w:pPr>
       <w:r>
+        <w:lastRenderedPageBreak/>
         <w:t xml:space="preserve">Create compound index on department + marks </w:t>
       </w:r>
     </w:p>
@@ -5769,8 +6698,18 @@
       <w:pPr>
         <w:ind w:left="705" w:firstLine="0"/>
       </w:pPr>
-      <w:r>
-        <w:t>db.students.createIndex({department: 1, marks: -1})</w:t>
+      <w:proofErr w:type="spellStart"/>
+      <w:proofErr w:type="gramStart"/>
+      <w:r>
+        <w:t>db.students</w:t>
+      </w:r>
+      <w:proofErr w:type="gramEnd"/>
+      <w:r>
+        <w:t>.createIndex</w:t>
+      </w:r>
+      <w:proofErr w:type="spellEnd"/>
+      <w:r>
+        <w:t>({department: 1, marks: -1})</w:t>
       </w:r>
     </w:p>
     <w:p>
@@ -5778,6 +6717,9 @@
         <w:ind w:left="705" w:firstLine="0"/>
       </w:pPr>
       <w:r>
+        <w:rPr>
+          <w:noProof/>
+        </w:rPr>
         <w:drawing>
           <wp:inline distT="0" distB="0" distL="0" distR="0">
             <wp:extent cx="4210050" cy="590550"/>
@@ -5796,7 +6738,7 @@
                     </pic:cNvPicPr>
                   </pic:nvPicPr>
                   <pic:blipFill>
-                    <a:blip r:embed="rId84"/>
+                    <a:blip r:embed="rId83"/>
                     <a:stretch>
                       <a:fillRect/>
                     </a:stretch>
@@ -5834,8 +6776,21 @@
       <w:pPr>
         <w:ind w:left="705" w:firstLine="0"/>
       </w:pPr>
-      <w:r>
-        <w:t>db.students.getIndexes()</w:t>
+      <w:proofErr w:type="spellStart"/>
+      <w:proofErr w:type="gramStart"/>
+      <w:r>
+        <w:t>db.stude</w:t>
+      </w:r>
+      <w:r>
+        <w:t>nts</w:t>
+      </w:r>
+      <w:proofErr w:type="gramEnd"/>
+      <w:r>
+        <w:t>.getIndexes</w:t>
+      </w:r>
+      <w:proofErr w:type="spellEnd"/>
+      <w:r>
+        <w:t>()</w:t>
       </w:r>
     </w:p>
     <w:p>
@@ -5843,6 +6798,9 @@
         <w:ind w:left="705" w:firstLine="0"/>
       </w:pPr>
       <w:r>
+        <w:rPr>
+          <w:noProof/>
+        </w:rPr>
         <w:drawing>
           <wp:inline distT="0" distB="0" distL="0" distR="0">
             <wp:extent cx="3819525" cy="2533650"/>
@@ -5861,7 +6819,7 @@
                     </pic:cNvPicPr>
                   </pic:nvPicPr>
                   <pic:blipFill>
-                    <a:blip r:embed="rId85"/>
+                    <a:blip r:embed="rId84"/>
                     <a:stretch>
                       <a:fillRect/>
                     </a:stretch>
@@ -6012,6 +6970,10 @@
     </w:p>
     <w:p>
       <w:r>
+        <w:rPr>
+          <w:noProof/>
+        </w:rPr>
+        <w:lastRenderedPageBreak/>
         <w:drawing>
           <wp:inline distT="0" distB="0" distL="0" distR="0">
             <wp:extent cx="2762250" cy="5315585"/>
@@ -6030,7 +6992,7 @@
                     </pic:cNvPicPr>
                   </pic:nvPicPr>
                   <pic:blipFill>
-                    <a:blip r:embed="rId86"/>
+                    <a:blip r:embed="rId85"/>
                     <a:stretch>
                       <a:fillRect/>
                     </a:stretch>
@@ -6053,6 +7015,9 @@
     </w:p>
     <w:p>
       <w:r>
+        <w:rPr>
+          <w:noProof/>
+        </w:rPr>
         <w:drawing>
           <wp:inline distT="0" distB="0" distL="0" distR="0">
             <wp:extent cx="3695700" cy="2247900"/>
@@ -6071,7 +7036,7 @@
                     </pic:cNvPicPr>
                   </pic:nvPicPr>
                   <pic:blipFill>
-                    <a:blip r:embed="rId87"/>
+                    <a:blip r:embed="rId86"/>
                     <a:stretch>
                       <a:fillRect/>
                     </a:stretch>
@@ -6101,8 +7066,13 @@
         </w:numPr>
         <w:ind w:hanging="360"/>
       </w:pPr>
-      <w:r>
-        <w:t xml:space="preserve">Enrol students </w:t>
+      <w:proofErr w:type="spellStart"/>
+      <w:r>
+        <w:t>Enrol</w:t>
+      </w:r>
+      <w:proofErr w:type="spellEnd"/>
+      <w:r>
+        <w:t xml:space="preserve"> students </w:t>
       </w:r>
     </w:p>
     <w:p>
@@ -6117,73 +7087,77 @@
       <w:pPr>
         <w:ind w:left="345" w:firstLine="0"/>
       </w:pPr>
+      <w:proofErr w:type="spellStart"/>
+      <w:proofErr w:type="gramStart"/>
       <w:r>
         <w:rPr>
           <w:rFonts w:ascii="Courier New" w:hAnsi="Courier New" w:cs="Courier New"/>
           <w:color w:val="EAECF0"/>
           <w:sz w:val="21"/>
           <w:szCs w:val="21"/>
-          <w:bdr w:val="single" w:color="DEDCD1" w:sz="2" w:space="0"/>
+          <w:bdr w:val="single" w:sz="2" w:space="0" w:color="DEDCD1"/>
           <w:shd w:val="clear" w:color="auto" w:fill="30302E"/>
         </w:rPr>
         <w:t>db</w:t>
       </w:r>
       <w:r>
         <w:rPr>
-          <w:rStyle w:val="7"/>
+          <w:rStyle w:val="token"/>
           <w:rFonts w:ascii="Courier New" w:hAnsi="Courier New" w:cs="Courier New"/>
           <w:color w:val="D3D7DE"/>
           <w:sz w:val="21"/>
           <w:szCs w:val="21"/>
-          <w:bdr w:val="single" w:color="DEDCD1" w:sz="2" w:space="0"/>
+          <w:bdr w:val="single" w:sz="2" w:space="0" w:color="DEDCD1"/>
           <w:shd w:val="clear" w:color="auto" w:fill="30302E"/>
         </w:rPr>
         <w:t>.</w:t>
       </w:r>
       <w:r>
         <w:rPr>
-          <w:rStyle w:val="7"/>
+          <w:rStyle w:val="token"/>
           <w:rFonts w:ascii="Courier New" w:hAnsi="Courier New" w:cs="Courier New"/>
           <w:color w:val="EAECF0"/>
           <w:sz w:val="21"/>
           <w:szCs w:val="21"/>
-          <w:bdr w:val="single" w:color="DEDCD1" w:sz="2" w:space="0"/>
+          <w:bdr w:val="single" w:sz="2" w:space="0" w:color="DEDCD1"/>
           <w:shd w:val="clear" w:color="auto" w:fill="30302E"/>
         </w:rPr>
         <w:t>students</w:t>
       </w:r>
-      <w:r>
-        <w:rPr>
-          <w:rStyle w:val="7"/>
+      <w:proofErr w:type="gramEnd"/>
+      <w:r>
+        <w:rPr>
+          <w:rStyle w:val="token"/>
           <w:rFonts w:ascii="Courier New" w:hAnsi="Courier New" w:cs="Courier New"/>
           <w:color w:val="D3D7DE"/>
           <w:sz w:val="21"/>
           <w:szCs w:val="21"/>
-          <w:bdr w:val="single" w:color="DEDCD1" w:sz="2" w:space="0"/>
+          <w:bdr w:val="single" w:sz="2" w:space="0" w:color="DEDCD1"/>
           <w:shd w:val="clear" w:color="auto" w:fill="30302E"/>
         </w:rPr>
         <w:t>.</w:t>
       </w:r>
       <w:r>
         <w:rPr>
-          <w:rStyle w:val="7"/>
+          <w:rStyle w:val="token"/>
           <w:rFonts w:ascii="Courier New" w:hAnsi="Courier New" w:cs="Courier New"/>
           <w:color w:val="70B8FF"/>
           <w:sz w:val="21"/>
           <w:szCs w:val="21"/>
-          <w:bdr w:val="single" w:color="DEDCD1" w:sz="2" w:space="0"/>
+          <w:bdr w:val="single" w:sz="2" w:space="0" w:color="DEDCD1"/>
           <w:shd w:val="clear" w:color="auto" w:fill="30302E"/>
         </w:rPr>
         <w:t>find</w:t>
       </w:r>
-      <w:r>
-        <w:rPr>
-          <w:rStyle w:val="7"/>
+      <w:proofErr w:type="spellEnd"/>
+      <w:r>
+        <w:rPr>
+          <w:rStyle w:val="token"/>
           <w:rFonts w:ascii="Courier New" w:hAnsi="Courier New" w:cs="Courier New"/>
           <w:color w:val="D3D7DE"/>
           <w:sz w:val="21"/>
           <w:szCs w:val="21"/>
-          <w:bdr w:val="single" w:color="DEDCD1" w:sz="2" w:space="0"/>
+          <w:bdr w:val="single" w:sz="2" w:space="0" w:color="DEDCD1"/>
           <w:shd w:val="clear" w:color="auto" w:fill="30302E"/>
         </w:rPr>
         <w:t>({},</w:t>
@@ -6194,19 +7168,19 @@
           <w:color w:val="EAECF0"/>
           <w:sz w:val="21"/>
           <w:szCs w:val="21"/>
-          <w:bdr w:val="single" w:color="DEDCD1" w:sz="2" w:space="0"/>
+          <w:bdr w:val="single" w:sz="2" w:space="0" w:color="DEDCD1"/>
           <w:shd w:val="clear" w:color="auto" w:fill="30302E"/>
         </w:rPr>
         <w:t xml:space="preserve"> </w:t>
       </w:r>
       <w:r>
         <w:rPr>
-          <w:rStyle w:val="7"/>
+          <w:rStyle w:val="token"/>
           <w:rFonts w:ascii="Courier New" w:hAnsi="Courier New" w:cs="Courier New"/>
           <w:color w:val="D3D7DE"/>
           <w:sz w:val="21"/>
           <w:szCs w:val="21"/>
-          <w:bdr w:val="single" w:color="DEDCD1" w:sz="2" w:space="0"/>
+          <w:bdr w:val="single" w:sz="2" w:space="0" w:color="DEDCD1"/>
           <w:shd w:val="clear" w:color="auto" w:fill="30302E"/>
         </w:rPr>
         <w:t>{</w:t>
@@ -6217,31 +7191,31 @@
           <w:color w:val="EAECF0"/>
           <w:sz w:val="21"/>
           <w:szCs w:val="21"/>
-          <w:bdr w:val="single" w:color="DEDCD1" w:sz="2" w:space="0"/>
+          <w:bdr w:val="single" w:sz="2" w:space="0" w:color="DEDCD1"/>
           <w:shd w:val="clear" w:color="auto" w:fill="30302E"/>
         </w:rPr>
         <w:t xml:space="preserve"> </w:t>
       </w:r>
       <w:r>
         <w:rPr>
-          <w:rStyle w:val="7"/>
+          <w:rStyle w:val="token"/>
           <w:rFonts w:ascii="Courier New" w:hAnsi="Courier New" w:cs="Courier New"/>
           <w:color w:val="F47B85"/>
           <w:sz w:val="21"/>
           <w:szCs w:val="21"/>
-          <w:bdr w:val="single" w:color="DEDCD1" w:sz="2" w:space="0"/>
+          <w:bdr w:val="single" w:sz="2" w:space="0" w:color="DEDCD1"/>
           <w:shd w:val="clear" w:color="auto" w:fill="30302E"/>
         </w:rPr>
         <w:t>_id</w:t>
       </w:r>
       <w:r>
         <w:rPr>
-          <w:rStyle w:val="7"/>
+          <w:rStyle w:val="token"/>
           <w:rFonts w:ascii="Courier New" w:hAnsi="Courier New" w:cs="Courier New"/>
           <w:color w:val="EAECF0"/>
           <w:sz w:val="21"/>
           <w:szCs w:val="21"/>
-          <w:bdr w:val="single" w:color="DEDCD1" w:sz="2" w:space="0"/>
+          <w:bdr w:val="single" w:sz="2" w:space="0" w:color="DEDCD1"/>
           <w:shd w:val="clear" w:color="auto" w:fill="30302E"/>
         </w:rPr>
         <w:t>:</w:t>
@@ -6252,31 +7226,31 @@
           <w:color w:val="EAECF0"/>
           <w:sz w:val="21"/>
           <w:szCs w:val="21"/>
-          <w:bdr w:val="single" w:color="DEDCD1" w:sz="2" w:space="0"/>
+          <w:bdr w:val="single" w:sz="2" w:space="0" w:color="DEDCD1"/>
           <w:shd w:val="clear" w:color="auto" w:fill="30302E"/>
         </w:rPr>
         <w:t xml:space="preserve"> </w:t>
       </w:r>
       <w:r>
         <w:rPr>
-          <w:rStyle w:val="7"/>
+          <w:rStyle w:val="token"/>
           <w:rFonts w:ascii="Courier New" w:hAnsi="Courier New" w:cs="Courier New"/>
           <w:color w:val="5EEDED"/>
           <w:sz w:val="21"/>
           <w:szCs w:val="21"/>
-          <w:bdr w:val="single" w:color="DEDCD1" w:sz="2" w:space="0"/>
+          <w:bdr w:val="single" w:sz="2" w:space="0" w:color="DEDCD1"/>
           <w:shd w:val="clear" w:color="auto" w:fill="30302E"/>
         </w:rPr>
         <w:t>1</w:t>
       </w:r>
       <w:r>
         <w:rPr>
-          <w:rStyle w:val="7"/>
+          <w:rStyle w:val="token"/>
           <w:rFonts w:ascii="Courier New" w:hAnsi="Courier New" w:cs="Courier New"/>
           <w:color w:val="D3D7DE"/>
           <w:sz w:val="21"/>
           <w:szCs w:val="21"/>
-          <w:bdr w:val="single" w:color="DEDCD1" w:sz="2" w:space="0"/>
+          <w:bdr w:val="single" w:sz="2" w:space="0" w:color="DEDCD1"/>
           <w:shd w:val="clear" w:color="auto" w:fill="30302E"/>
         </w:rPr>
         <w:t>,</w:t>
@@ -6287,31 +7261,31 @@
           <w:color w:val="EAECF0"/>
           <w:sz w:val="21"/>
           <w:szCs w:val="21"/>
-          <w:bdr w:val="single" w:color="DEDCD1" w:sz="2" w:space="0"/>
+          <w:bdr w:val="single" w:sz="2" w:space="0" w:color="DEDCD1"/>
           <w:shd w:val="clear" w:color="auto" w:fill="30302E"/>
         </w:rPr>
         <w:t xml:space="preserve"> </w:t>
       </w:r>
       <w:r>
         <w:rPr>
-          <w:rStyle w:val="7"/>
+          <w:rStyle w:val="token"/>
           <w:rFonts w:ascii="Courier New" w:hAnsi="Courier New" w:cs="Courier New"/>
           <w:color w:val="F47B85"/>
           <w:sz w:val="21"/>
           <w:szCs w:val="21"/>
-          <w:bdr w:val="single" w:color="DEDCD1" w:sz="2" w:space="0"/>
+          <w:bdr w:val="single" w:sz="2" w:space="0" w:color="DEDCD1"/>
           <w:shd w:val="clear" w:color="auto" w:fill="30302E"/>
         </w:rPr>
         <w:t>name</w:t>
       </w:r>
       <w:r>
         <w:rPr>
-          <w:rStyle w:val="7"/>
+          <w:rStyle w:val="token"/>
           <w:rFonts w:ascii="Courier New" w:hAnsi="Courier New" w:cs="Courier New"/>
           <w:color w:val="EAECF0"/>
           <w:sz w:val="21"/>
           <w:szCs w:val="21"/>
-          <w:bdr w:val="single" w:color="DEDCD1" w:sz="2" w:space="0"/>
+          <w:bdr w:val="single" w:sz="2" w:space="0" w:color="DEDCD1"/>
           <w:shd w:val="clear" w:color="auto" w:fill="30302E"/>
         </w:rPr>
         <w:t>:</w:t>
@@ -6322,19 +7296,19 @@
           <w:color w:val="EAECF0"/>
           <w:sz w:val="21"/>
           <w:szCs w:val="21"/>
-          <w:bdr w:val="single" w:color="DEDCD1" w:sz="2" w:space="0"/>
+          <w:bdr w:val="single" w:sz="2" w:space="0" w:color="DEDCD1"/>
           <w:shd w:val="clear" w:color="auto" w:fill="30302E"/>
         </w:rPr>
         <w:t xml:space="preserve"> </w:t>
       </w:r>
       <w:r>
         <w:rPr>
-          <w:rStyle w:val="7"/>
+          <w:rStyle w:val="token"/>
           <w:rFonts w:ascii="Courier New" w:hAnsi="Courier New" w:cs="Courier New"/>
           <w:color w:val="5EEDED"/>
           <w:sz w:val="21"/>
           <w:szCs w:val="21"/>
-          <w:bdr w:val="single" w:color="DEDCD1" w:sz="2" w:space="0"/>
+          <w:bdr w:val="single" w:sz="2" w:space="0" w:color="DEDCD1"/>
           <w:shd w:val="clear" w:color="auto" w:fill="30302E"/>
         </w:rPr>
         <w:t>1</w:t>
@@ -6345,19 +7319,19 @@
           <w:color w:val="EAECF0"/>
           <w:sz w:val="21"/>
           <w:szCs w:val="21"/>
-          <w:bdr w:val="single" w:color="DEDCD1" w:sz="2" w:space="0"/>
+          <w:bdr w:val="single" w:sz="2" w:space="0" w:color="DEDCD1"/>
           <w:shd w:val="clear" w:color="auto" w:fill="30302E"/>
         </w:rPr>
         <w:t xml:space="preserve"> </w:t>
       </w:r>
       <w:r>
         <w:rPr>
-          <w:rStyle w:val="7"/>
+          <w:rStyle w:val="token"/>
           <w:rFonts w:ascii="Courier New" w:hAnsi="Courier New" w:cs="Courier New"/>
           <w:color w:val="D3D7DE"/>
           <w:sz w:val="21"/>
           <w:szCs w:val="21"/>
-          <w:bdr w:val="single" w:color="DEDCD1" w:sz="2" w:space="0"/>
+          <w:bdr w:val="single" w:sz="2" w:space="0" w:color="DEDCD1"/>
           <w:shd w:val="clear" w:color="auto" w:fill="30302E"/>
         </w:rPr>
         <w:t>})</w:t>
@@ -6376,6 +7350,10 @@
         <w:ind w:left="345" w:firstLine="0"/>
       </w:pPr>
       <w:r>
+        <w:rPr>
+          <w:noProof/>
+        </w:rPr>
+        <w:lastRenderedPageBreak/>
         <w:drawing>
           <wp:inline distT="0" distB="0" distL="0" distR="0">
             <wp:extent cx="5077460" cy="2743200"/>
@@ -6394,7 +7372,7 @@
                     </pic:cNvPicPr>
                   </pic:nvPicPr>
                   <pic:blipFill>
-                    <a:blip r:embed="rId88"/>
+                    <a:blip r:embed="rId87"/>
                     <a:stretch>
                       <a:fillRect/>
                     </a:stretch>
@@ -6420,6 +7398,9 @@
         <w:ind w:left="345" w:firstLine="0"/>
       </w:pPr>
       <w:r>
+        <w:rPr>
+          <w:noProof/>
+        </w:rPr>
         <w:drawing>
           <wp:inline distT="0" distB="0" distL="0" distR="0">
             <wp:extent cx="4295775" cy="4391025"/>
@@ -6438,7 +7419,7 @@
                     </pic:cNvPicPr>
                   </pic:nvPicPr>
                   <pic:blipFill>
-                    <a:blip r:embed="rId89"/>
+                    <a:blip r:embed="rId88"/>
                     <a:stretch>
                       <a:fillRect/>
                     </a:stretch>
@@ -6481,6 +7462,10 @@
         <w:ind w:left="345" w:firstLine="0"/>
       </w:pPr>
       <w:r>
+        <w:rPr>
+          <w:noProof/>
+        </w:rPr>
+        <w:lastRenderedPageBreak/>
         <w:drawing>
           <wp:inline distT="0" distB="0" distL="0" distR="0">
             <wp:extent cx="2438400" cy="3905250"/>
@@ -6499,7 +7484,7 @@
                     </pic:cNvPicPr>
                   </pic:nvPicPr>
                   <pic:blipFill>
-                    <a:blip r:embed="rId90"/>
+                    <a:blip r:embed="rId89"/>
                     <a:stretch>
                       <a:fillRect/>
                     </a:stretch>
@@ -6525,6 +7510,9 @@
         <w:ind w:left="345" w:firstLine="0"/>
       </w:pPr>
       <w:r>
+        <w:rPr>
+          <w:noProof/>
+        </w:rPr>
         <w:drawing>
           <wp:inline distT="0" distB="0" distL="0" distR="0">
             <wp:extent cx="3629025" cy="1790700"/>
@@ -6543,7 +7531,7 @@
                     </pic:cNvPicPr>
                   </pic:nvPicPr>
                   <pic:blipFill>
-                    <a:blip r:embed="rId91"/>
+                    <a:blip r:embed="rId90"/>
                     <a:stretch>
                       <a:fillRect/>
                     </a:stretch>
@@ -6569,6 +7557,9 @@
         <w:ind w:left="345" w:firstLine="0"/>
       </w:pPr>
       <w:r>
+        <w:rPr>
+          <w:noProof/>
+        </w:rPr>
         <w:drawing>
           <wp:inline distT="0" distB="0" distL="0" distR="0">
             <wp:extent cx="3733800" cy="3248025"/>
@@ -6587,7 +7578,7 @@
                     </pic:cNvPicPr>
                   </pic:nvPicPr>
                   <pic:blipFill>
-                    <a:blip r:embed="rId92"/>
+                    <a:blip r:embed="rId91"/>
                     <a:stretch>
                       <a:fillRect/>
                     </a:stretch>
@@ -6617,6 +7608,7 @@
         <w:rPr>
           <w:b/>
         </w:rPr>
+        <w:lastRenderedPageBreak/>
         <w:t xml:space="preserve"> </w:t>
       </w:r>
     </w:p>
@@ -6649,6 +7641,9 @@
         <w:ind w:left="345" w:firstLine="0"/>
       </w:pPr>
       <w:r>
+        <w:rPr>
+          <w:noProof/>
+        </w:rPr>
         <w:drawing>
           <wp:inline distT="0" distB="0" distL="0" distR="0">
             <wp:extent cx="2200275" cy="4915535"/>
@@ -6667,7 +7662,7 @@
                     </pic:cNvPicPr>
                   </pic:nvPicPr>
                   <pic:blipFill>
-                    <a:blip r:embed="rId93"/>
+                    <a:blip r:embed="rId92"/>
                     <a:stretch>
                       <a:fillRect/>
                     </a:stretch>
@@ -6693,6 +7688,10 @@
         <w:ind w:left="345" w:firstLine="0"/>
       </w:pPr>
       <w:r>
+        <w:rPr>
+          <w:noProof/>
+        </w:rPr>
+        <w:lastRenderedPageBreak/>
         <w:drawing>
           <wp:inline distT="0" distB="0" distL="0" distR="0">
             <wp:extent cx="3895725" cy="5610860"/>
@@ -6711,7 +7710,7 @@
                     </pic:cNvPicPr>
                   </pic:nvPicPr>
                   <pic:blipFill>
-                    <a:blip r:embed="rId94"/>
+                    <a:blip r:embed="rId93"/>
                     <a:stretch>
                       <a:fillRect/>
                     </a:stretch>
@@ -6753,8 +7752,26 @@
       <w:pPr>
         <w:ind w:left="705" w:firstLine="0"/>
       </w:pPr>
-      <w:r>
-        <w:t>db.students.find({marks:{ $lt: 50}})</w:t>
+      <w:proofErr w:type="spellStart"/>
+      <w:proofErr w:type="gramStart"/>
+      <w:r>
+        <w:t>db.students</w:t>
+      </w:r>
+      <w:proofErr w:type="gramEnd"/>
+      <w:r>
+        <w:t>.find</w:t>
+      </w:r>
+      <w:proofErr w:type="spellEnd"/>
+      <w:r>
+        <w:t>({marks:{ $</w:t>
+      </w:r>
+      <w:proofErr w:type="spellStart"/>
+      <w:r>
+        <w:t>lt</w:t>
+      </w:r>
+      <w:proofErr w:type="spellEnd"/>
+      <w:r>
+        <w:t>: 50}})</w:t>
       </w:r>
     </w:p>
     <w:p>
@@ -6762,6 +7779,10 @@
         <w:ind w:left="705" w:firstLine="0"/>
       </w:pPr>
       <w:r>
+        <w:rPr>
+          <w:noProof/>
+        </w:rPr>
+        <w:lastRenderedPageBreak/>
         <w:drawing>
           <wp:inline distT="0" distB="0" distL="0" distR="0">
             <wp:extent cx="3562350" cy="5582285"/>
@@ -6780,7 +7801,7 @@
                     </pic:cNvPicPr>
                   </pic:nvPicPr>
                   <pic:blipFill>
-                    <a:blip r:embed="rId95"/>
+                    <a:blip r:embed="rId94"/>
                     <a:stretch>
                       <a:fillRect/>
                     </a:stretch>
@@ -6806,6 +7827,10 @@
         <w:ind w:left="705" w:firstLine="0"/>
       </w:pPr>
       <w:r>
+        <w:rPr>
+          <w:noProof/>
+        </w:rPr>
+        <w:lastRenderedPageBreak/>
         <w:drawing>
           <wp:inline distT="0" distB="0" distL="0" distR="0">
             <wp:extent cx="3448050" cy="5496560"/>
@@ -6824,7 +7849,7 @@
                     </pic:cNvPicPr>
                   </pic:nvPicPr>
                   <pic:blipFill>
-                    <a:blip r:embed="rId96"/>
+                    <a:blip r:embed="rId95"/>
                     <a:stretch>
                       <a:fillRect/>
                     </a:stretch>
@@ -6866,8 +7891,18 @@
       <w:pPr>
         <w:ind w:left="345" w:firstLine="0"/>
       </w:pPr>
-      <w:r>
-        <w:t>db.students.find({},{ name: 1, marks: 1, department: 1,_id: 0}).sort({ marks: -1 }).limit(5)</w:t>
+      <w:proofErr w:type="spellStart"/>
+      <w:proofErr w:type="gramStart"/>
+      <w:r>
+        <w:t>db.students</w:t>
+      </w:r>
+      <w:proofErr w:type="gramEnd"/>
+      <w:r>
+        <w:t>.find</w:t>
+      </w:r>
+      <w:proofErr w:type="spellEnd"/>
+      <w:r>
+        <w:t>({},{ name: 1, marks: 1, department: 1,_id: 0}).sort({ marks: -1 }).limit(5)</w:t>
       </w:r>
     </w:p>
     <w:p>
@@ -6875,6 +7910,10 @@
         <w:ind w:left="345" w:firstLine="0"/>
       </w:pPr>
       <w:r>
+        <w:rPr>
+          <w:noProof/>
+        </w:rPr>
+        <w:lastRenderedPageBreak/>
         <w:drawing>
           <wp:inline distT="0" distB="0" distL="0" distR="0">
             <wp:extent cx="6644640" cy="4936490"/>
@@ -6893,7 +7932,7 @@
                     </pic:cNvPicPr>
                   </pic:nvPicPr>
                   <pic:blipFill>
-                    <a:blip r:embed="rId97"/>
+                    <a:blip r:embed="rId96"/>
                     <a:stretch>
                       <a:fillRect/>
                     </a:stretch>
@@ -6945,8 +7984,66 @@
       <w:pPr>
         <w:ind w:left="345" w:firstLine="0"/>
       </w:pPr>
-      <w:r>
-        <w:t>db.students.aggregate([{$group: {_id: "$department",averageMarks: { $avg: "$marks" },totalStudents: { $sum: 1 },maxMarks: { $max: "$marks" },minMarks: { $min: "$marks" }}},{$sort: { averageMarks: -1 }}])</w:t>
+      <w:proofErr w:type="spellStart"/>
+      <w:proofErr w:type="gramStart"/>
+      <w:r>
+        <w:t>db.students</w:t>
+      </w:r>
+      <w:proofErr w:type="gramEnd"/>
+      <w:r>
+        <w:t>.aggregate</w:t>
+      </w:r>
+      <w:proofErr w:type="spellEnd"/>
+      <w:r>
+        <w:t>([{$group: {_id: "$department",</w:t>
+      </w:r>
+      <w:proofErr w:type="spellStart"/>
+      <w:r>
+        <w:t>averageMarks</w:t>
+      </w:r>
+      <w:proofErr w:type="spellEnd"/>
+      <w:r>
+        <w:t>: { $</w:t>
+      </w:r>
+      <w:proofErr w:type="spellStart"/>
+      <w:r>
+        <w:t>avg</w:t>
+      </w:r>
+      <w:proofErr w:type="spellEnd"/>
+      <w:r>
+        <w:t>: "$marks" },</w:t>
+      </w:r>
+      <w:proofErr w:type="spellStart"/>
+      <w:r>
+        <w:t>totalStudents</w:t>
+      </w:r>
+      <w:proofErr w:type="spellEnd"/>
+      <w:r>
+        <w:t>: { $sum: 1 },</w:t>
+      </w:r>
+      <w:proofErr w:type="spellStart"/>
+      <w:r>
+        <w:t>maxMarks</w:t>
+      </w:r>
+      <w:proofErr w:type="spellEnd"/>
+      <w:r>
+        <w:t>: { $max: "$marks" },</w:t>
+      </w:r>
+      <w:proofErr w:type="spellStart"/>
+      <w:r>
+        <w:t>minMarks</w:t>
+      </w:r>
+      <w:proofErr w:type="spellEnd"/>
+      <w:r>
+        <w:t xml:space="preserve">: { $min: "$marks" }}},{$sort: { </w:t>
+      </w:r>
+      <w:proofErr w:type="spellStart"/>
+      <w:r>
+        <w:t>averageMarks</w:t>
+      </w:r>
+      <w:proofErr w:type="spellEnd"/>
+      <w:r>
+        <w:t>: -1 }}])</w:t>
       </w:r>
     </w:p>
     <w:p>
@@ -6954,6 +8051,10 @@
         <w:ind w:left="345" w:firstLine="0"/>
       </w:pPr>
       <w:r>
+        <w:rPr>
+          <w:noProof/>
+        </w:rPr>
+        <w:lastRenderedPageBreak/>
         <w:drawing>
           <wp:inline distT="0" distB="0" distL="0" distR="0">
             <wp:extent cx="3648075" cy="5258435"/>
@@ -6972,7 +8073,7 @@
                     </pic:cNvPicPr>
                   </pic:nvPicPr>
                   <pic:blipFill>
-                    <a:blip r:embed="rId98"/>
+                    <a:blip r:embed="rId97"/>
                     <a:stretch>
                       <a:fillRect/>
                     </a:stretch>
@@ -7015,15 +8116,44 @@
         <w:ind w:left="345" w:firstLine="0"/>
       </w:pPr>
       <w:r>
-        <w:t>// give +5 for student who have &lt;50 point</w:t>
+        <w:t xml:space="preserve">// give </w:t>
+      </w:r>
+      <w:r>
+        <w:t>+5 for student who have &lt;50 point</w:t>
       </w:r>
     </w:p>
     <w:p>
       <w:pPr>
         <w:ind w:left="345" w:firstLine="0"/>
       </w:pPr>
-      <w:r>
-        <w:t>db.students.updateMany({ marks: { $lt: 50 } },{ $inc:{ marks: 5}})</w:t>
+      <w:proofErr w:type="spellStart"/>
+      <w:proofErr w:type="gramStart"/>
+      <w:r>
+        <w:t>db.students</w:t>
+      </w:r>
+      <w:proofErr w:type="gramEnd"/>
+      <w:r>
+        <w:t>.updateMany</w:t>
+      </w:r>
+      <w:proofErr w:type="spellEnd"/>
+      <w:r>
+        <w:t>({ marks: { $</w:t>
+      </w:r>
+      <w:proofErr w:type="spellStart"/>
+      <w:r>
+        <w:t>lt</w:t>
+      </w:r>
+      <w:proofErr w:type="spellEnd"/>
+      <w:r>
+        <w:t>: 50 } },{ $</w:t>
+      </w:r>
+      <w:proofErr w:type="spellStart"/>
+      <w:r>
+        <w:t>inc</w:t>
+      </w:r>
+      <w:proofErr w:type="spellEnd"/>
+      <w:r>
+        <w:t>:{ marks: 5}})</w:t>
       </w:r>
     </w:p>
     <w:p>
@@ -7031,6 +8161,9 @@
         <w:ind w:left="345" w:firstLine="0"/>
       </w:pPr>
       <w:r>
+        <w:rPr>
+          <w:noProof/>
+        </w:rPr>
         <w:drawing>
           <wp:inline distT="0" distB="0" distL="0" distR="0">
             <wp:extent cx="5277485" cy="1866900"/>
@@ -7049,7 +8182,7 @@
                     </pic:cNvPicPr>
                   </pic:nvPicPr>
                   <pic:blipFill>
-                    <a:blip r:embed="rId99"/>
+                    <a:blip r:embed="rId98"/>
                     <a:stretch>
                       <a:fillRect/>
                     </a:stretch>
@@ -7084,21 +8217,21 @@
       </w:r>
       <w:r>
         <w:rPr>
-          <w:rFonts w:ascii="Segoe UI Symbol" w:hAnsi="Segoe UI Symbol" w:eastAsia="Segoe UI Symbol" w:cs="Segoe UI Symbol"/>
+          <w:rFonts w:ascii="Segoe UI Symbol" w:eastAsia="Segoe UI Symbol" w:hAnsi="Segoe UI Symbol" w:cs="Segoe UI Symbol"/>
           <w:sz w:val="20"/>
         </w:rPr>
         <w:t>•</w:t>
       </w:r>
       <w:r>
         <w:rPr>
-          <w:rFonts w:ascii="Arial" w:hAnsi="Arial" w:eastAsia="Arial" w:cs="Arial"/>
+          <w:rFonts w:ascii="Arial" w:eastAsia="Arial" w:hAnsi="Arial" w:cs="Arial"/>
           <w:sz w:val="20"/>
         </w:rPr>
         <w:t xml:space="preserve"> </w:t>
       </w:r>
       <w:r>
         <w:rPr>
-          <w:rFonts w:ascii="Arial" w:hAnsi="Arial" w:eastAsia="Arial" w:cs="Arial"/>
+          <w:rFonts w:ascii="Arial" w:eastAsia="Arial" w:hAnsi="Arial" w:cs="Arial"/>
           <w:sz w:val="20"/>
         </w:rPr>
         <w:tab/>
@@ -7119,8 +8252,37 @@
       <w:pPr>
         <w:ind w:left="345" w:firstLine="0"/>
       </w:pPr>
-      <w:r>
-        <w:t>db.students.updateMany({ marks:{ $gte: 85}},{ $set:{status:"graduated" }})</w:t>
+      <w:proofErr w:type="spellStart"/>
+      <w:proofErr w:type="gramStart"/>
+      <w:r>
+        <w:t>db.students</w:t>
+      </w:r>
+      <w:proofErr w:type="gramEnd"/>
+      <w:r>
+        <w:t>.updateMany</w:t>
+      </w:r>
+      <w:proofErr w:type="spellEnd"/>
+      <w:r>
+        <w:t>({ marks:{ $</w:t>
+      </w:r>
+      <w:proofErr w:type="spellStart"/>
+      <w:r>
+        <w:t>gte</w:t>
+      </w:r>
+      <w:proofErr w:type="spellEnd"/>
+      <w:r>
+        <w:t>: 85}},{ $set:{</w:t>
+      </w:r>
+      <w:proofErr w:type="spellStart"/>
+      <w:r>
+        <w:t>status:"graduated</w:t>
+      </w:r>
+      <w:proofErr w:type="spellEnd"/>
+      <w:r>
+        <w:t>" }</w:t>
+      </w:r>
+      <w:r>
+        <w:t>})</w:t>
       </w:r>
     </w:p>
     <w:p>
@@ -7128,6 +8290,10 @@
         <w:ind w:left="345" w:firstLine="0"/>
       </w:pPr>
       <w:r>
+        <w:rPr>
+          <w:noProof/>
+        </w:rPr>
+        <w:lastRenderedPageBreak/>
         <w:drawing>
           <wp:inline distT="0" distB="0" distL="0" distR="0">
             <wp:extent cx="5877560" cy="2143125"/>
@@ -7146,7 +8312,7 @@
                     </pic:cNvPicPr>
                   </pic:nvPicPr>
                   <pic:blipFill>
-                    <a:blip r:embed="rId100"/>
+                    <a:blip r:embed="rId99"/>
                     <a:stretch>
                       <a:fillRect/>
                     </a:stretch>
@@ -7184,8 +8350,18 @@
       <w:pPr>
         <w:ind w:left="345" w:firstLine="0"/>
       </w:pPr>
-      <w:r>
-        <w:t>db.students.deleteMany({status: "graduated"})</w:t>
+      <w:proofErr w:type="spellStart"/>
+      <w:proofErr w:type="gramStart"/>
+      <w:r>
+        <w:t>db.students</w:t>
+      </w:r>
+      <w:proofErr w:type="gramEnd"/>
+      <w:r>
+        <w:t>.deleteMany</w:t>
+      </w:r>
+      <w:proofErr w:type="spellEnd"/>
+      <w:r>
+        <w:t>({status: "graduated"})</w:t>
       </w:r>
     </w:p>
     <w:p>
@@ -7193,6 +8369,9 @@
         <w:ind w:left="345" w:firstLine="0"/>
       </w:pPr>
       <w:r>
+        <w:rPr>
+          <w:noProof/>
+        </w:rPr>
         <w:drawing>
           <wp:inline distT="0" distB="0" distL="0" distR="0">
             <wp:extent cx="3762375" cy="1209675"/>
@@ -7211,7 +8390,7 @@
                     </pic:cNvPicPr>
                   </pic:nvPicPr>
                   <pic:blipFill>
-                    <a:blip r:embed="rId101"/>
+                    <a:blip r:embed="rId100"/>
                     <a:stretch>
                       <a:fillRect/>
                     </a:stretch>
@@ -7245,8 +8424,13 @@
         </w:numPr>
         <w:ind w:hanging="360"/>
       </w:pPr>
-      <w:r>
-        <w:t>find(), update(), delete().</w:t>
+      <w:proofErr w:type="gramStart"/>
+      <w:r>
+        <w:t>find(</w:t>
+      </w:r>
+      <w:proofErr w:type="gramEnd"/>
+      <w:r>
+        <w:t>), update(), delete().</w:t>
       </w:r>
     </w:p>
     <w:p>
@@ -7261,8 +8445,18 @@
       <w:pPr>
         <w:ind w:left="345" w:firstLine="0"/>
       </w:pPr>
-      <w:r>
-        <w:t>db.students.find({marks: { $gte:50}})</w:t>
+      <w:proofErr w:type="spellStart"/>
+      <w:proofErr w:type="gramStart"/>
+      <w:r>
+        <w:t>db.students</w:t>
+      </w:r>
+      <w:proofErr w:type="gramEnd"/>
+      <w:r>
+        <w:t>.find</w:t>
+      </w:r>
+      <w:proofErr w:type="spellEnd"/>
+      <w:r>
+        <w:t>({marks: { $gte:50}})</w:t>
       </w:r>
     </w:p>
     <w:p>
@@ -7270,6 +8464,10 @@
         <w:ind w:left="345" w:firstLine="0"/>
       </w:pPr>
       <w:r>
+        <w:rPr>
+          <w:noProof/>
+        </w:rPr>
+        <w:lastRenderedPageBreak/>
         <w:drawing>
           <wp:inline distT="0" distB="0" distL="0" distR="0">
             <wp:extent cx="3581400" cy="4429125"/>
@@ -7288,7 +8486,7 @@
                     </pic:cNvPicPr>
                   </pic:nvPicPr>
                   <pic:blipFill>
-                    <a:blip r:embed="rId102"/>
+                    <a:blip r:embed="rId101"/>
                     <a:stretch>
                       <a:fillRect/>
                     </a:stretch>
@@ -7314,6 +8512,10 @@
         <w:ind w:left="345" w:firstLine="0"/>
       </w:pPr>
       <w:r>
+        <w:rPr>
+          <w:noProof/>
+        </w:rPr>
+        <w:lastRenderedPageBreak/>
         <w:drawing>
           <wp:inline distT="0" distB="0" distL="0" distR="0">
             <wp:extent cx="3657600" cy="4658360"/>
@@ -7332,7 +8534,7 @@
                     </pic:cNvPicPr>
                   </pic:nvPicPr>
                   <pic:blipFill>
-                    <a:blip r:embed="rId103"/>
+                    <a:blip r:embed="rId102"/>
                     <a:stretch>
                       <a:fillRect/>
                     </a:stretch>
@@ -7358,6 +8560,10 @@
         <w:ind w:left="345" w:firstLine="0"/>
       </w:pPr>
       <w:r>
+        <w:rPr>
+          <w:noProof/>
+        </w:rPr>
+        <w:lastRenderedPageBreak/>
         <w:drawing>
           <wp:inline distT="0" distB="0" distL="0" distR="0">
             <wp:extent cx="3543300" cy="5582285"/>
@@ -7376,7 +8582,7 @@
                     </pic:cNvPicPr>
                   </pic:nvPicPr>
                   <pic:blipFill>
-                    <a:blip r:embed="rId104"/>
+                    <a:blip r:embed="rId103"/>
                     <a:stretch>
                       <a:fillRect/>
                     </a:stretch>
@@ -7416,182 +8622,358 @@
         <w:ind w:hanging="360"/>
       </w:pPr>
       <w:r>
-        <w:t>Use $group, $count, $avg, $max,</w:t>
+        <w:t>Use $group, $count, $</w:t>
+      </w:r>
+      <w:proofErr w:type="spellStart"/>
+      <w:r>
+        <w:t>avg</w:t>
+      </w:r>
+      <w:proofErr w:type="spellEnd"/>
+      <w:r>
+        <w:t>, $max,</w:t>
       </w:r>
     </w:p>
     <w:p>
       <w:pPr>
         <w:ind w:left="345" w:firstLine="0"/>
-        <w:rPr>
-          <w:rFonts w:hint="default"/>
-          <w:lang w:val="en-US"/>
-        </w:rPr>
-      </w:pPr>
-      <w:r>
-        <w:rPr>
-          <w:rFonts w:hint="default"/>
-          <w:lang w:val="en-US"/>
-        </w:rPr>
+      </w:pPr>
+      <w:r>
         <w:t>- group</w:t>
       </w:r>
     </w:p>
     <w:p>
       <w:pPr>
         <w:ind w:left="345" w:firstLine="0"/>
-        <w:rPr>
-          <w:rFonts w:hint="default"/>
-          <w:lang w:val="en-US"/>
-        </w:rPr>
-      </w:pPr>
-      <w:r>
-        <w:rPr>
-          <w:rFonts w:hint="default"/>
-          <w:lang w:val="en-US"/>
-        </w:rPr>
-        <w:t>db.students.aggregate([{$group: {_id: "$department",totalStudents:{$sum:1}}}])</w:t>
+      </w:pPr>
+      <w:proofErr w:type="spellStart"/>
+      <w:proofErr w:type="gramStart"/>
+      <w:r>
+        <w:t>db.students</w:t>
+      </w:r>
+      <w:proofErr w:type="gramEnd"/>
+      <w:r>
+        <w:t>.aggreg</w:t>
+      </w:r>
+      <w:r>
+        <w:t>ate</w:t>
+      </w:r>
+      <w:proofErr w:type="spellEnd"/>
+      <w:r>
+        <w:t>([{$group: {_id: "$department",</w:t>
+      </w:r>
+      <w:proofErr w:type="spellStart"/>
+      <w:r>
+        <w:t>totalStudents</w:t>
+      </w:r>
+      <w:proofErr w:type="spellEnd"/>
+      <w:r>
+        <w:t>:{$sum:1}}}])</w:t>
       </w:r>
     </w:p>
     <w:p>
       <w:pPr>
         <w:ind w:left="345" w:firstLine="0"/>
-        <w:rPr>
-          <w:rFonts w:hint="default"/>
-          <w:lang w:val="en-US"/>
-        </w:rPr>
-      </w:pPr>
+      </w:pPr>
+      <w:r>
+        <w:lastRenderedPageBreak/>
+        <w:drawing>
+          <wp:inline distT="0" distB="0" distL="0" distR="0" wp14:anchorId="4B44AAD2" wp14:editId="383D9289">
+            <wp:extent cx="6344535" cy="3077004"/>
+            <wp:effectExtent l="0" t="0" r="0" b="9525"/>
+            <wp:docPr id="4483" name="Picture 4483"/>
+            <wp:cNvGraphicFramePr>
+              <a:graphicFrameLocks xmlns:a="http://schemas.openxmlformats.org/drawingml/2006/main" noChangeAspect="1"/>
+            </wp:cNvGraphicFramePr>
+            <a:graphic xmlns:a="http://schemas.openxmlformats.org/drawingml/2006/main">
+              <a:graphicData uri="http://schemas.openxmlformats.org/drawingml/2006/picture">
+                <pic:pic xmlns:pic="http://schemas.openxmlformats.org/drawingml/2006/picture">
+                  <pic:nvPicPr>
+                    <pic:cNvPr id="1" name=""/>
+                    <pic:cNvPicPr/>
+                  </pic:nvPicPr>
+                  <pic:blipFill>
+                    <a:blip r:embed="rId104"/>
+                    <a:stretch>
+                      <a:fillRect/>
+                    </a:stretch>
+                  </pic:blipFill>
+                  <pic:spPr>
+                    <a:xfrm>
+                      <a:off x="0" y="0"/>
+                      <a:ext cx="6344535" cy="3077004"/>
+                    </a:xfrm>
+                    <a:prstGeom prst="rect">
+                      <a:avLst/>
+                    </a:prstGeom>
+                  </pic:spPr>
+                </pic:pic>
+              </a:graphicData>
+            </a:graphic>
+          </wp:inline>
+        </w:drawing>
+      </w:r>
     </w:p>
     <w:p>
       <w:pPr>
         <w:ind w:left="345" w:firstLine="0"/>
-        <w:rPr>
-          <w:rFonts w:hint="default"/>
-          <w:lang w:val="en-US"/>
-        </w:rPr>
-      </w:pPr>
-      <w:r>
-        <w:rPr>
-          <w:rFonts w:hint="default"/>
-          <w:lang w:val="en-US"/>
-        </w:rPr>
+      </w:pPr>
+    </w:p>
+    <w:p>
+      <w:pPr>
+        <w:ind w:left="345" w:firstLine="0"/>
+      </w:pPr>
+      <w:r>
         <w:t>-count</w:t>
       </w:r>
     </w:p>
     <w:p>
       <w:pPr>
         <w:ind w:left="345" w:firstLine="0"/>
-        <w:rPr>
-          <w:rFonts w:hint="default"/>
-          <w:lang w:val="en-US"/>
-        </w:rPr>
-      </w:pPr>
-      <w:r>
-        <w:rPr>
-          <w:rFonts w:hint="default"/>
-          <w:lang w:val="en-US"/>
-        </w:rPr>
-        <w:t>db.students.aggregate([{ $count: "totalStudents" }])</w:t>
+      </w:pPr>
+      <w:proofErr w:type="spellStart"/>
+      <w:proofErr w:type="gramStart"/>
+      <w:r>
+        <w:t>db.students</w:t>
+      </w:r>
+      <w:proofErr w:type="gramEnd"/>
+      <w:r>
+        <w:t>.aggregate</w:t>
+      </w:r>
+      <w:proofErr w:type="spellEnd"/>
+      <w:r>
+        <w:t>([{ $count: "</w:t>
+      </w:r>
+      <w:proofErr w:type="spellStart"/>
+      <w:r>
+        <w:t>totalStudents</w:t>
+      </w:r>
+      <w:proofErr w:type="spellEnd"/>
+      <w:r>
+        <w:t>" }])</w:t>
       </w:r>
     </w:p>
     <w:p>
       <w:pPr>
         <w:ind w:left="345" w:firstLine="0"/>
-        <w:rPr>
-          <w:rFonts w:hint="default"/>
-          <w:lang w:val="en-US"/>
-        </w:rPr>
-      </w:pPr>
+      </w:pPr>
+      <w:r>
+        <w:drawing>
+          <wp:inline distT="0" distB="0" distL="0" distR="0" wp14:anchorId="381E2F42" wp14:editId="6E05E43C">
+            <wp:extent cx="4296375" cy="1009791"/>
+            <wp:effectExtent l="0" t="0" r="9525" b="0"/>
+            <wp:docPr id="4496" name="Picture 4496"/>
+            <wp:cNvGraphicFramePr>
+              <a:graphicFrameLocks xmlns:a="http://schemas.openxmlformats.org/drawingml/2006/main" noChangeAspect="1"/>
+            </wp:cNvGraphicFramePr>
+            <a:graphic xmlns:a="http://schemas.openxmlformats.org/drawingml/2006/main">
+              <a:graphicData uri="http://schemas.openxmlformats.org/drawingml/2006/picture">
+                <pic:pic xmlns:pic="http://schemas.openxmlformats.org/drawingml/2006/picture">
+                  <pic:nvPicPr>
+                    <pic:cNvPr id="1" name=""/>
+                    <pic:cNvPicPr/>
+                  </pic:nvPicPr>
+                  <pic:blipFill>
+                    <a:blip r:embed="rId105"/>
+                    <a:stretch>
+                      <a:fillRect/>
+                    </a:stretch>
+                  </pic:blipFill>
+                  <pic:spPr>
+                    <a:xfrm>
+                      <a:off x="0" y="0"/>
+                      <a:ext cx="4296375" cy="1009791"/>
+                    </a:xfrm>
+                    <a:prstGeom prst="rect">
+                      <a:avLst/>
+                    </a:prstGeom>
+                  </pic:spPr>
+                </pic:pic>
+              </a:graphicData>
+            </a:graphic>
+          </wp:inline>
+        </w:drawing>
+      </w:r>
     </w:p>
     <w:p>
       <w:pPr>
         <w:ind w:left="345" w:firstLine="0"/>
-        <w:rPr>
-          <w:rFonts w:hint="default"/>
-          <w:lang w:val="en-US"/>
-        </w:rPr>
-      </w:pPr>
-      <w:r>
-        <w:rPr>
-          <w:rFonts w:hint="default"/>
-          <w:lang w:val="en-US"/>
-        </w:rPr>
-        <w:t>- avg</w:t>
-      </w:r>
+      </w:pPr>
     </w:p>
     <w:p>
       <w:pPr>
         <w:ind w:left="345" w:firstLine="0"/>
-        <w:rPr>
-          <w:rFonts w:hint="default"/>
-          <w:lang w:val="en-US"/>
-        </w:rPr>
-      </w:pPr>
-      <w:r>
-        <w:rPr>
-          <w:rFonts w:hint="default"/>
-          <w:lang w:val="en-US"/>
-        </w:rPr>
-        <w:t>db.students.aggregate([{$group:{_id: null,averageMarks:{$avg:"$marks"}}}])</w:t>
-      </w:r>
+      </w:pPr>
+      <w:r>
+        <w:t xml:space="preserve">- </w:t>
+      </w:r>
+      <w:proofErr w:type="spellStart"/>
+      <w:r>
+        <w:t>avg</w:t>
+      </w:r>
+      <w:proofErr w:type="spellEnd"/>
     </w:p>
     <w:p>
       <w:pPr>
         <w:ind w:left="345" w:firstLine="0"/>
-        <w:rPr>
-          <w:rFonts w:hint="default"/>
-          <w:lang w:val="en-US"/>
-        </w:rPr>
-      </w:pPr>
+      </w:pPr>
+      <w:proofErr w:type="spellStart"/>
+      <w:proofErr w:type="gramStart"/>
+      <w:r>
+        <w:t>db.students</w:t>
+      </w:r>
+      <w:proofErr w:type="gramEnd"/>
+      <w:r>
+        <w:t>.aggregate</w:t>
+      </w:r>
+      <w:proofErr w:type="spellEnd"/>
+      <w:r>
+        <w:t xml:space="preserve">([{$group:{_id: </w:t>
+      </w:r>
+      <w:proofErr w:type="spellStart"/>
+      <w:r>
+        <w:t>null,averageMarks</w:t>
+      </w:r>
+      <w:proofErr w:type="spellEnd"/>
+      <w:r>
+        <w:t>:{$</w:t>
+      </w:r>
+      <w:proofErr w:type="spellStart"/>
+      <w:r>
+        <w:t>avg</w:t>
+      </w:r>
+      <w:proofErr w:type="spellEnd"/>
+      <w:r>
+        <w:t>:"$marks"}}}])</w:t>
+      </w:r>
     </w:p>
     <w:p>
       <w:pPr>
         <w:ind w:left="345" w:firstLine="0"/>
-        <w:rPr>
-          <w:rFonts w:hint="default"/>
-          <w:lang w:val="en-US"/>
-        </w:rPr>
-      </w:pPr>
-      <w:r>
-        <w:rPr>
-          <w:rFonts w:hint="default"/>
-          <w:lang w:val="en-US"/>
-        </w:rPr>
+      </w:pPr>
+      <w:r>
+        <w:drawing>
+          <wp:inline distT="0" distB="0" distL="0" distR="0" wp14:anchorId="54D3191C" wp14:editId="15595DD0">
+            <wp:extent cx="5887272" cy="1448002"/>
+            <wp:effectExtent l="0" t="0" r="0" b="0"/>
+            <wp:docPr id="4512" name="Picture 4512"/>
+            <wp:cNvGraphicFramePr>
+              <a:graphicFrameLocks xmlns:a="http://schemas.openxmlformats.org/drawingml/2006/main" noChangeAspect="1"/>
+            </wp:cNvGraphicFramePr>
+            <a:graphic xmlns:a="http://schemas.openxmlformats.org/drawingml/2006/main">
+              <a:graphicData uri="http://schemas.openxmlformats.org/drawingml/2006/picture">
+                <pic:pic xmlns:pic="http://schemas.openxmlformats.org/drawingml/2006/picture">
+                  <pic:nvPicPr>
+                    <pic:cNvPr id="1" name=""/>
+                    <pic:cNvPicPr/>
+                  </pic:nvPicPr>
+                  <pic:blipFill>
+                    <a:blip r:embed="rId106"/>
+                    <a:stretch>
+                      <a:fillRect/>
+                    </a:stretch>
+                  </pic:blipFill>
+                  <pic:spPr>
+                    <a:xfrm>
+                      <a:off x="0" y="0"/>
+                      <a:ext cx="5887272" cy="1448002"/>
+                    </a:xfrm>
+                    <a:prstGeom prst="rect">
+                      <a:avLst/>
+                    </a:prstGeom>
+                  </pic:spPr>
+                </pic:pic>
+              </a:graphicData>
+            </a:graphic>
+          </wp:inline>
+        </w:drawing>
+      </w:r>
+    </w:p>
+    <w:p>
+      <w:pPr>
+        <w:ind w:left="345" w:firstLine="0"/>
+      </w:pPr>
+    </w:p>
+    <w:p>
+      <w:pPr>
+        <w:ind w:left="345" w:firstLine="0"/>
+      </w:pPr>
+      <w:r>
         <w:t>-max</w:t>
       </w:r>
     </w:p>
     <w:p>
       <w:pPr>
         <w:ind w:left="345" w:firstLine="0"/>
-        <w:rPr>
-          <w:rFonts w:hint="default"/>
-          <w:lang w:val="en-US"/>
-        </w:rPr>
-      </w:pPr>
-      <w:r>
-        <w:rPr>
-          <w:rFonts w:hint="default"/>
-          <w:lang w:val="en-US"/>
-        </w:rPr>
-        <w:t>db.students.aggregate([{$group:{_id: null,highestMarks:{$max:"$marks"}}}])</w:t>
+      </w:pPr>
+      <w:proofErr w:type="spellStart"/>
+      <w:proofErr w:type="gramStart"/>
+      <w:r>
+        <w:t>db.students</w:t>
+      </w:r>
+      <w:proofErr w:type="gramEnd"/>
+      <w:r>
+        <w:t>.aggregate</w:t>
+      </w:r>
+      <w:proofErr w:type="spellEnd"/>
+      <w:r>
+        <w:t xml:space="preserve">([{$group:{_id: </w:t>
+      </w:r>
+      <w:proofErr w:type="spellStart"/>
+      <w:r>
+        <w:t>null,highestMarks</w:t>
+      </w:r>
+      <w:proofErr w:type="spellEnd"/>
+      <w:r>
+        <w:t>:{$max:"$marks"}}}])</w:t>
       </w:r>
     </w:p>
     <w:p>
       <w:pPr>
         <w:ind w:left="345" w:firstLine="0"/>
-        <w:rPr>
-          <w:rFonts w:hint="default"/>
-          <w:lang w:val="en-US"/>
-        </w:rPr>
-      </w:pPr>
+      </w:pPr>
+      <w:r>
+        <w:drawing>
+          <wp:inline distT="0" distB="0" distL="0" distR="0" wp14:anchorId="0E5F5C7B" wp14:editId="29F44762">
+            <wp:extent cx="5915851" cy="1219370"/>
+            <wp:effectExtent l="0" t="0" r="8890" b="0"/>
+            <wp:docPr id="4520" name="Picture 4520"/>
+            <wp:cNvGraphicFramePr>
+              <a:graphicFrameLocks xmlns:a="http://schemas.openxmlformats.org/drawingml/2006/main" noChangeAspect="1"/>
+            </wp:cNvGraphicFramePr>
+            <a:graphic xmlns:a="http://schemas.openxmlformats.org/drawingml/2006/main">
+              <a:graphicData uri="http://schemas.openxmlformats.org/drawingml/2006/picture">
+                <pic:pic xmlns:pic="http://schemas.openxmlformats.org/drawingml/2006/picture">
+                  <pic:nvPicPr>
+                    <pic:cNvPr id="1" name=""/>
+                    <pic:cNvPicPr/>
+                  </pic:nvPicPr>
+                  <pic:blipFill>
+                    <a:blip r:embed="rId107"/>
+                    <a:stretch>
+                      <a:fillRect/>
+                    </a:stretch>
+                  </pic:blipFill>
+                  <pic:spPr>
+                    <a:xfrm>
+                      <a:off x="0" y="0"/>
+                      <a:ext cx="5915851" cy="1219370"/>
+                    </a:xfrm>
+                    <a:prstGeom prst="rect">
+                      <a:avLst/>
+                    </a:prstGeom>
+                  </pic:spPr>
+                </pic:pic>
+              </a:graphicData>
+            </a:graphic>
+          </wp:inline>
+        </w:drawing>
+      </w:r>
       <w:bookmarkStart w:id="0" w:name="_GoBack"/>
       <w:bookmarkEnd w:id="0"/>
     </w:p>
     <w:p>
       <w:pPr>
         <w:ind w:left="345" w:firstLine="0"/>
-        <w:rPr>
-          <w:rFonts w:hint="default"/>
-          <w:lang w:val="en-US"/>
-        </w:rPr>
       </w:pPr>
     </w:p>
     <w:p>
@@ -7605,20 +8987,20 @@
       </w:pPr>
     </w:p>
     <w:sectPr>
-      <w:headerReference r:id="rId7" w:type="first"/>
-      <w:headerReference r:id="rId5" w:type="default"/>
-      <w:headerReference r:id="rId6" w:type="even"/>
+      <w:headerReference w:type="even" r:id="rId108"/>
+      <w:headerReference w:type="default" r:id="rId109"/>
+      <w:headerReference w:type="first" r:id="rId110"/>
       <w:pgSz w:w="11900" w:h="16840"/>
       <w:pgMar w:top="1553" w:right="716" w:bottom="1031" w:left="720" w:header="708" w:footer="720" w:gutter="0"/>
-      <w:cols w:space="720" w:num="1"/>
+      <w:cols w:space="720"/>
     </w:sectPr>
   </w:body>
 </w:document>
 </file>
 
 <file path=word/endnotes.xml><?xml version="1.0" encoding="utf-8"?>
-<w:endnotes xmlns:wpc="http://schemas.microsoft.com/office/word/2010/wordprocessingCanvas" xmlns:mc="http://schemas.openxmlformats.org/markup-compatibility/2006" xmlns:o="urn:schemas-microsoft-com:office:office" xmlns:r="http://schemas.openxmlformats.org/officeDocument/2006/relationships" xmlns:m="http://schemas.openxmlformats.org/officeDocument/2006/math" xmlns:v="urn:schemas-microsoft-com:vml" xmlns:wp14="http://schemas.microsoft.com/office/word/2010/wordprocessingDrawing" xmlns:wp="http://schemas.openxmlformats.org/drawingml/2006/wordprocessingDrawing" xmlns:w="http://schemas.openxmlformats.org/wordprocessingml/2006/main" xmlns:w14="http://schemas.microsoft.com/office/word/2010/wordml" xmlns:w15="http://schemas.microsoft.com/office/word/2012/wordml" xmlns:w10="urn:schemas-microsoft-com:office:word" xmlns:wpg="http://schemas.microsoft.com/office/word/2010/wordprocessingGroup" xmlns:wpi="http://schemas.microsoft.com/office/word/2010/wordprocessingInk" xmlns:wne="http://schemas.microsoft.com/office/word/2006/wordml" xmlns:wps="http://schemas.microsoft.com/office/word/2010/wordprocessingShape" xmlns:wpsCustomData="http://www.wps.cn/officeDocument/2013/wpsCustomData" mc:Ignorable="w14 w15 wp14">
-  <w:endnote w:type="separator" w:id="0">
+<w:endnotes xmlns:wpc="http://schemas.microsoft.com/office/word/2010/wordprocessingCanvas" xmlns:cx="http://schemas.microsoft.com/office/drawing/2014/chartex" xmlns:mc="http://schemas.openxmlformats.org/markup-compatibility/2006" xmlns:o="urn:schemas-microsoft-com:office:office" xmlns:r="http://schemas.openxmlformats.org/officeDocument/2006/relationships" xmlns:m="http://schemas.openxmlformats.org/officeDocument/2006/math" xmlns:v="urn:schemas-microsoft-com:vml" xmlns:wp14="http://schemas.microsoft.com/office/word/2010/wordprocessingDrawing" xmlns:wp="http://schemas.openxmlformats.org/drawingml/2006/wordprocessingDrawing" xmlns:w10="urn:schemas-microsoft-com:office:word" xmlns:w="http://schemas.openxmlformats.org/wordprocessingml/2006/main" xmlns:w14="http://schemas.microsoft.com/office/word/2010/wordml" xmlns:w15="http://schemas.microsoft.com/office/word/2012/wordml" xmlns:w16se="http://schemas.microsoft.com/office/word/2015/wordml/symex" xmlns:wpg="http://schemas.microsoft.com/office/word/2010/wordprocessingGroup" xmlns:wpi="http://schemas.microsoft.com/office/word/2010/wordprocessingInk" xmlns:wne="http://schemas.microsoft.com/office/word/2006/wordml" xmlns:wps="http://schemas.microsoft.com/office/word/2010/wordprocessingShape" mc:Ignorable="w14 w15 w16se wp14">
+  <w:endnote w:type="separator" w:id="-1">
     <w:p>
       <w:pPr>
         <w:spacing w:line="240" w:lineRule="auto"/>
@@ -7628,7 +9010,7 @@
       </w:r>
     </w:p>
   </w:endnote>
-  <w:endnote w:type="continuationSeparator" w:id="1">
+  <w:endnote w:type="continuationSeparator" w:id="0">
     <w:p>
       <w:pPr>
         <w:spacing w:line="240" w:lineRule="auto"/>
@@ -7642,21 +9024,21 @@
 </file>
 
 <file path=word/footnotes.xml><?xml version="1.0" encoding="utf-8"?>
-<w:footnotes xmlns:wpc="http://schemas.microsoft.com/office/word/2010/wordprocessingCanvas" xmlns:mc="http://schemas.openxmlformats.org/markup-compatibility/2006" xmlns:o="urn:schemas-microsoft-com:office:office" xmlns:r="http://schemas.openxmlformats.org/officeDocument/2006/relationships" xmlns:m="http://schemas.openxmlformats.org/officeDocument/2006/math" xmlns:v="urn:schemas-microsoft-com:vml" xmlns:wp14="http://schemas.microsoft.com/office/word/2010/wordprocessingDrawing" xmlns:wp="http://schemas.openxmlformats.org/drawingml/2006/wordprocessingDrawing" xmlns:w="http://schemas.openxmlformats.org/wordprocessingml/2006/main" xmlns:w14="http://schemas.microsoft.com/office/word/2010/wordml" xmlns:w15="http://schemas.microsoft.com/office/word/2012/wordml" xmlns:w10="urn:schemas-microsoft-com:office:word" xmlns:wpg="http://schemas.microsoft.com/office/word/2010/wordprocessingGroup" xmlns:wpi="http://schemas.microsoft.com/office/word/2010/wordprocessingInk" xmlns:wne="http://schemas.microsoft.com/office/word/2006/wordml" xmlns:wps="http://schemas.microsoft.com/office/word/2010/wordprocessingShape" xmlns:wpsCustomData="http://www.wps.cn/officeDocument/2013/wpsCustomData" mc:Ignorable="w14 w15 wp14">
-  <w:footnote w:type="separator" w:id="0">
-    <w:p>
-      <w:pPr>
-        <w:spacing w:before="0" w:after="0" w:line="248" w:lineRule="auto"/>
+<w:footnotes xmlns:wpc="http://schemas.microsoft.com/office/word/2010/wordprocessingCanvas" xmlns:cx="http://schemas.microsoft.com/office/drawing/2014/chartex" xmlns:mc="http://schemas.openxmlformats.org/markup-compatibility/2006" xmlns:o="urn:schemas-microsoft-com:office:office" xmlns:r="http://schemas.openxmlformats.org/officeDocument/2006/relationships" xmlns:m="http://schemas.openxmlformats.org/officeDocument/2006/math" xmlns:v="urn:schemas-microsoft-com:vml" xmlns:wp14="http://schemas.microsoft.com/office/word/2010/wordprocessingDrawing" xmlns:wp="http://schemas.openxmlformats.org/drawingml/2006/wordprocessingDrawing" xmlns:w10="urn:schemas-microsoft-com:office:word" xmlns:w="http://schemas.openxmlformats.org/wordprocessingml/2006/main" xmlns:w14="http://schemas.microsoft.com/office/word/2010/wordml" xmlns:w15="http://schemas.microsoft.com/office/word/2012/wordml" xmlns:w16se="http://schemas.microsoft.com/office/word/2015/wordml/symex" xmlns:wpg="http://schemas.microsoft.com/office/word/2010/wordprocessingGroup" xmlns:wpi="http://schemas.microsoft.com/office/word/2010/wordprocessingInk" xmlns:wne="http://schemas.microsoft.com/office/word/2006/wordml" xmlns:wps="http://schemas.microsoft.com/office/word/2010/wordprocessingShape" mc:Ignorable="w14 w15 w16se wp14">
+  <w:footnote w:type="separator" w:id="-1">
+    <w:p>
+      <w:pPr>
+        <w:spacing w:after="0"/>
       </w:pPr>
       <w:r>
         <w:separator/>
       </w:r>
     </w:p>
   </w:footnote>
-  <w:footnote w:type="continuationSeparator" w:id="1">
-    <w:p>
-      <w:pPr>
-        <w:spacing w:before="0" w:after="0" w:line="248" w:lineRule="auto"/>
+  <w:footnote w:type="continuationSeparator" w:id="0">
+    <w:p>
+      <w:pPr>
+        <w:spacing w:after="0"/>
       </w:pPr>
       <w:r>
         <w:continuationSeparator/>
@@ -7667,13 +9049,79 @@
 </file>
 
 <file path=word/header1.xml><?xml version="1.0" encoding="utf-8"?>
-<w:hdr xmlns:wpc="http://schemas.microsoft.com/office/word/2010/wordprocessingCanvas" xmlns:mc="http://schemas.openxmlformats.org/markup-compatibility/2006" xmlns:o="urn:schemas-microsoft-com:office:office" xmlns:r="http://schemas.openxmlformats.org/officeDocument/2006/relationships" xmlns:m="http://schemas.openxmlformats.org/officeDocument/2006/math" xmlns:v="urn:schemas-microsoft-com:vml" xmlns:wp14="http://schemas.microsoft.com/office/word/2010/wordprocessingDrawing" xmlns:wp="http://schemas.openxmlformats.org/drawingml/2006/wordprocessingDrawing" xmlns:w10="urn:schemas-microsoft-com:office:word" xmlns:w="http://schemas.openxmlformats.org/wordprocessingml/2006/main" xmlns:w14="http://schemas.microsoft.com/office/word/2010/wordml" xmlns:w15="http://schemas.microsoft.com/office/word/2012/wordml" xmlns:wpg="http://schemas.microsoft.com/office/word/2010/wordprocessingGroup" xmlns:wpi="http://schemas.microsoft.com/office/word/2010/wordprocessingInk" xmlns:wne="http://schemas.microsoft.com/office/word/2006/wordml" xmlns:wps="http://schemas.microsoft.com/office/word/2010/wordprocessingShape" xmlns:wpsCustomData="http://www.wps.cn/officeDocument/2013/wpsCustomData" mc:Ignorable="w14 w15 wp14">
+<w:hdr xmlns:wpc="http://schemas.microsoft.com/office/word/2010/wordprocessingCanvas" xmlns:cx="http://schemas.microsoft.com/office/drawing/2014/chartex" xmlns:mc="http://schemas.openxmlformats.org/markup-compatibility/2006" xmlns:o="urn:schemas-microsoft-com:office:office" xmlns:r="http://schemas.openxmlformats.org/officeDocument/2006/relationships" xmlns:m="http://schemas.openxmlformats.org/officeDocument/2006/math" xmlns:v="urn:schemas-microsoft-com:vml" xmlns:wp14="http://schemas.microsoft.com/office/word/2010/wordprocessingDrawing" xmlns:wp="http://schemas.openxmlformats.org/drawingml/2006/wordprocessingDrawing" xmlns:w10="urn:schemas-microsoft-com:office:word" xmlns:w="http://schemas.openxmlformats.org/wordprocessingml/2006/main" xmlns:w14="http://schemas.microsoft.com/office/word/2010/wordml" xmlns:w15="http://schemas.microsoft.com/office/word/2012/wordml" xmlns:w16se="http://schemas.microsoft.com/office/word/2015/wordml/symex" xmlns:wpg="http://schemas.microsoft.com/office/word/2010/wordprocessingGroup" xmlns:wpi="http://schemas.microsoft.com/office/word/2010/wordprocessingInk" xmlns:wne="http://schemas.microsoft.com/office/word/2006/wordml" xmlns:wps="http://schemas.microsoft.com/office/word/2010/wordprocessingShape" mc:Ignorable="w14 w15 w16se wp14">
   <w:p>
     <w:pPr>
       <w:spacing w:after="0" w:line="259" w:lineRule="auto"/>
       <w:ind w:left="0" w:firstLine="0"/>
     </w:pPr>
     <w:r>
+      <w:rPr>
+        <w:noProof/>
+      </w:rPr>
+      <w:drawing>
+        <wp:anchor distT="0" distB="0" distL="114300" distR="114300" simplePos="0" relativeHeight="251659264" behindDoc="0" locked="0" layoutInCell="1" allowOverlap="0">
+          <wp:simplePos x="0" y="0"/>
+          <wp:positionH relativeFrom="page">
+            <wp:posOffset>457200</wp:posOffset>
+          </wp:positionH>
+          <wp:positionV relativeFrom="page">
+            <wp:posOffset>448945</wp:posOffset>
+          </wp:positionV>
+          <wp:extent cx="1529715" cy="532130"/>
+          <wp:effectExtent l="0" t="0" r="0" b="0"/>
+          <wp:wrapSquare wrapText="bothSides"/>
+          <wp:docPr id="8" name="Picture 8"/>
+          <wp:cNvGraphicFramePr/>
+          <a:graphic xmlns:a="http://schemas.openxmlformats.org/drawingml/2006/main">
+            <a:graphicData uri="http://schemas.openxmlformats.org/drawingml/2006/picture">
+              <pic:pic xmlns:pic="http://schemas.openxmlformats.org/drawingml/2006/picture">
+                <pic:nvPicPr>
+                  <pic:cNvPr id="8" name="Picture 8"/>
+                  <pic:cNvPicPr/>
+                </pic:nvPicPr>
+                <pic:blipFill>
+                  <a:blip r:embed="rId1"/>
+                  <a:stretch>
+                    <a:fillRect/>
+                  </a:stretch>
+                </pic:blipFill>
+                <pic:spPr>
+                  <a:xfrm>
+                    <a:off x="0" y="0"/>
+                    <a:ext cx="1530022" cy="532130"/>
+                  </a:xfrm>
+                  <a:prstGeom prst="rect">
+                    <a:avLst/>
+                  </a:prstGeom>
+                </pic:spPr>
+              </pic:pic>
+            </a:graphicData>
+          </a:graphic>
+        </wp:anchor>
+      </w:drawing>
+    </w:r>
+    <w:r>
+      <w:rPr>
+        <w:sz w:val="24"/>
+      </w:rPr>
+      <w:t xml:space="preserve"> </w:t>
+    </w:r>
+  </w:p>
+</w:hdr>
+</file>
+
+<file path=word/header2.xml><?xml version="1.0" encoding="utf-8"?>
+<w:hdr xmlns:wpc="http://schemas.microsoft.com/office/word/2010/wordprocessingCanvas" xmlns:cx="http://schemas.microsoft.com/office/drawing/2014/chartex" xmlns:mc="http://schemas.openxmlformats.org/markup-compatibility/2006" xmlns:o="urn:schemas-microsoft-com:office:office" xmlns:r="http://schemas.openxmlformats.org/officeDocument/2006/relationships" xmlns:m="http://schemas.openxmlformats.org/officeDocument/2006/math" xmlns:v="urn:schemas-microsoft-com:vml" xmlns:wp14="http://schemas.microsoft.com/office/word/2010/wordprocessingDrawing" xmlns:wp="http://schemas.openxmlformats.org/drawingml/2006/wordprocessingDrawing" xmlns:w10="urn:schemas-microsoft-com:office:word" xmlns:w="http://schemas.openxmlformats.org/wordprocessingml/2006/main" xmlns:w14="http://schemas.microsoft.com/office/word/2010/wordml" xmlns:w15="http://schemas.microsoft.com/office/word/2012/wordml" xmlns:w16se="http://schemas.microsoft.com/office/word/2015/wordml/symex" xmlns:wpg="http://schemas.microsoft.com/office/word/2010/wordprocessingGroup" xmlns:wpi="http://schemas.microsoft.com/office/word/2010/wordprocessingInk" xmlns:wne="http://schemas.microsoft.com/office/word/2006/wordml" xmlns:wps="http://schemas.microsoft.com/office/word/2010/wordprocessingShape" mc:Ignorable="w14 w15 w16se wp14">
+  <w:p>
+    <w:pPr>
+      <w:spacing w:after="0" w:line="259" w:lineRule="auto"/>
+      <w:ind w:left="0" w:firstLine="0"/>
+    </w:pPr>
+    <w:r>
+      <w:rPr>
+        <w:noProof/>
+      </w:rPr>
       <w:drawing>
         <wp:anchor distT="0" distB="0" distL="114300" distR="114300" simplePos="0" relativeHeight="251660288" behindDoc="0" locked="0" layoutInCell="1" allowOverlap="0">
           <wp:simplePos x="0" y="0"/>
@@ -7726,74 +9174,17 @@
 </w:hdr>
 </file>
 
-<file path=word/header2.xml><?xml version="1.0" encoding="utf-8"?>
-<w:hdr xmlns:wpc="http://schemas.microsoft.com/office/word/2010/wordprocessingCanvas" xmlns:mc="http://schemas.openxmlformats.org/markup-compatibility/2006" xmlns:o="urn:schemas-microsoft-com:office:office" xmlns:r="http://schemas.openxmlformats.org/officeDocument/2006/relationships" xmlns:m="http://schemas.openxmlformats.org/officeDocument/2006/math" xmlns:v="urn:schemas-microsoft-com:vml" xmlns:wp14="http://schemas.microsoft.com/office/word/2010/wordprocessingDrawing" xmlns:wp="http://schemas.openxmlformats.org/drawingml/2006/wordprocessingDrawing" xmlns:w10="urn:schemas-microsoft-com:office:word" xmlns:w="http://schemas.openxmlformats.org/wordprocessingml/2006/main" xmlns:w14="http://schemas.microsoft.com/office/word/2010/wordml" xmlns:w15="http://schemas.microsoft.com/office/word/2012/wordml" xmlns:wpg="http://schemas.microsoft.com/office/word/2010/wordprocessingGroup" xmlns:wpi="http://schemas.microsoft.com/office/word/2010/wordprocessingInk" xmlns:wne="http://schemas.microsoft.com/office/word/2006/wordml" xmlns:wps="http://schemas.microsoft.com/office/word/2010/wordprocessingShape" xmlns:wpsCustomData="http://www.wps.cn/officeDocument/2013/wpsCustomData" mc:Ignorable="w14 w15 wp14">
+<file path=word/header3.xml><?xml version="1.0" encoding="utf-8"?>
+<w:hdr xmlns:wpc="http://schemas.microsoft.com/office/word/2010/wordprocessingCanvas" xmlns:cx="http://schemas.microsoft.com/office/drawing/2014/chartex" xmlns:mc="http://schemas.openxmlformats.org/markup-compatibility/2006" xmlns:o="urn:schemas-microsoft-com:office:office" xmlns:r="http://schemas.openxmlformats.org/officeDocument/2006/relationships" xmlns:m="http://schemas.openxmlformats.org/officeDocument/2006/math" xmlns:v="urn:schemas-microsoft-com:vml" xmlns:wp14="http://schemas.microsoft.com/office/word/2010/wordprocessingDrawing" xmlns:wp="http://schemas.openxmlformats.org/drawingml/2006/wordprocessingDrawing" xmlns:w10="urn:schemas-microsoft-com:office:word" xmlns:w="http://schemas.openxmlformats.org/wordprocessingml/2006/main" xmlns:w14="http://schemas.microsoft.com/office/word/2010/wordml" xmlns:w15="http://schemas.microsoft.com/office/word/2012/wordml" xmlns:w16se="http://schemas.microsoft.com/office/word/2015/wordml/symex" xmlns:wpg="http://schemas.microsoft.com/office/word/2010/wordprocessingGroup" xmlns:wpi="http://schemas.microsoft.com/office/word/2010/wordprocessingInk" xmlns:wne="http://schemas.microsoft.com/office/word/2006/wordml" xmlns:wps="http://schemas.microsoft.com/office/word/2010/wordprocessingShape" mc:Ignorable="w14 w15 w16se wp14">
   <w:p>
     <w:pPr>
       <w:spacing w:after="0" w:line="259" w:lineRule="auto"/>
       <w:ind w:left="0" w:firstLine="0"/>
     </w:pPr>
     <w:r>
-      <w:drawing>
-        <wp:anchor distT="0" distB="0" distL="114300" distR="114300" simplePos="0" relativeHeight="251659264" behindDoc="0" locked="0" layoutInCell="1" allowOverlap="0">
-          <wp:simplePos x="0" y="0"/>
-          <wp:positionH relativeFrom="page">
-            <wp:posOffset>457200</wp:posOffset>
-          </wp:positionH>
-          <wp:positionV relativeFrom="page">
-            <wp:posOffset>448945</wp:posOffset>
-          </wp:positionV>
-          <wp:extent cx="1529715" cy="532130"/>
-          <wp:effectExtent l="0" t="0" r="0" b="0"/>
-          <wp:wrapSquare wrapText="bothSides"/>
-          <wp:docPr id="8" name="Picture 8"/>
-          <wp:cNvGraphicFramePr/>
-          <a:graphic xmlns:a="http://schemas.openxmlformats.org/drawingml/2006/main">
-            <a:graphicData uri="http://schemas.openxmlformats.org/drawingml/2006/picture">
-              <pic:pic xmlns:pic="http://schemas.openxmlformats.org/drawingml/2006/picture">
-                <pic:nvPicPr>
-                  <pic:cNvPr id="8" name="Picture 8"/>
-                  <pic:cNvPicPr/>
-                </pic:nvPicPr>
-                <pic:blipFill>
-                  <a:blip r:embed="rId1"/>
-                  <a:stretch>
-                    <a:fillRect/>
-                  </a:stretch>
-                </pic:blipFill>
-                <pic:spPr>
-                  <a:xfrm>
-                    <a:off x="0" y="0"/>
-                    <a:ext cx="1530022" cy="532130"/>
-                  </a:xfrm>
-                  <a:prstGeom prst="rect">
-                    <a:avLst/>
-                  </a:prstGeom>
-                </pic:spPr>
-              </pic:pic>
-            </a:graphicData>
-          </a:graphic>
-        </wp:anchor>
-      </w:drawing>
-    </w:r>
-    <w:r>
       <w:rPr>
-        <w:sz w:val="24"/>
+        <w:noProof/>
       </w:rPr>
-      <w:t xml:space="preserve"> </w:t>
-    </w:r>
-  </w:p>
-</w:hdr>
-</file>
-
-<file path=word/header3.xml><?xml version="1.0" encoding="utf-8"?>
-<w:hdr xmlns:wpc="http://schemas.microsoft.com/office/word/2010/wordprocessingCanvas" xmlns:mc="http://schemas.openxmlformats.org/markup-compatibility/2006" xmlns:o="urn:schemas-microsoft-com:office:office" xmlns:r="http://schemas.openxmlformats.org/officeDocument/2006/relationships" xmlns:m="http://schemas.openxmlformats.org/officeDocument/2006/math" xmlns:v="urn:schemas-microsoft-com:vml" xmlns:wp14="http://schemas.microsoft.com/office/word/2010/wordprocessingDrawing" xmlns:wp="http://schemas.openxmlformats.org/drawingml/2006/wordprocessingDrawing" xmlns:w10="urn:schemas-microsoft-com:office:word" xmlns:w="http://schemas.openxmlformats.org/wordprocessingml/2006/main" xmlns:w14="http://schemas.microsoft.com/office/word/2010/wordml" xmlns:w15="http://schemas.microsoft.com/office/word/2012/wordml" xmlns:wpg="http://schemas.microsoft.com/office/word/2010/wordprocessingGroup" xmlns:wpi="http://schemas.microsoft.com/office/word/2010/wordprocessingInk" xmlns:wne="http://schemas.microsoft.com/office/word/2006/wordml" xmlns:wps="http://schemas.microsoft.com/office/word/2010/wordprocessingShape" xmlns:wpsCustomData="http://www.wps.cn/officeDocument/2013/wpsCustomData" mc:Ignorable="w14 w15 wp14">
-  <w:p>
-    <w:pPr>
-      <w:spacing w:after="0" w:line="259" w:lineRule="auto"/>
-      <w:ind w:left="0" w:firstLine="0"/>
-    </w:pPr>
-    <w:r>
       <w:drawing>
         <wp:anchor distT="0" distB="0" distL="114300" distR="114300" simplePos="0" relativeHeight="251661312" behindDoc="0" locked="0" layoutInCell="1" allowOverlap="0">
           <wp:simplePos x="0" y="0"/>
@@ -7847,12 +9238,12 @@
 </file>
 
 <file path=word/numbering.xml><?xml version="1.0" encoding="utf-8"?>
-<w:numbering xmlns:wpc="http://schemas.microsoft.com/office/word/2010/wordprocessingCanvas" xmlns:mc="http://schemas.openxmlformats.org/markup-compatibility/2006" xmlns:o="urn:schemas-microsoft-com:office:office" xmlns:r="http://schemas.openxmlformats.org/officeDocument/2006/relationships" xmlns:m="http://schemas.openxmlformats.org/officeDocument/2006/math" xmlns:v="urn:schemas-microsoft-com:vml" xmlns:wp14="http://schemas.microsoft.com/office/word/2010/wordprocessingDrawing" xmlns:wp="http://schemas.openxmlformats.org/drawingml/2006/wordprocessingDrawing" xmlns:w10="urn:schemas-microsoft-com:office:word" xmlns:w="http://schemas.openxmlformats.org/wordprocessingml/2006/main" xmlns:w14="http://schemas.microsoft.com/office/word/2010/wordml" xmlns:wpg="http://schemas.microsoft.com/office/word/2010/wordprocessingGroup" xmlns:wpi="http://schemas.microsoft.com/office/word/2010/wordprocessingInk" xmlns:wne="http://schemas.microsoft.com/office/word/2006/wordml" xmlns:wps="http://schemas.microsoft.com/office/word/2010/wordprocessingShape" xmlns:wpsCustomData="http://www.wps.cn/officeDocument/2013/wpsCustomData" mc:Ignorable="w14 wp14">
-  <w:abstractNum w:abstractNumId="0">
+<w:numbering xmlns:wpc="http://schemas.microsoft.com/office/word/2010/wordprocessingCanvas" xmlns:cx="http://schemas.microsoft.com/office/drawing/2014/chartex" xmlns:mc="http://schemas.openxmlformats.org/markup-compatibility/2006" xmlns:o="urn:schemas-microsoft-com:office:office" xmlns:r="http://schemas.openxmlformats.org/officeDocument/2006/relationships" xmlns:m="http://schemas.openxmlformats.org/officeDocument/2006/math" xmlns:v="urn:schemas-microsoft-com:vml" xmlns:wp14="http://schemas.microsoft.com/office/word/2010/wordprocessingDrawing" xmlns:wp="http://schemas.openxmlformats.org/drawingml/2006/wordprocessingDrawing" xmlns:w10="urn:schemas-microsoft-com:office:word" xmlns:w="http://schemas.openxmlformats.org/wordprocessingml/2006/main" xmlns:w14="http://schemas.microsoft.com/office/word/2010/wordml" xmlns:w15="http://schemas.microsoft.com/office/word/2012/wordml" xmlns:w16se="http://schemas.microsoft.com/office/word/2015/wordml/symex" xmlns:wpg="http://schemas.microsoft.com/office/word/2010/wordprocessingGroup" xmlns:wpi="http://schemas.microsoft.com/office/word/2010/wordprocessingInk" xmlns:wne="http://schemas.microsoft.com/office/word/2006/wordml" xmlns:wps="http://schemas.microsoft.com/office/word/2010/wordprocessingShape" mc:Ignorable="w14 w15 w16se wp14">
+  <w:abstractNum w:abstractNumId="0" w15:restartNumberingAfterBreak="0">
     <w:nsid w:val="466A051B"/>
     <w:multiLevelType w:val="multilevel"/>
     <w:tmpl w:val="466A051B"/>
-    <w:lvl w:ilvl="0" w:tentative="0">
+    <w:lvl w:ilvl="0">
       <w:start w:val="1"/>
       <w:numFmt w:val="bullet"/>
       <w:lvlText w:val="•"/>
@@ -7861,7 +9252,7 @@
         <w:ind w:left="360"/>
       </w:pPr>
       <w:rPr>
-        <w:rFonts w:ascii="Arial" w:hAnsi="Arial" w:eastAsia="Arial" w:cs="Arial"/>
+        <w:rFonts w:ascii="Arial" w:eastAsia="Arial" w:hAnsi="Arial" w:cs="Arial"/>
         <w:b w:val="0"/>
         <w:i w:val="0"/>
         <w:strike w:val="0"/>
@@ -7874,7 +9265,7 @@
         <w:vertAlign w:val="baseline"/>
       </w:rPr>
     </w:lvl>
-    <w:lvl w:ilvl="1" w:tentative="0">
+    <w:lvl w:ilvl="1">
       <w:start w:val="1"/>
       <w:numFmt w:val="bullet"/>
       <w:lvlText w:val="o"/>
@@ -7883,7 +9274,7 @@
         <w:ind w:left="720"/>
       </w:pPr>
       <w:rPr>
-        <w:rFonts w:ascii="Segoe UI Symbol" w:hAnsi="Segoe UI Symbol" w:eastAsia="Segoe UI Symbol" w:cs="Segoe UI Symbol"/>
+        <w:rFonts w:ascii="Segoe UI Symbol" w:eastAsia="Segoe UI Symbol" w:hAnsi="Segoe UI Symbol" w:cs="Segoe UI Symbol"/>
         <w:b w:val="0"/>
         <w:i w:val="0"/>
         <w:strike w:val="0"/>
@@ -7896,7 +9287,7 @@
         <w:vertAlign w:val="baseline"/>
       </w:rPr>
     </w:lvl>
-    <w:lvl w:ilvl="2" w:tentative="0">
+    <w:lvl w:ilvl="2">
       <w:start w:val="1"/>
       <w:numFmt w:val="bullet"/>
       <w:lvlRestart w:val="0"/>
@@ -7906,7 +9297,7 @@
         <w:ind w:left="923"/>
       </w:pPr>
       <w:rPr>
-        <w:rFonts w:ascii="Arial" w:hAnsi="Arial" w:eastAsia="Arial" w:cs="Arial"/>
+        <w:rFonts w:ascii="Arial" w:eastAsia="Arial" w:hAnsi="Arial" w:cs="Arial"/>
         <w:b w:val="0"/>
         <w:i w:val="0"/>
         <w:strike w:val="0"/>
@@ -7919,7 +9310,7 @@
         <w:vertAlign w:val="baseline"/>
       </w:rPr>
     </w:lvl>
-    <w:lvl w:ilvl="3" w:tentative="0">
+    <w:lvl w:ilvl="3">
       <w:start w:val="1"/>
       <w:numFmt w:val="bullet"/>
       <w:lvlText w:val="•"/>
@@ -7928,7 +9319,7 @@
         <w:ind w:left="1800"/>
       </w:pPr>
       <w:rPr>
-        <w:rFonts w:ascii="Arial" w:hAnsi="Arial" w:eastAsia="Arial" w:cs="Arial"/>
+        <w:rFonts w:ascii="Arial" w:eastAsia="Arial" w:hAnsi="Arial" w:cs="Arial"/>
         <w:b w:val="0"/>
         <w:i w:val="0"/>
         <w:strike w:val="0"/>
@@ -7941,7 +9332,7 @@
         <w:vertAlign w:val="baseline"/>
       </w:rPr>
     </w:lvl>
-    <w:lvl w:ilvl="4" w:tentative="0">
+    <w:lvl w:ilvl="4">
       <w:start w:val="1"/>
       <w:numFmt w:val="bullet"/>
       <w:lvlText w:val="o"/>
@@ -7950,7 +9341,7 @@
         <w:ind w:left="2520"/>
       </w:pPr>
       <w:rPr>
-        <w:rFonts w:ascii="Segoe UI Symbol" w:hAnsi="Segoe UI Symbol" w:eastAsia="Segoe UI Symbol" w:cs="Segoe UI Symbol"/>
+        <w:rFonts w:ascii="Segoe UI Symbol" w:eastAsia="Segoe UI Symbol" w:hAnsi="Segoe UI Symbol" w:cs="Segoe UI Symbol"/>
         <w:b w:val="0"/>
         <w:i w:val="0"/>
         <w:strike w:val="0"/>
@@ -7963,7 +9354,7 @@
         <w:vertAlign w:val="baseline"/>
       </w:rPr>
     </w:lvl>
-    <w:lvl w:ilvl="5" w:tentative="0">
+    <w:lvl w:ilvl="5">
       <w:start w:val="1"/>
       <w:numFmt w:val="bullet"/>
       <w:lvlText w:val="▪"/>
@@ -7972,7 +9363,7 @@
         <w:ind w:left="3240"/>
       </w:pPr>
       <w:rPr>
-        <w:rFonts w:ascii="Segoe UI Symbol" w:hAnsi="Segoe UI Symbol" w:eastAsia="Segoe UI Symbol" w:cs="Segoe UI Symbol"/>
+        <w:rFonts w:ascii="Segoe UI Symbol" w:eastAsia="Segoe UI Symbol" w:hAnsi="Segoe UI Symbol" w:cs="Segoe UI Symbol"/>
         <w:b w:val="0"/>
         <w:i w:val="0"/>
         <w:strike w:val="0"/>
@@ -7985,7 +9376,7 @@
         <w:vertAlign w:val="baseline"/>
       </w:rPr>
     </w:lvl>
-    <w:lvl w:ilvl="6" w:tentative="0">
+    <w:lvl w:ilvl="6">
       <w:start w:val="1"/>
       <w:numFmt w:val="bullet"/>
       <w:lvlText w:val="•"/>
@@ -7994,7 +9385,7 @@
         <w:ind w:left="3960"/>
       </w:pPr>
       <w:rPr>
-        <w:rFonts w:ascii="Arial" w:hAnsi="Arial" w:eastAsia="Arial" w:cs="Arial"/>
+        <w:rFonts w:ascii="Arial" w:eastAsia="Arial" w:hAnsi="Arial" w:cs="Arial"/>
         <w:b w:val="0"/>
         <w:i w:val="0"/>
         <w:strike w:val="0"/>
@@ -8007,7 +9398,7 @@
         <w:vertAlign w:val="baseline"/>
       </w:rPr>
     </w:lvl>
-    <w:lvl w:ilvl="7" w:tentative="0">
+    <w:lvl w:ilvl="7">
       <w:start w:val="1"/>
       <w:numFmt w:val="bullet"/>
       <w:lvlText w:val="o"/>
@@ -8016,7 +9407,7 @@
         <w:ind w:left="4680"/>
       </w:pPr>
       <w:rPr>
-        <w:rFonts w:ascii="Segoe UI Symbol" w:hAnsi="Segoe UI Symbol" w:eastAsia="Segoe UI Symbol" w:cs="Segoe UI Symbol"/>
+        <w:rFonts w:ascii="Segoe UI Symbol" w:eastAsia="Segoe UI Symbol" w:hAnsi="Segoe UI Symbol" w:cs="Segoe UI Symbol"/>
         <w:b w:val="0"/>
         <w:i w:val="0"/>
         <w:strike w:val="0"/>
@@ -8029,7 +9420,7 @@
         <w:vertAlign w:val="baseline"/>
       </w:rPr>
     </w:lvl>
-    <w:lvl w:ilvl="8" w:tentative="0">
+    <w:lvl w:ilvl="8">
       <w:start w:val="1"/>
       <w:numFmt w:val="bullet"/>
       <w:lvlText w:val="▪"/>
@@ -8038,7 +9429,7 @@
         <w:ind w:left="5400"/>
       </w:pPr>
       <w:rPr>
-        <w:rFonts w:ascii="Segoe UI Symbol" w:hAnsi="Segoe UI Symbol" w:eastAsia="Segoe UI Symbol" w:cs="Segoe UI Symbol"/>
+        <w:rFonts w:ascii="Segoe UI Symbol" w:eastAsia="Segoe UI Symbol" w:hAnsi="Segoe UI Symbol" w:cs="Segoe UI Symbol"/>
         <w:b w:val="0"/>
         <w:i w:val="0"/>
         <w:strike w:val="0"/>
@@ -8052,11 +9443,11 @@
       </w:rPr>
     </w:lvl>
   </w:abstractNum>
-  <w:abstractNum w:abstractNumId="1">
+  <w:abstractNum w:abstractNumId="1" w15:restartNumberingAfterBreak="0">
     <w:nsid w:val="709C5F37"/>
     <w:multiLevelType w:val="multilevel"/>
     <w:tmpl w:val="709C5F37"/>
-    <w:lvl w:ilvl="0" w:tentative="0">
+    <w:lvl w:ilvl="0">
       <w:start w:val="1"/>
       <w:numFmt w:val="decimal"/>
       <w:lvlText w:val="%1."/>
@@ -8065,7 +9456,7 @@
         <w:ind w:left="360"/>
       </w:pPr>
       <w:rPr>
-        <w:rFonts w:ascii="Times New Roman" w:hAnsi="Times New Roman" w:eastAsia="Times New Roman" w:cs="Times New Roman"/>
+        <w:rFonts w:ascii="Times New Roman" w:eastAsia="Times New Roman" w:hAnsi="Times New Roman" w:cs="Times New Roman"/>
         <w:b w:val="0"/>
         <w:i w:val="0"/>
         <w:strike w:val="0"/>
@@ -8078,7 +9469,7 @@
         <w:vertAlign w:val="baseline"/>
       </w:rPr>
     </w:lvl>
-    <w:lvl w:ilvl="1" w:tentative="0">
+    <w:lvl w:ilvl="1">
       <w:start w:val="1"/>
       <w:numFmt w:val="bullet"/>
       <w:lvlText w:val="•"/>
@@ -8087,7 +9478,7 @@
         <w:ind w:left="705"/>
       </w:pPr>
       <w:rPr>
-        <w:rFonts w:ascii="Arial" w:hAnsi="Arial" w:eastAsia="Arial" w:cs="Arial"/>
+        <w:rFonts w:ascii="Arial" w:eastAsia="Arial" w:hAnsi="Arial" w:cs="Arial"/>
         <w:b w:val="0"/>
         <w:i w:val="0"/>
         <w:strike w:val="0"/>
@@ -8100,7 +9491,7 @@
         <w:vertAlign w:val="baseline"/>
       </w:rPr>
     </w:lvl>
-    <w:lvl w:ilvl="2" w:tentative="0">
+    <w:lvl w:ilvl="2">
       <w:start w:val="1"/>
       <w:numFmt w:val="bullet"/>
       <w:lvlText w:val="o"/>
@@ -8109,7 +9500,7 @@
         <w:ind w:left="923"/>
       </w:pPr>
       <w:rPr>
-        <w:rFonts w:ascii="Courier New" w:hAnsi="Courier New" w:eastAsia="Courier New" w:cs="Courier New"/>
+        <w:rFonts w:ascii="Courier New" w:eastAsia="Courier New" w:hAnsi="Courier New" w:cs="Courier New"/>
         <w:b w:val="0"/>
         <w:i w:val="0"/>
         <w:strike w:val="0"/>
@@ -8122,7 +9513,7 @@
         <w:vertAlign w:val="baseline"/>
       </w:rPr>
     </w:lvl>
-    <w:lvl w:ilvl="3" w:tentative="0">
+    <w:lvl w:ilvl="3">
       <w:start w:val="1"/>
       <w:numFmt w:val="bullet"/>
       <w:lvlText w:val="•"/>
@@ -8131,7 +9522,7 @@
         <w:ind w:left="1800"/>
       </w:pPr>
       <w:rPr>
-        <w:rFonts w:ascii="Courier New" w:hAnsi="Courier New" w:eastAsia="Courier New" w:cs="Courier New"/>
+        <w:rFonts w:ascii="Courier New" w:eastAsia="Courier New" w:hAnsi="Courier New" w:cs="Courier New"/>
         <w:b w:val="0"/>
         <w:i w:val="0"/>
         <w:strike w:val="0"/>
@@ -8144,7 +9535,7 @@
         <w:vertAlign w:val="baseline"/>
       </w:rPr>
     </w:lvl>
-    <w:lvl w:ilvl="4" w:tentative="0">
+    <w:lvl w:ilvl="4">
       <w:start w:val="1"/>
       <w:numFmt w:val="bullet"/>
       <w:lvlText w:val="o"/>
@@ -8153,7 +9544,7 @@
         <w:ind w:left="2520"/>
       </w:pPr>
       <w:rPr>
-        <w:rFonts w:ascii="Courier New" w:hAnsi="Courier New" w:eastAsia="Courier New" w:cs="Courier New"/>
+        <w:rFonts w:ascii="Courier New" w:eastAsia="Courier New" w:hAnsi="Courier New" w:cs="Courier New"/>
         <w:b w:val="0"/>
         <w:i w:val="0"/>
         <w:strike w:val="0"/>
@@ -8166,7 +9557,7 @@
         <w:vertAlign w:val="baseline"/>
       </w:rPr>
     </w:lvl>
-    <w:lvl w:ilvl="5" w:tentative="0">
+    <w:lvl w:ilvl="5">
       <w:start w:val="1"/>
       <w:numFmt w:val="bullet"/>
       <w:lvlText w:val="▪"/>
@@ -8175,7 +9566,7 @@
         <w:ind w:left="3240"/>
       </w:pPr>
       <w:rPr>
-        <w:rFonts w:ascii="Courier New" w:hAnsi="Courier New" w:eastAsia="Courier New" w:cs="Courier New"/>
+        <w:rFonts w:ascii="Courier New" w:eastAsia="Courier New" w:hAnsi="Courier New" w:cs="Courier New"/>
         <w:b w:val="0"/>
         <w:i w:val="0"/>
         <w:strike w:val="0"/>
@@ -8188,7 +9579,7 @@
         <w:vertAlign w:val="baseline"/>
       </w:rPr>
     </w:lvl>
-    <w:lvl w:ilvl="6" w:tentative="0">
+    <w:lvl w:ilvl="6">
       <w:start w:val="1"/>
       <w:numFmt w:val="bullet"/>
       <w:lvlText w:val="•"/>
@@ -8197,7 +9588,7 @@
         <w:ind w:left="3960"/>
       </w:pPr>
       <w:rPr>
-        <w:rFonts w:ascii="Courier New" w:hAnsi="Courier New" w:eastAsia="Courier New" w:cs="Courier New"/>
+        <w:rFonts w:ascii="Courier New" w:eastAsia="Courier New" w:hAnsi="Courier New" w:cs="Courier New"/>
         <w:b w:val="0"/>
         <w:i w:val="0"/>
         <w:strike w:val="0"/>
@@ -8210,7 +9601,7 @@
         <w:vertAlign w:val="baseline"/>
       </w:rPr>
     </w:lvl>
-    <w:lvl w:ilvl="7" w:tentative="0">
+    <w:lvl w:ilvl="7">
       <w:start w:val="1"/>
       <w:numFmt w:val="bullet"/>
       <w:lvlText w:val="o"/>
@@ -8219,7 +9610,7 @@
         <w:ind w:left="4680"/>
       </w:pPr>
       <w:rPr>
-        <w:rFonts w:ascii="Courier New" w:hAnsi="Courier New" w:eastAsia="Courier New" w:cs="Courier New"/>
+        <w:rFonts w:ascii="Courier New" w:eastAsia="Courier New" w:hAnsi="Courier New" w:cs="Courier New"/>
         <w:b w:val="0"/>
         <w:i w:val="0"/>
         <w:strike w:val="0"/>
@@ -8232,7 +9623,7 @@
         <w:vertAlign w:val="baseline"/>
       </w:rPr>
     </w:lvl>
-    <w:lvl w:ilvl="8" w:tentative="0">
+    <w:lvl w:ilvl="8">
       <w:start w:val="1"/>
       <w:numFmt w:val="bullet"/>
       <w:lvlText w:val="▪"/>
@@ -8241,7 +9632,7 @@
         <w:ind w:left="5400"/>
       </w:pPr>
       <w:rPr>
-        <w:rFonts w:ascii="Courier New" w:hAnsi="Courier New" w:eastAsia="Courier New" w:cs="Courier New"/>
+        <w:rFonts w:ascii="Courier New" w:eastAsia="Courier New" w:hAnsi="Courier New" w:cs="Courier New"/>
         <w:b w:val="0"/>
         <w:i w:val="0"/>
         <w:strike w:val="0"/>
@@ -8255,11 +9646,11 @@
       </w:rPr>
     </w:lvl>
   </w:abstractNum>
-  <w:abstractNum w:abstractNumId="2">
+  <w:abstractNum w:abstractNumId="2" w15:restartNumberingAfterBreak="0">
     <w:nsid w:val="7AA011E2"/>
     <w:multiLevelType w:val="multilevel"/>
     <w:tmpl w:val="7AA011E2"/>
-    <w:lvl w:ilvl="0" w:tentative="0">
+    <w:lvl w:ilvl="0">
       <w:start w:val="1"/>
       <w:numFmt w:val="bullet"/>
       <w:lvlText w:val="•"/>
@@ -8268,7 +9659,7 @@
         <w:ind w:left="360"/>
       </w:pPr>
       <w:rPr>
-        <w:rFonts w:ascii="Arial" w:hAnsi="Arial" w:eastAsia="Arial" w:cs="Arial"/>
+        <w:rFonts w:ascii="Arial" w:eastAsia="Arial" w:hAnsi="Arial" w:cs="Arial"/>
         <w:b w:val="0"/>
         <w:i w:val="0"/>
         <w:strike w:val="0"/>
@@ -8281,7 +9672,7 @@
         <w:vertAlign w:val="baseline"/>
       </w:rPr>
     </w:lvl>
-    <w:lvl w:ilvl="1" w:tentative="0">
+    <w:lvl w:ilvl="1">
       <w:start w:val="1"/>
       <w:numFmt w:val="bullet"/>
       <w:lvlText w:val="o"/>
@@ -8290,7 +9681,7 @@
         <w:ind w:left="1080"/>
       </w:pPr>
       <w:rPr>
-        <w:rFonts w:ascii="Segoe UI Symbol" w:hAnsi="Segoe UI Symbol" w:eastAsia="Segoe UI Symbol" w:cs="Segoe UI Symbol"/>
+        <w:rFonts w:ascii="Segoe UI Symbol" w:eastAsia="Segoe UI Symbol" w:hAnsi="Segoe UI Symbol" w:cs="Segoe UI Symbol"/>
         <w:b w:val="0"/>
         <w:i w:val="0"/>
         <w:strike w:val="0"/>
@@ -8303,7 +9694,7 @@
         <w:vertAlign w:val="baseline"/>
       </w:rPr>
     </w:lvl>
-    <w:lvl w:ilvl="2" w:tentative="0">
+    <w:lvl w:ilvl="2">
       <w:start w:val="1"/>
       <w:numFmt w:val="bullet"/>
       <w:lvlText w:val="▪"/>
@@ -8312,7 +9703,7 @@
         <w:ind w:left="1800"/>
       </w:pPr>
       <w:rPr>
-        <w:rFonts w:ascii="Segoe UI Symbol" w:hAnsi="Segoe UI Symbol" w:eastAsia="Segoe UI Symbol" w:cs="Segoe UI Symbol"/>
+        <w:rFonts w:ascii="Segoe UI Symbol" w:eastAsia="Segoe UI Symbol" w:hAnsi="Segoe UI Symbol" w:cs="Segoe UI Symbol"/>
         <w:b w:val="0"/>
         <w:i w:val="0"/>
         <w:strike w:val="0"/>
@@ -8325,7 +9716,7 @@
         <w:vertAlign w:val="baseline"/>
       </w:rPr>
     </w:lvl>
-    <w:lvl w:ilvl="3" w:tentative="0">
+    <w:lvl w:ilvl="3">
       <w:start w:val="1"/>
       <w:numFmt w:val="bullet"/>
       <w:lvlText w:val="•"/>
@@ -8334,7 +9725,7 @@
         <w:ind w:left="2520"/>
       </w:pPr>
       <w:rPr>
-        <w:rFonts w:ascii="Arial" w:hAnsi="Arial" w:eastAsia="Arial" w:cs="Arial"/>
+        <w:rFonts w:ascii="Arial" w:eastAsia="Arial" w:hAnsi="Arial" w:cs="Arial"/>
         <w:b w:val="0"/>
         <w:i w:val="0"/>
         <w:strike w:val="0"/>
@@ -8347,7 +9738,7 @@
         <w:vertAlign w:val="baseline"/>
       </w:rPr>
     </w:lvl>
-    <w:lvl w:ilvl="4" w:tentative="0">
+    <w:lvl w:ilvl="4">
       <w:start w:val="1"/>
       <w:numFmt w:val="bullet"/>
       <w:lvlText w:val="o"/>
@@ -8356,7 +9747,7 @@
         <w:ind w:left="3240"/>
       </w:pPr>
       <w:rPr>
-        <w:rFonts w:ascii="Segoe UI Symbol" w:hAnsi="Segoe UI Symbol" w:eastAsia="Segoe UI Symbol" w:cs="Segoe UI Symbol"/>
+        <w:rFonts w:ascii="Segoe UI Symbol" w:eastAsia="Segoe UI Symbol" w:hAnsi="Segoe UI Symbol" w:cs="Segoe UI Symbol"/>
         <w:b w:val="0"/>
         <w:i w:val="0"/>
         <w:strike w:val="0"/>
@@ -8369,7 +9760,7 @@
         <w:vertAlign w:val="baseline"/>
       </w:rPr>
     </w:lvl>
-    <w:lvl w:ilvl="5" w:tentative="0">
+    <w:lvl w:ilvl="5">
       <w:start w:val="1"/>
       <w:numFmt w:val="bullet"/>
       <w:lvlText w:val="▪"/>
@@ -8378,7 +9769,7 @@
         <w:ind w:left="3960"/>
       </w:pPr>
       <w:rPr>
-        <w:rFonts w:ascii="Segoe UI Symbol" w:hAnsi="Segoe UI Symbol" w:eastAsia="Segoe UI Symbol" w:cs="Segoe UI Symbol"/>
+        <w:rFonts w:ascii="Segoe UI Symbol" w:eastAsia="Segoe UI Symbol" w:hAnsi="Segoe UI Symbol" w:cs="Segoe UI Symbol"/>
         <w:b w:val="0"/>
         <w:i w:val="0"/>
         <w:strike w:val="0"/>
@@ -8391,7 +9782,7 @@
         <w:vertAlign w:val="baseline"/>
       </w:rPr>
     </w:lvl>
-    <w:lvl w:ilvl="6" w:tentative="0">
+    <w:lvl w:ilvl="6">
       <w:start w:val="1"/>
       <w:numFmt w:val="bullet"/>
       <w:lvlText w:val="•"/>
@@ -8400,7 +9791,7 @@
         <w:ind w:left="4680"/>
       </w:pPr>
       <w:rPr>
-        <w:rFonts w:ascii="Arial" w:hAnsi="Arial" w:eastAsia="Arial" w:cs="Arial"/>
+        <w:rFonts w:ascii="Arial" w:eastAsia="Arial" w:hAnsi="Arial" w:cs="Arial"/>
         <w:b w:val="0"/>
         <w:i w:val="0"/>
         <w:strike w:val="0"/>
@@ -8413,7 +9804,7 @@
         <w:vertAlign w:val="baseline"/>
       </w:rPr>
     </w:lvl>
-    <w:lvl w:ilvl="7" w:tentative="0">
+    <w:lvl w:ilvl="7">
       <w:start w:val="1"/>
       <w:numFmt w:val="bullet"/>
       <w:lvlText w:val="o"/>
@@ -8422,7 +9813,7 @@
         <w:ind w:left="5400"/>
       </w:pPr>
       <w:rPr>
-        <w:rFonts w:ascii="Segoe UI Symbol" w:hAnsi="Segoe UI Symbol" w:eastAsia="Segoe UI Symbol" w:cs="Segoe UI Symbol"/>
+        <w:rFonts w:ascii="Segoe UI Symbol" w:eastAsia="Segoe UI Symbol" w:hAnsi="Segoe UI Symbol" w:cs="Segoe UI Symbol"/>
         <w:b w:val="0"/>
         <w:i w:val="0"/>
         <w:strike w:val="0"/>
@@ -8435,7 +9826,7 @@
         <w:vertAlign w:val="baseline"/>
       </w:rPr>
     </w:lvl>
-    <w:lvl w:ilvl="8" w:tentative="0">
+    <w:lvl w:ilvl="8">
       <w:start w:val="1"/>
       <w:numFmt w:val="bullet"/>
       <w:lvlText w:val="▪"/>
@@ -8444,7 +9835,7 @@
         <w:ind w:left="6120"/>
       </w:pPr>
       <w:rPr>
-        <w:rFonts w:ascii="Segoe UI Symbol" w:hAnsi="Segoe UI Symbol" w:eastAsia="Segoe UI Symbol" w:cs="Segoe UI Symbol"/>
+        <w:rFonts w:ascii="Segoe UI Symbol" w:eastAsia="Segoe UI Symbol" w:hAnsi="Segoe UI Symbol" w:cs="Segoe UI Symbol"/>
         <w:b w:val="0"/>
         <w:i w:val="0"/>
         <w:strike w:val="0"/>
@@ -8471,295 +9862,413 @@
 </file>
 
 <file path=word/styles.xml><?xml version="1.0" encoding="utf-8"?>
-<w:styles xmlns:mc="http://schemas.openxmlformats.org/markup-compatibility/2006" xmlns:o="urn:schemas-microsoft-com:office:office" xmlns:r="http://schemas.openxmlformats.org/officeDocument/2006/relationships" xmlns:m="http://schemas.openxmlformats.org/officeDocument/2006/math" xmlns:v="urn:schemas-microsoft-com:vml" xmlns:w="http://schemas.openxmlformats.org/wordprocessingml/2006/main" xmlns:w14="http://schemas.microsoft.com/office/word/2010/wordml" xmlns:w10="urn:schemas-microsoft-com:office:word" xmlns:sl="http://schemas.openxmlformats.org/schemaLibrary/2006/main" xmlns:wpsCustomData="http://www.wps.cn/officeDocument/2013/wpsCustomData" mc:Ignorable="w14">
+<w:styles xmlns:mc="http://schemas.openxmlformats.org/markup-compatibility/2006" xmlns:r="http://schemas.openxmlformats.org/officeDocument/2006/relationships" xmlns:w="http://schemas.openxmlformats.org/wordprocessingml/2006/main" xmlns:w14="http://schemas.microsoft.com/office/word/2010/wordml" xmlns:w15="http://schemas.microsoft.com/office/word/2012/wordml" xmlns:w16se="http://schemas.microsoft.com/office/word/2015/wordml/symex" mc:Ignorable="w14 w15 w16se">
   <w:docDefaults>
     <w:rPrDefault>
       <w:rPr>
-        <w:rFonts w:asciiTheme="minorHAnsi" w:hAnsiTheme="minorHAnsi" w:eastAsiaTheme="minorEastAsia" w:cstheme="minorBidi"/>
+        <w:rFonts w:asciiTheme="minorHAnsi" w:eastAsiaTheme="minorEastAsia" w:hAnsiTheme="minorHAnsi" w:cstheme="minorBidi"/>
+        <w:lang w:val="en-US" w:eastAsia="en-US" w:bidi="ar-SA"/>
       </w:rPr>
     </w:rPrDefault>
     <w:pPrDefault/>
   </w:docDefaults>
-  <w:latentStyles w:count="260" w:defQFormat="0" w:defUnhideWhenUsed="1" w:defSemiHidden="1" w:defUIPriority="99" w:defLockedState="0">
-    <w:lsdException w:qFormat="1" w:unhideWhenUsed="0" w:uiPriority="0" w:semiHidden="0" w:name="Normal"/>
-    <w:lsdException w:qFormat="1" w:unhideWhenUsed="0" w:uiPriority="9" w:semiHidden="0" w:name="heading 1"/>
-    <w:lsdException w:qFormat="1" w:uiPriority="9" w:name="heading 2"/>
-    <w:lsdException w:qFormat="1" w:uiPriority="9" w:name="heading 3"/>
-    <w:lsdException w:qFormat="1" w:uiPriority="9" w:name="heading 4"/>
-    <w:lsdException w:qFormat="1" w:uiPriority="9" w:name="heading 5"/>
-    <w:lsdException w:qFormat="1" w:uiPriority="9" w:name="heading 6"/>
-    <w:lsdException w:qFormat="1" w:uiPriority="9" w:name="heading 7"/>
-    <w:lsdException w:qFormat="1" w:uiPriority="9" w:name="heading 8"/>
-    <w:lsdException w:qFormat="1" w:uiPriority="9" w:name="heading 9"/>
-    <w:lsdException w:uiPriority="99" w:name="index 1"/>
-    <w:lsdException w:uiPriority="99" w:name="index 2"/>
-    <w:lsdException w:uiPriority="99" w:name="index 3"/>
-    <w:lsdException w:uiPriority="99" w:name="index 4"/>
-    <w:lsdException w:uiPriority="99" w:name="index 5"/>
-    <w:lsdException w:uiPriority="99" w:name="index 6"/>
-    <w:lsdException w:uiPriority="99" w:name="index 7"/>
-    <w:lsdException w:uiPriority="99" w:name="index 8"/>
-    <w:lsdException w:uiPriority="99" w:name="index 9"/>
-    <w:lsdException w:uiPriority="39" w:name="toc 1"/>
-    <w:lsdException w:uiPriority="39" w:name="toc 2"/>
-    <w:lsdException w:uiPriority="39" w:name="toc 3"/>
-    <w:lsdException w:uiPriority="39" w:name="toc 4"/>
-    <w:lsdException w:uiPriority="39" w:name="toc 5"/>
-    <w:lsdException w:uiPriority="39" w:name="toc 6"/>
-    <w:lsdException w:uiPriority="39" w:name="toc 7"/>
-    <w:lsdException w:uiPriority="39" w:name="toc 8"/>
-    <w:lsdException w:uiPriority="39" w:name="toc 9"/>
-    <w:lsdException w:uiPriority="99" w:name="Normal Indent"/>
-    <w:lsdException w:uiPriority="99" w:name="footnote text"/>
-    <w:lsdException w:uiPriority="99" w:name="annotation text"/>
-    <w:lsdException w:uiPriority="99" w:name="header"/>
-    <w:lsdException w:uiPriority="99" w:name="footer"/>
-    <w:lsdException w:uiPriority="99" w:name="index heading"/>
-    <w:lsdException w:qFormat="1" w:uiPriority="35" w:name="caption"/>
-    <w:lsdException w:uiPriority="99" w:name="table of figures"/>
-    <w:lsdException w:uiPriority="99" w:name="envelope address"/>
-    <w:lsdException w:uiPriority="99" w:name="envelope return"/>
-    <w:lsdException w:uiPriority="99" w:name="footnote reference"/>
-    <w:lsdException w:uiPriority="99" w:name="annotation reference"/>
-    <w:lsdException w:uiPriority="99" w:name="line number"/>
-    <w:lsdException w:uiPriority="99" w:name="page number"/>
-    <w:lsdException w:uiPriority="99" w:name="endnote reference"/>
-    <w:lsdException w:uiPriority="99" w:name="endnote text"/>
-    <w:lsdException w:uiPriority="99" w:name="table of authorities"/>
-    <w:lsdException w:uiPriority="99" w:name="macro"/>
-    <w:lsdException w:uiPriority="99" w:name="toa heading"/>
-    <w:lsdException w:uiPriority="99" w:name="List"/>
-    <w:lsdException w:uiPriority="99" w:name="List Bullet"/>
-    <w:lsdException w:uiPriority="99" w:name="List Number"/>
-    <w:lsdException w:uiPriority="99" w:name="List 2"/>
-    <w:lsdException w:uiPriority="99" w:name="List 3"/>
-    <w:lsdException w:uiPriority="99" w:name="List 4"/>
-    <w:lsdException w:uiPriority="99" w:name="List 5"/>
-    <w:lsdException w:uiPriority="99" w:name="List Bullet 2"/>
-    <w:lsdException w:uiPriority="99" w:name="List Bullet 3"/>
-    <w:lsdException w:uiPriority="99" w:name="List Bullet 4"/>
-    <w:lsdException w:uiPriority="99" w:name="List Bullet 5"/>
-    <w:lsdException w:uiPriority="99" w:name="List Number 2"/>
-    <w:lsdException w:uiPriority="99" w:name="List Number 3"/>
-    <w:lsdException w:uiPriority="99" w:name="List Number 4"/>
-    <w:lsdException w:uiPriority="99" w:name="List Number 5"/>
-    <w:lsdException w:qFormat="1" w:unhideWhenUsed="0" w:uiPriority="10" w:semiHidden="0" w:name="Title"/>
-    <w:lsdException w:uiPriority="99" w:name="Closing"/>
-    <w:lsdException w:uiPriority="99" w:name="Signature"/>
-    <w:lsdException w:qFormat="1" w:uiPriority="1" w:name="Default Paragraph Font"/>
-    <w:lsdException w:uiPriority="99" w:name="Body Text"/>
-    <w:lsdException w:uiPriority="99" w:name="Body Text Indent"/>
-    <w:lsdException w:uiPriority="99" w:name="List Continue"/>
-    <w:lsdException w:uiPriority="99" w:name="List Continue 2"/>
-    <w:lsdException w:uiPriority="99" w:name="List Continue 3"/>
-    <w:lsdException w:uiPriority="99" w:name="List Continue 4"/>
-    <w:lsdException w:uiPriority="99" w:name="List Continue 5"/>
-    <w:lsdException w:uiPriority="99" w:name="Message Header"/>
-    <w:lsdException w:qFormat="1" w:unhideWhenUsed="0" w:uiPriority="11" w:semiHidden="0" w:name="Subtitle"/>
-    <w:lsdException w:uiPriority="99" w:name="Salutation"/>
-    <w:lsdException w:uiPriority="99" w:name="Date"/>
-    <w:lsdException w:uiPriority="99" w:name="Body Text First Indent"/>
-    <w:lsdException w:uiPriority="99" w:name="Body Text First Indent 2"/>
-    <w:lsdException w:uiPriority="99" w:name="Note Heading"/>
-    <w:lsdException w:uiPriority="99" w:name="Body Text 2"/>
-    <w:lsdException w:uiPriority="99" w:name="Body Text 3"/>
-    <w:lsdException w:uiPriority="99" w:name="Body Text Indent 2"/>
-    <w:lsdException w:uiPriority="99" w:name="Body Text Indent 3"/>
-    <w:lsdException w:uiPriority="99" w:name="Block Text"/>
-    <w:lsdException w:uiPriority="99" w:name="Hyperlink"/>
-    <w:lsdException w:uiPriority="99" w:name="FollowedHyperlink"/>
-    <w:lsdException w:qFormat="1" w:unhideWhenUsed="0" w:uiPriority="22" w:semiHidden="0" w:name="Strong"/>
-    <w:lsdException w:qFormat="1" w:unhideWhenUsed="0" w:uiPriority="20" w:semiHidden="0" w:name="Emphasis"/>
-    <w:lsdException w:uiPriority="99" w:name="Document Map"/>
-    <w:lsdException w:uiPriority="99" w:name="Plain Text"/>
-    <w:lsdException w:uiPriority="99" w:name="E-mail Signature"/>
-    <w:lsdException w:qFormat="1" w:uiPriority="99" w:semiHidden="0" w:name="Normal (Web)"/>
-    <w:lsdException w:uiPriority="99" w:name="HTML Acronym"/>
-    <w:lsdException w:uiPriority="99" w:name="HTML Address"/>
-    <w:lsdException w:uiPriority="99" w:name="HTML Cite"/>
-    <w:lsdException w:uiPriority="99" w:name="HTML Code"/>
-    <w:lsdException w:uiPriority="99" w:name="HTML Definition"/>
-    <w:lsdException w:uiPriority="99" w:name="HTML Keyboard"/>
-    <w:lsdException w:uiPriority="99" w:name="HTML Preformatted"/>
-    <w:lsdException w:uiPriority="99" w:name="HTML Sample"/>
-    <w:lsdException w:uiPriority="99" w:name="HTML Typewriter"/>
-    <w:lsdException w:uiPriority="99" w:name="HTML Variable"/>
-    <w:lsdException w:uiPriority="99" w:name="Normal Table"/>
-    <w:lsdException w:uiPriority="99" w:name="annotation subject"/>
-    <w:lsdException w:uiPriority="99" w:name="Table Simple 1"/>
-    <w:lsdException w:uiPriority="99" w:name="Table Simple 2"/>
-    <w:lsdException w:uiPriority="99" w:name="Table Simple 3"/>
-    <w:lsdException w:uiPriority="99" w:name="Table Classic 1"/>
-    <w:lsdException w:uiPriority="99" w:name="Table Classic 2"/>
-    <w:lsdException w:uiPriority="99" w:name="Table Classic 3"/>
-    <w:lsdException w:uiPriority="99" w:name="Table Classic 4"/>
-    <w:lsdException w:uiPriority="99" w:name="Table Colorful 1"/>
-    <w:lsdException w:uiPriority="99" w:name="Table Colorful 2"/>
-    <w:lsdException w:uiPriority="99" w:name="Table Colorful 3"/>
-    <w:lsdException w:uiPriority="99" w:name="Table Columns 1"/>
-    <w:lsdException w:uiPriority="99" w:name="Table Columns 2"/>
-    <w:lsdException w:uiPriority="99" w:name="Table Columns 3"/>
-    <w:lsdException w:uiPriority="99" w:name="Table Columns 4"/>
-    <w:lsdException w:uiPriority="99" w:name="Table Columns 5"/>
-    <w:lsdException w:uiPriority="99" w:name="Table Grid 1"/>
-    <w:lsdException w:uiPriority="99" w:name="Table Grid 2"/>
-    <w:lsdException w:uiPriority="99" w:name="Table Grid 3"/>
-    <w:lsdException w:uiPriority="99" w:name="Table Grid 4"/>
-    <w:lsdException w:uiPriority="99" w:name="Table Grid 5"/>
-    <w:lsdException w:uiPriority="99" w:name="Table Grid 6"/>
-    <w:lsdException w:uiPriority="99" w:name="Table Grid 7"/>
-    <w:lsdException w:uiPriority="99" w:name="Table Grid 8"/>
-    <w:lsdException w:uiPriority="99" w:name="Table List 1"/>
-    <w:lsdException w:uiPriority="99" w:name="Table List 2"/>
-    <w:lsdException w:uiPriority="99" w:name="Table List 3"/>
-    <w:lsdException w:uiPriority="99" w:name="Table List 4"/>
-    <w:lsdException w:uiPriority="99" w:name="Table List 5"/>
-    <w:lsdException w:uiPriority="99" w:name="Table List 6"/>
-    <w:lsdException w:uiPriority="99" w:name="Table List 7"/>
-    <w:lsdException w:uiPriority="99" w:name="Table List 8"/>
-    <w:lsdException w:uiPriority="99" w:name="Table 3D effects 1"/>
-    <w:lsdException w:uiPriority="99" w:name="Table 3D effects 2"/>
-    <w:lsdException w:uiPriority="99" w:name="Table 3D effects 3"/>
-    <w:lsdException w:uiPriority="99" w:name="Table Contemporary"/>
-    <w:lsdException w:uiPriority="99" w:name="Table Elegant"/>
-    <w:lsdException w:uiPriority="99" w:name="Table Professional"/>
-    <w:lsdException w:uiPriority="99" w:name="Table Subtle 1"/>
-    <w:lsdException w:uiPriority="99" w:name="Table Subtle 2"/>
-    <w:lsdException w:uiPriority="99" w:name="Table Web 1"/>
-    <w:lsdException w:uiPriority="99" w:name="Table Web 2"/>
-    <w:lsdException w:uiPriority="99" w:name="Table Web 3"/>
-    <w:lsdException w:uiPriority="99" w:name="Balloon Text"/>
-    <w:lsdException w:unhideWhenUsed="0" w:uiPriority="39" w:semiHidden="0" w:name="Table Grid"/>
-    <w:lsdException w:uiPriority="99" w:name="Table Theme"/>
-    <w:lsdException w:unhideWhenUsed="0" w:uiPriority="60" w:semiHidden="0" w:name="Light Shading"/>
-    <w:lsdException w:unhideWhenUsed="0" w:uiPriority="61" w:semiHidden="0" w:name="Light List"/>
-    <w:lsdException w:unhideWhenUsed="0" w:uiPriority="62" w:semiHidden="0" w:name="Light Grid"/>
-    <w:lsdException w:unhideWhenUsed="0" w:uiPriority="63" w:semiHidden="0" w:name="Medium Shading 1"/>
-    <w:lsdException w:unhideWhenUsed="0" w:uiPriority="64" w:semiHidden="0" w:name="Medium Shading 2"/>
-    <w:lsdException w:unhideWhenUsed="0" w:uiPriority="65" w:semiHidden="0" w:name="Medium List 1"/>
-    <w:lsdException w:unhideWhenUsed="0" w:uiPriority="66" w:semiHidden="0" w:name="Medium List 2"/>
-    <w:lsdException w:unhideWhenUsed="0" w:uiPriority="67" w:semiHidden="0" w:name="Medium Grid 1"/>
-    <w:lsdException w:unhideWhenUsed="0" w:uiPriority="68" w:semiHidden="0" w:name="Medium Grid 2"/>
-    <w:lsdException w:unhideWhenUsed="0" w:uiPriority="69" w:semiHidden="0" w:name="Medium Grid 3"/>
-    <w:lsdException w:unhideWhenUsed="0" w:uiPriority="70" w:semiHidden="0" w:name="Dark List"/>
-    <w:lsdException w:unhideWhenUsed="0" w:uiPriority="71" w:semiHidden="0" w:name="Colorful Shading"/>
-    <w:lsdException w:unhideWhenUsed="0" w:uiPriority="72" w:semiHidden="0" w:name="Colorful List"/>
-    <w:lsdException w:unhideWhenUsed="0" w:uiPriority="73" w:semiHidden="0" w:name="Colorful Grid"/>
-    <w:lsdException w:unhideWhenUsed="0" w:uiPriority="60" w:semiHidden="0" w:name="Light Shading Accent 1"/>
-    <w:lsdException w:unhideWhenUsed="0" w:uiPriority="61" w:semiHidden="0" w:name="Light List Accent 1"/>
-    <w:lsdException w:unhideWhenUsed="0" w:uiPriority="62" w:semiHidden="0" w:name="Light Grid Accent 1"/>
-    <w:lsdException w:unhideWhenUsed="0" w:uiPriority="63" w:semiHidden="0" w:name="Medium Shading 1 Accent 1"/>
-    <w:lsdException w:unhideWhenUsed="0" w:uiPriority="64" w:semiHidden="0" w:name="Medium Shading 2 Accent 1"/>
-    <w:lsdException w:unhideWhenUsed="0" w:uiPriority="65" w:semiHidden="0" w:name="Medium List 1 Accent 1"/>
-    <w:lsdException w:qFormat="1" w:unhideWhenUsed="0" w:uiPriority="34" w:semiHidden="0" w:name="List Paragraph"/>
-    <w:lsdException w:unhideWhenUsed="0" w:uiPriority="66" w:semiHidden="0" w:name="Medium List 2 Accent 1"/>
-    <w:lsdException w:unhideWhenUsed="0" w:uiPriority="67" w:semiHidden="0" w:name="Medium Grid 1 Accent 1"/>
-    <w:lsdException w:unhideWhenUsed="0" w:uiPriority="68" w:semiHidden="0" w:name="Medium Grid 2 Accent 1"/>
-    <w:lsdException w:unhideWhenUsed="0" w:uiPriority="69" w:semiHidden="0" w:name="Medium Grid 3 Accent 1"/>
-    <w:lsdException w:unhideWhenUsed="0" w:uiPriority="70" w:semiHidden="0" w:name="Dark List Accent 1"/>
-    <w:lsdException w:unhideWhenUsed="0" w:uiPriority="71" w:semiHidden="0" w:name="Colorful Shading Accent 1"/>
-    <w:lsdException w:unhideWhenUsed="0" w:uiPriority="72" w:semiHidden="0" w:name="Colorful List Accent 1"/>
-    <w:lsdException w:unhideWhenUsed="0" w:uiPriority="73" w:semiHidden="0" w:name="Colorful Grid Accent 1"/>
-    <w:lsdException w:unhideWhenUsed="0" w:uiPriority="60" w:semiHidden="0" w:name="Light Shading Accent 2"/>
-    <w:lsdException w:unhideWhenUsed="0" w:uiPriority="61" w:semiHidden="0" w:name="Light List Accent 2"/>
-    <w:lsdException w:unhideWhenUsed="0" w:uiPriority="62" w:semiHidden="0" w:name="Light Grid Accent 2"/>
-    <w:lsdException w:unhideWhenUsed="0" w:uiPriority="63" w:semiHidden="0" w:name="Medium Shading 1 Accent 2"/>
-    <w:lsdException w:unhideWhenUsed="0" w:uiPriority="64" w:semiHidden="0" w:name="Medium Shading 2 Accent 2"/>
-    <w:lsdException w:unhideWhenUsed="0" w:uiPriority="65" w:semiHidden="0" w:name="Medium List 1 Accent 2"/>
-    <w:lsdException w:unhideWhenUsed="0" w:uiPriority="66" w:semiHidden="0" w:name="Medium List 2 Accent 2"/>
-    <w:lsdException w:unhideWhenUsed="0" w:uiPriority="67" w:semiHidden="0" w:name="Medium Grid 1 Accent 2"/>
-    <w:lsdException w:unhideWhenUsed="0" w:uiPriority="68" w:semiHidden="0" w:name="Medium Grid 2 Accent 2"/>
-    <w:lsdException w:unhideWhenUsed="0" w:uiPriority="69" w:semiHidden="0" w:name="Medium Grid 3 Accent 2"/>
-    <w:lsdException w:unhideWhenUsed="0" w:uiPriority="70" w:semiHidden="0" w:name="Dark List Accent 2"/>
-    <w:lsdException w:unhideWhenUsed="0" w:uiPriority="71" w:semiHidden="0" w:name="Colorful Shading Accent 2"/>
-    <w:lsdException w:unhideWhenUsed="0" w:uiPriority="72" w:semiHidden="0" w:name="Colorful List Accent 2"/>
-    <w:lsdException w:unhideWhenUsed="0" w:uiPriority="73" w:semiHidden="0" w:name="Colorful Grid Accent 2"/>
-    <w:lsdException w:unhideWhenUsed="0" w:uiPriority="60" w:semiHidden="0" w:name="Light Shading Accent 3"/>
-    <w:lsdException w:unhideWhenUsed="0" w:uiPriority="61" w:semiHidden="0" w:name="Light List Accent 3"/>
-    <w:lsdException w:unhideWhenUsed="0" w:uiPriority="62" w:semiHidden="0" w:name="Light Grid Accent 3"/>
-    <w:lsdException w:unhideWhenUsed="0" w:uiPriority="63" w:semiHidden="0" w:name="Medium Shading 1 Accent 3"/>
-    <w:lsdException w:unhideWhenUsed="0" w:uiPriority="64" w:semiHidden="0" w:name="Medium Shading 2 Accent 3"/>
-    <w:lsdException w:unhideWhenUsed="0" w:uiPriority="65" w:semiHidden="0" w:name="Medium List 1 Accent 3"/>
-    <w:lsdException w:unhideWhenUsed="0" w:uiPriority="66" w:semiHidden="0" w:name="Medium List 2 Accent 3"/>
-    <w:lsdException w:unhideWhenUsed="0" w:uiPriority="67" w:semiHidden="0" w:name="Medium Grid 1 Accent 3"/>
-    <w:lsdException w:unhideWhenUsed="0" w:uiPriority="68" w:semiHidden="0" w:name="Medium Grid 2 Accent 3"/>
-    <w:lsdException w:unhideWhenUsed="0" w:uiPriority="69" w:semiHidden="0" w:name="Medium Grid 3 Accent 3"/>
-    <w:lsdException w:unhideWhenUsed="0" w:uiPriority="70" w:semiHidden="0" w:name="Dark List Accent 3"/>
-    <w:lsdException w:unhideWhenUsed="0" w:uiPriority="71" w:semiHidden="0" w:name="Colorful Shading Accent 3"/>
-    <w:lsdException w:unhideWhenUsed="0" w:uiPriority="72" w:semiHidden="0" w:name="Colorful List Accent 3"/>
-    <w:lsdException w:unhideWhenUsed="0" w:uiPriority="73" w:semiHidden="0" w:name="Colorful Grid Accent 3"/>
-    <w:lsdException w:unhideWhenUsed="0" w:uiPriority="60" w:semiHidden="0" w:name="Light Shading Accent 4"/>
-    <w:lsdException w:unhideWhenUsed="0" w:uiPriority="61" w:semiHidden="0" w:name="Light List Accent 4"/>
-    <w:lsdException w:unhideWhenUsed="0" w:uiPriority="62" w:semiHidden="0" w:name="Light Grid Accent 4"/>
-    <w:lsdException w:unhideWhenUsed="0" w:uiPriority="63" w:semiHidden="0" w:name="Medium Shading 1 Accent 4"/>
-    <w:lsdException w:unhideWhenUsed="0" w:uiPriority="64" w:semiHidden="0" w:name="Medium Shading 2 Accent 4"/>
-    <w:lsdException w:unhideWhenUsed="0" w:uiPriority="65" w:semiHidden="0" w:name="Medium List 1 Accent 4"/>
-    <w:lsdException w:unhideWhenUsed="0" w:uiPriority="66" w:semiHidden="0" w:name="Medium List 2 Accent 4"/>
-    <w:lsdException w:unhideWhenUsed="0" w:uiPriority="67" w:semiHidden="0" w:name="Medium Grid 1 Accent 4"/>
-    <w:lsdException w:unhideWhenUsed="0" w:uiPriority="68" w:semiHidden="0" w:name="Medium Grid 2 Accent 4"/>
-    <w:lsdException w:unhideWhenUsed="0" w:uiPriority="69" w:semiHidden="0" w:name="Medium Grid 3 Accent 4"/>
-    <w:lsdException w:unhideWhenUsed="0" w:uiPriority="70" w:semiHidden="0" w:name="Dark List Accent 4"/>
-    <w:lsdException w:unhideWhenUsed="0" w:uiPriority="71" w:semiHidden="0" w:name="Colorful Shading Accent 4"/>
-    <w:lsdException w:unhideWhenUsed="0" w:uiPriority="72" w:semiHidden="0" w:name="Colorful List Accent 4"/>
-    <w:lsdException w:unhideWhenUsed="0" w:uiPriority="73" w:semiHidden="0" w:name="Colorful Grid Accent 4"/>
-    <w:lsdException w:unhideWhenUsed="0" w:uiPriority="60" w:semiHidden="0" w:name="Light Shading Accent 5"/>
-    <w:lsdException w:unhideWhenUsed="0" w:uiPriority="61" w:semiHidden="0" w:name="Light List Accent 5"/>
-    <w:lsdException w:unhideWhenUsed="0" w:uiPriority="62" w:semiHidden="0" w:name="Light Grid Accent 5"/>
-    <w:lsdException w:unhideWhenUsed="0" w:uiPriority="63" w:semiHidden="0" w:name="Medium Shading 1 Accent 5"/>
-    <w:lsdException w:unhideWhenUsed="0" w:uiPriority="64" w:semiHidden="0" w:name="Medium Shading 2 Accent 5"/>
-    <w:lsdException w:unhideWhenUsed="0" w:uiPriority="65" w:semiHidden="0" w:name="Medium List 1 Accent 5"/>
-    <w:lsdException w:unhideWhenUsed="0" w:uiPriority="66" w:semiHidden="0" w:name="Medium List 2 Accent 5"/>
-    <w:lsdException w:unhideWhenUsed="0" w:uiPriority="67" w:semiHidden="0" w:name="Medium Grid 1 Accent 5"/>
-    <w:lsdException w:unhideWhenUsed="0" w:uiPriority="68" w:semiHidden="0" w:name="Medium Grid 2 Accent 5"/>
-    <w:lsdException w:unhideWhenUsed="0" w:uiPriority="69" w:semiHidden="0" w:name="Medium Grid 3 Accent 5"/>
-    <w:lsdException w:unhideWhenUsed="0" w:uiPriority="70" w:semiHidden="0" w:name="Dark List Accent 5"/>
-    <w:lsdException w:unhideWhenUsed="0" w:uiPriority="71" w:semiHidden="0" w:name="Colorful Shading Accent 5"/>
-    <w:lsdException w:unhideWhenUsed="0" w:uiPriority="72" w:semiHidden="0" w:name="Colorful List Accent 5"/>
-    <w:lsdException w:unhideWhenUsed="0" w:uiPriority="73" w:semiHidden="0" w:name="Colorful Grid Accent 5"/>
-    <w:lsdException w:unhideWhenUsed="0" w:uiPriority="60" w:semiHidden="0" w:name="Light Shading Accent 6"/>
-    <w:lsdException w:unhideWhenUsed="0" w:uiPriority="61" w:semiHidden="0" w:name="Light List Accent 6"/>
-    <w:lsdException w:unhideWhenUsed="0" w:uiPriority="62" w:semiHidden="0" w:name="Light Grid Accent 6"/>
-    <w:lsdException w:unhideWhenUsed="0" w:uiPriority="63" w:semiHidden="0" w:name="Medium Shading 1 Accent 6"/>
-    <w:lsdException w:unhideWhenUsed="0" w:uiPriority="64" w:semiHidden="0" w:name="Medium Shading 2 Accent 6"/>
-    <w:lsdException w:unhideWhenUsed="0" w:uiPriority="65" w:semiHidden="0" w:name="Medium List 1 Accent 6"/>
-    <w:lsdException w:unhideWhenUsed="0" w:uiPriority="66" w:semiHidden="0" w:name="Medium List 2 Accent 6"/>
-    <w:lsdException w:unhideWhenUsed="0" w:uiPriority="67" w:semiHidden="0" w:name="Medium Grid 1 Accent 6"/>
-    <w:lsdException w:unhideWhenUsed="0" w:uiPriority="68" w:semiHidden="0" w:name="Medium Grid 2 Accent 6"/>
-    <w:lsdException w:unhideWhenUsed="0" w:uiPriority="69" w:semiHidden="0" w:name="Medium Grid 3 Accent 6"/>
-    <w:lsdException w:unhideWhenUsed="0" w:uiPriority="70" w:semiHidden="0" w:name="Dark List Accent 6"/>
-    <w:lsdException w:unhideWhenUsed="0" w:uiPriority="71" w:semiHidden="0" w:name="Colorful Shading Accent 6"/>
-    <w:lsdException w:unhideWhenUsed="0" w:uiPriority="72" w:semiHidden="0" w:name="Colorful List Accent 6"/>
-    <w:lsdException w:unhideWhenUsed="0" w:uiPriority="73" w:semiHidden="0" w:name="Colorful Grid Accent 6"/>
+  <w:latentStyles w:defLockedState="0" w:defUIPriority="99" w:defSemiHidden="0" w:defUnhideWhenUsed="0" w:defQFormat="0" w:count="371">
+    <w:lsdException w:name="Normal" w:uiPriority="0" w:qFormat="1"/>
+    <w:lsdException w:name="heading 1" w:uiPriority="9" w:qFormat="1"/>
+    <w:lsdException w:name="heading 2" w:semiHidden="1" w:uiPriority="9" w:unhideWhenUsed="1" w:qFormat="1"/>
+    <w:lsdException w:name="heading 3" w:semiHidden="1" w:uiPriority="9" w:unhideWhenUsed="1" w:qFormat="1"/>
+    <w:lsdException w:name="heading 4" w:semiHidden="1" w:uiPriority="9" w:unhideWhenUsed="1" w:qFormat="1"/>
+    <w:lsdException w:name="heading 5" w:semiHidden="1" w:uiPriority="9" w:unhideWhenUsed="1" w:qFormat="1"/>
+    <w:lsdException w:name="heading 6" w:semiHidden="1" w:uiPriority="9" w:unhideWhenUsed="1" w:qFormat="1"/>
+    <w:lsdException w:name="heading 7" w:semiHidden="1" w:uiPriority="9" w:unhideWhenUsed="1" w:qFormat="1"/>
+    <w:lsdException w:name="heading 8" w:semiHidden="1" w:uiPriority="9" w:unhideWhenUsed="1" w:qFormat="1"/>
+    <w:lsdException w:name="heading 9" w:semiHidden="1" w:uiPriority="9" w:unhideWhenUsed="1" w:qFormat="1"/>
+    <w:lsdException w:name="index 1" w:semiHidden="1" w:unhideWhenUsed="1"/>
+    <w:lsdException w:name="index 2" w:semiHidden="1" w:unhideWhenUsed="1"/>
+    <w:lsdException w:name="index 3" w:semiHidden="1" w:unhideWhenUsed="1"/>
+    <w:lsdException w:name="index 4" w:semiHidden="1" w:unhideWhenUsed="1"/>
+    <w:lsdException w:name="index 5" w:semiHidden="1" w:unhideWhenUsed="1"/>
+    <w:lsdException w:name="index 6" w:semiHidden="1" w:unhideWhenUsed="1"/>
+    <w:lsdException w:name="index 7" w:semiHidden="1" w:unhideWhenUsed="1"/>
+    <w:lsdException w:name="index 8" w:semiHidden="1" w:unhideWhenUsed="1"/>
+    <w:lsdException w:name="index 9" w:semiHidden="1" w:unhideWhenUsed="1"/>
+    <w:lsdException w:name="toc 1" w:semiHidden="1" w:uiPriority="39" w:unhideWhenUsed="1"/>
+    <w:lsdException w:name="toc 2" w:semiHidden="1" w:uiPriority="39" w:unhideWhenUsed="1"/>
+    <w:lsdException w:name="toc 3" w:semiHidden="1" w:uiPriority="39" w:unhideWhenUsed="1"/>
+    <w:lsdException w:name="toc 4" w:semiHidden="1" w:uiPriority="39" w:unhideWhenUsed="1"/>
+    <w:lsdException w:name="toc 5" w:semiHidden="1" w:uiPriority="39" w:unhideWhenUsed="1"/>
+    <w:lsdException w:name="toc 6" w:semiHidden="1" w:uiPriority="39" w:unhideWhenUsed="1"/>
+    <w:lsdException w:name="toc 7" w:semiHidden="1" w:uiPriority="39" w:unhideWhenUsed="1"/>
+    <w:lsdException w:name="toc 8" w:semiHidden="1" w:uiPriority="39" w:unhideWhenUsed="1"/>
+    <w:lsdException w:name="toc 9" w:semiHidden="1" w:uiPriority="39" w:unhideWhenUsed="1"/>
+    <w:lsdException w:name="Normal Indent" w:semiHidden="1" w:unhideWhenUsed="1"/>
+    <w:lsdException w:name="footnote text" w:semiHidden="1" w:unhideWhenUsed="1"/>
+    <w:lsdException w:name="annotation text" w:semiHidden="1" w:unhideWhenUsed="1"/>
+    <w:lsdException w:name="header" w:semiHidden="1" w:unhideWhenUsed="1"/>
+    <w:lsdException w:name="footer" w:semiHidden="1" w:unhideWhenUsed="1"/>
+    <w:lsdException w:name="index heading" w:semiHidden="1" w:unhideWhenUsed="1"/>
+    <w:lsdException w:name="caption" w:semiHidden="1" w:uiPriority="35" w:unhideWhenUsed="1" w:qFormat="1"/>
+    <w:lsdException w:name="table of figures" w:semiHidden="1" w:unhideWhenUsed="1"/>
+    <w:lsdException w:name="envelope address" w:semiHidden="1" w:unhideWhenUsed="1"/>
+    <w:lsdException w:name="envelope return" w:semiHidden="1" w:unhideWhenUsed="1"/>
+    <w:lsdException w:name="footnote reference" w:semiHidden="1" w:unhideWhenUsed="1"/>
+    <w:lsdException w:name="annotation reference" w:semiHidden="1" w:unhideWhenUsed="1"/>
+    <w:lsdException w:name="line number" w:semiHidden="1" w:unhideWhenUsed="1"/>
+    <w:lsdException w:name="page number" w:semiHidden="1" w:unhideWhenUsed="1"/>
+    <w:lsdException w:name="endnote reference" w:semiHidden="1" w:unhideWhenUsed="1"/>
+    <w:lsdException w:name="endnote text" w:semiHidden="1" w:unhideWhenUsed="1"/>
+    <w:lsdException w:name="table of authorities" w:semiHidden="1" w:unhideWhenUsed="1"/>
+    <w:lsdException w:name="macro" w:semiHidden="1" w:unhideWhenUsed="1"/>
+    <w:lsdException w:name="toa heading" w:semiHidden="1" w:unhideWhenUsed="1"/>
+    <w:lsdException w:name="List" w:semiHidden="1" w:unhideWhenUsed="1"/>
+    <w:lsdException w:name="List Bullet" w:semiHidden="1" w:unhideWhenUsed="1"/>
+    <w:lsdException w:name="List Number" w:semiHidden="1" w:unhideWhenUsed="1"/>
+    <w:lsdException w:name="List 2" w:semiHidden="1" w:unhideWhenUsed="1"/>
+    <w:lsdException w:name="List 3" w:semiHidden="1" w:unhideWhenUsed="1"/>
+    <w:lsdException w:name="List 4" w:semiHidden="1" w:unhideWhenUsed="1"/>
+    <w:lsdException w:name="List 5" w:semiHidden="1" w:unhideWhenUsed="1"/>
+    <w:lsdException w:name="List Bullet 2" w:semiHidden="1" w:unhideWhenUsed="1"/>
+    <w:lsdException w:name="List Bullet 3" w:semiHidden="1" w:unhideWhenUsed="1"/>
+    <w:lsdException w:name="List Bullet 4" w:semiHidden="1" w:unhideWhenUsed="1"/>
+    <w:lsdException w:name="List Bullet 5" w:semiHidden="1" w:unhideWhenUsed="1"/>
+    <w:lsdException w:name="List Number 2" w:semiHidden="1" w:unhideWhenUsed="1"/>
+    <w:lsdException w:name="List Number 3" w:semiHidden="1" w:unhideWhenUsed="1"/>
+    <w:lsdException w:name="List Number 4" w:semiHidden="1" w:unhideWhenUsed="1"/>
+    <w:lsdException w:name="List Number 5" w:semiHidden="1" w:unhideWhenUsed="1"/>
+    <w:lsdException w:name="Title" w:uiPriority="10" w:qFormat="1"/>
+    <w:lsdException w:name="Closing" w:semiHidden="1" w:unhideWhenUsed="1"/>
+    <w:lsdException w:name="Signature" w:semiHidden="1" w:unhideWhenUsed="1"/>
+    <w:lsdException w:name="Default Paragraph Font" w:semiHidden="1" w:uiPriority="1" w:unhideWhenUsed="1" w:qFormat="1"/>
+    <w:lsdException w:name="Body Text" w:semiHidden="1" w:unhideWhenUsed="1"/>
+    <w:lsdException w:name="Body Text Indent" w:semiHidden="1" w:unhideWhenUsed="1"/>
+    <w:lsdException w:name="List Continue" w:semiHidden="1" w:unhideWhenUsed="1"/>
+    <w:lsdException w:name="List Continue 2" w:semiHidden="1" w:unhideWhenUsed="1"/>
+    <w:lsdException w:name="List Continue 3" w:semiHidden="1" w:unhideWhenUsed="1"/>
+    <w:lsdException w:name="List Continue 4" w:semiHidden="1" w:unhideWhenUsed="1"/>
+    <w:lsdException w:name="List Continue 5" w:semiHidden="1" w:unhideWhenUsed="1"/>
+    <w:lsdException w:name="Message Header" w:semiHidden="1" w:unhideWhenUsed="1"/>
+    <w:lsdException w:name="Subtitle" w:uiPriority="11" w:qFormat="1"/>
+    <w:lsdException w:name="Salutation" w:semiHidden="1" w:unhideWhenUsed="1"/>
+    <w:lsdException w:name="Date" w:semiHidden="1" w:unhideWhenUsed="1"/>
+    <w:lsdException w:name="Body Text First Indent" w:semiHidden="1" w:unhideWhenUsed="1"/>
+    <w:lsdException w:name="Body Text First Indent 2" w:semiHidden="1" w:unhideWhenUsed="1"/>
+    <w:lsdException w:name="Note Heading" w:semiHidden="1" w:unhideWhenUsed="1"/>
+    <w:lsdException w:name="Body Text 2" w:semiHidden="1" w:unhideWhenUsed="1"/>
+    <w:lsdException w:name="Body Text 3" w:semiHidden="1" w:unhideWhenUsed="1"/>
+    <w:lsdException w:name="Body Text Indent 2" w:semiHidden="1" w:unhideWhenUsed="1"/>
+    <w:lsdException w:name="Body Text Indent 3" w:semiHidden="1" w:unhideWhenUsed="1"/>
+    <w:lsdException w:name="Block Text" w:semiHidden="1" w:unhideWhenUsed="1"/>
+    <w:lsdException w:name="Hyperlink" w:semiHidden="1" w:unhideWhenUsed="1"/>
+    <w:lsdException w:name="FollowedHyperlink" w:semiHidden="1" w:unhideWhenUsed="1"/>
+    <w:lsdException w:name="Strong" w:uiPriority="22" w:qFormat="1"/>
+    <w:lsdException w:name="Emphasis" w:uiPriority="20" w:qFormat="1"/>
+    <w:lsdException w:name="Document Map" w:semiHidden="1" w:unhideWhenUsed="1"/>
+    <w:lsdException w:name="Plain Text" w:semiHidden="1" w:unhideWhenUsed="1"/>
+    <w:lsdException w:name="E-mail Signature" w:semiHidden="1" w:unhideWhenUsed="1"/>
+    <w:lsdException w:name="HTML Top of Form" w:semiHidden="1" w:unhideWhenUsed="1"/>
+    <w:lsdException w:name="HTML Bottom of Form" w:semiHidden="1" w:unhideWhenUsed="1"/>
+    <w:lsdException w:name="Normal (Web)" w:unhideWhenUsed="1" w:qFormat="1"/>
+    <w:lsdException w:name="HTML Acronym" w:semiHidden="1" w:unhideWhenUsed="1"/>
+    <w:lsdException w:name="HTML Address" w:semiHidden="1" w:unhideWhenUsed="1"/>
+    <w:lsdException w:name="HTML Cite" w:semiHidden="1" w:unhideWhenUsed="1"/>
+    <w:lsdException w:name="HTML Code" w:semiHidden="1" w:unhideWhenUsed="1"/>
+    <w:lsdException w:name="HTML Definition" w:semiHidden="1" w:unhideWhenUsed="1"/>
+    <w:lsdException w:name="HTML Keyboard" w:semiHidden="1" w:unhideWhenUsed="1"/>
+    <w:lsdException w:name="HTML Preformatted" w:semiHidden="1" w:unhideWhenUsed="1"/>
+    <w:lsdException w:name="HTML Sample" w:semiHidden="1" w:unhideWhenUsed="1"/>
+    <w:lsdException w:name="HTML Typewriter" w:semiHidden="1" w:unhideWhenUsed="1"/>
+    <w:lsdException w:name="HTML Variable" w:semiHidden="1" w:unhideWhenUsed="1"/>
+    <w:lsdException w:name="Normal Table" w:semiHidden="1" w:unhideWhenUsed="1"/>
+    <w:lsdException w:name="annotation subject" w:semiHidden="1" w:unhideWhenUsed="1"/>
+    <w:lsdException w:name="No List" w:semiHidden="1" w:unhideWhenUsed="1"/>
+    <w:lsdException w:name="Outline List 1" w:semiHidden="1" w:unhideWhenUsed="1"/>
+    <w:lsdException w:name="Outline List 2" w:semiHidden="1" w:unhideWhenUsed="1"/>
+    <w:lsdException w:name="Outline List 3" w:semiHidden="1" w:unhideWhenUsed="1"/>
+    <w:lsdException w:name="Table Simple 1" w:semiHidden="1" w:unhideWhenUsed="1"/>
+    <w:lsdException w:name="Table Simple 2" w:semiHidden="1" w:unhideWhenUsed="1"/>
+    <w:lsdException w:name="Table Simple 3" w:semiHidden="1" w:unhideWhenUsed="1"/>
+    <w:lsdException w:name="Table Classic 1" w:semiHidden="1" w:unhideWhenUsed="1"/>
+    <w:lsdException w:name="Table Classic 2" w:semiHidden="1" w:unhideWhenUsed="1"/>
+    <w:lsdException w:name="Table Classic 3" w:semiHidden="1" w:unhideWhenUsed="1"/>
+    <w:lsdException w:name="Table Classic 4" w:semiHidden="1" w:unhideWhenUsed="1"/>
+    <w:lsdException w:name="Table Colorful 1" w:semiHidden="1" w:unhideWhenUsed="1"/>
+    <w:lsdException w:name="Table Colorful 2" w:semiHidden="1" w:unhideWhenUsed="1"/>
+    <w:lsdException w:name="Table Colorful 3" w:semiHidden="1" w:unhideWhenUsed="1"/>
+    <w:lsdException w:name="Table Columns 1" w:semiHidden="1" w:unhideWhenUsed="1"/>
+    <w:lsdException w:name="Table Columns 2" w:semiHidden="1" w:unhideWhenUsed="1"/>
+    <w:lsdException w:name="Table Columns 3" w:semiHidden="1" w:unhideWhenUsed="1"/>
+    <w:lsdException w:name="Table Columns 4" w:semiHidden="1" w:unhideWhenUsed="1"/>
+    <w:lsdException w:name="Table Columns 5" w:semiHidden="1" w:unhideWhenUsed="1"/>
+    <w:lsdException w:name="Table Grid 1" w:semiHidden="1" w:unhideWhenUsed="1"/>
+    <w:lsdException w:name="Table Grid 2" w:semiHidden="1" w:unhideWhenUsed="1"/>
+    <w:lsdException w:name="Table Grid 3" w:semiHidden="1" w:unhideWhenUsed="1"/>
+    <w:lsdException w:name="Table Grid 4" w:semiHidden="1" w:unhideWhenUsed="1"/>
+    <w:lsdException w:name="Table Grid 5" w:semiHidden="1" w:unhideWhenUsed="1"/>
+    <w:lsdException w:name="Table Grid 6" w:semiHidden="1" w:unhideWhenUsed="1"/>
+    <w:lsdException w:name="Table Grid 7" w:semiHidden="1" w:unhideWhenUsed="1"/>
+    <w:lsdException w:name="Table Grid 8" w:semiHidden="1" w:unhideWhenUsed="1"/>
+    <w:lsdException w:name="Table List 1" w:semiHidden="1" w:unhideWhenUsed="1"/>
+    <w:lsdException w:name="Table List 2" w:semiHidden="1" w:unhideWhenUsed="1"/>
+    <w:lsdException w:name="Table List 3" w:semiHidden="1" w:unhideWhenUsed="1"/>
+    <w:lsdException w:name="Table List 4" w:semiHidden="1" w:unhideWhenUsed="1"/>
+    <w:lsdException w:name="Table List 5" w:semiHidden="1" w:unhideWhenUsed="1"/>
+    <w:lsdException w:name="Table List 6" w:semiHidden="1" w:unhideWhenUsed="1"/>
+    <w:lsdException w:name="Table List 7" w:semiHidden="1" w:unhideWhenUsed="1"/>
+    <w:lsdException w:name="Table List 8" w:semiHidden="1" w:unhideWhenUsed="1"/>
+    <w:lsdException w:name="Table 3D effects 1" w:semiHidden="1" w:unhideWhenUsed="1"/>
+    <w:lsdException w:name="Table 3D effects 2" w:semiHidden="1" w:unhideWhenUsed="1"/>
+    <w:lsdException w:name="Table 3D effects 3" w:semiHidden="1" w:unhideWhenUsed="1"/>
+    <w:lsdException w:name="Table Contemporary" w:semiHidden="1" w:unhideWhenUsed="1"/>
+    <w:lsdException w:name="Table Elegant" w:semiHidden="1" w:unhideWhenUsed="1"/>
+    <w:lsdException w:name="Table Professional" w:semiHidden="1" w:unhideWhenUsed="1"/>
+    <w:lsdException w:name="Table Subtle 1" w:semiHidden="1" w:unhideWhenUsed="1"/>
+    <w:lsdException w:name="Table Subtle 2" w:semiHidden="1" w:unhideWhenUsed="1"/>
+    <w:lsdException w:name="Table Web 1" w:semiHidden="1" w:unhideWhenUsed="1"/>
+    <w:lsdException w:name="Table Web 2" w:semiHidden="1" w:unhideWhenUsed="1"/>
+    <w:lsdException w:name="Table Web 3" w:semiHidden="1" w:unhideWhenUsed="1"/>
+    <w:lsdException w:name="Balloon Text" w:semiHidden="1" w:unhideWhenUsed="1"/>
+    <w:lsdException w:name="Table Grid" w:semiHidden="1" w:uiPriority="39" w:unhideWhenUsed="1"/>
+    <w:lsdException w:name="Table Theme" w:semiHidden="1" w:unhideWhenUsed="1"/>
+    <w:lsdException w:name="Placeholder Text" w:semiHidden="1"/>
+    <w:lsdException w:name="Light Shading" w:uiPriority="60"/>
+    <w:lsdException w:name="Light List" w:uiPriority="61"/>
+    <w:lsdException w:name="Light Grid" w:uiPriority="62"/>
+    <w:lsdException w:name="Medium Shading 1" w:uiPriority="63"/>
+    <w:lsdException w:name="Medium Shading 2" w:uiPriority="64"/>
+    <w:lsdException w:name="Medium List 1" w:uiPriority="65"/>
+    <w:lsdException w:name="Medium List 2" w:uiPriority="66"/>
+    <w:lsdException w:name="Medium Grid 1" w:uiPriority="67"/>
+    <w:lsdException w:name="Medium Grid 2" w:uiPriority="68"/>
+    <w:lsdException w:name="Medium Grid 3" w:uiPriority="69"/>
+    <w:lsdException w:name="Dark List" w:uiPriority="70"/>
+    <w:lsdException w:name="Colorful Shading" w:uiPriority="71"/>
+    <w:lsdException w:name="Colorful List" w:uiPriority="72"/>
+    <w:lsdException w:name="Colorful Grid" w:uiPriority="73"/>
+    <w:lsdException w:name="Light Shading Accent 1" w:uiPriority="60"/>
+    <w:lsdException w:name="Light List Accent 1" w:uiPriority="61"/>
+    <w:lsdException w:name="Light Grid Accent 1" w:uiPriority="62"/>
+    <w:lsdException w:name="Medium Shading 1 Accent 1" w:uiPriority="63"/>
+    <w:lsdException w:name="Medium Shading 2 Accent 1" w:uiPriority="64"/>
+    <w:lsdException w:name="Medium List 1 Accent 1" w:uiPriority="65"/>
+    <w:lsdException w:name="Revision" w:semiHidden="1"/>
+    <w:lsdException w:name="List Paragraph" w:uiPriority="34" w:qFormat="1"/>
+    <w:lsdException w:name="Medium List 2 Accent 1" w:uiPriority="66"/>
+    <w:lsdException w:name="Medium Grid 1 Accent 1" w:uiPriority="67"/>
+    <w:lsdException w:name="Medium Grid 2 Accent 1" w:uiPriority="68"/>
+    <w:lsdException w:name="Medium Grid 3 Accent 1" w:uiPriority="69"/>
+    <w:lsdException w:name="Dark List Accent 1" w:uiPriority="70"/>
+    <w:lsdException w:name="Colorful Shading Accent 1" w:uiPriority="71"/>
+    <w:lsdException w:name="Colorful List Accent 1" w:uiPriority="72"/>
+    <w:lsdException w:name="Colorful Grid Accent 1" w:uiPriority="73"/>
+    <w:lsdException w:name="Light Shading Accent 2" w:uiPriority="60"/>
+    <w:lsdException w:name="Light List Accent 2" w:uiPriority="61"/>
+    <w:lsdException w:name="Light Grid Accent 2" w:uiPriority="62"/>
+    <w:lsdException w:name="Medium Shading 1 Accent 2" w:uiPriority="63"/>
+    <w:lsdException w:name="Medium Shading 2 Accent 2" w:uiPriority="64"/>
+    <w:lsdException w:name="Medium List 1 Accent 2" w:uiPriority="65"/>
+    <w:lsdException w:name="Medium List 2 Accent 2" w:uiPriority="66"/>
+    <w:lsdException w:name="Medium Grid 1 Accent 2" w:uiPriority="67"/>
+    <w:lsdException w:name="Medium Grid 2 Accent 2" w:uiPriority="68"/>
+    <w:lsdException w:name="Medium Grid 3 Accent 2" w:uiPriority="69"/>
+    <w:lsdException w:name="Dark List Accent 2" w:uiPriority="70"/>
+    <w:lsdException w:name="Colorful Shading Accent 2" w:uiPriority="71"/>
+    <w:lsdException w:name="Colorful List Accent 2" w:uiPriority="72"/>
+    <w:lsdException w:name="Colorful Grid Accent 2" w:uiPriority="73"/>
+    <w:lsdException w:name="Light Shading Accent 3" w:uiPriority="60"/>
+    <w:lsdException w:name="Light List Accent 3" w:uiPriority="61"/>
+    <w:lsdException w:name="Light Grid Accent 3" w:uiPriority="62"/>
+    <w:lsdException w:name="Medium Shading 1 Accent 3" w:uiPriority="63"/>
+    <w:lsdException w:name="Medium Shading 2 Accent 3" w:uiPriority="64"/>
+    <w:lsdException w:name="Medium List 1 Accent 3" w:uiPriority="65"/>
+    <w:lsdException w:name="Medium List 2 Accent 3" w:uiPriority="66"/>
+    <w:lsdException w:name="Medium Grid 1 Accent 3" w:uiPriority="67"/>
+    <w:lsdException w:name="Medium Grid 2 Accent 3" w:uiPriority="68"/>
+    <w:lsdException w:name="Medium Grid 3 Accent 3" w:uiPriority="69"/>
+    <w:lsdException w:name="Dark List Accent 3" w:uiPriority="70"/>
+    <w:lsdException w:name="Colorful Shading Accent 3" w:uiPriority="71"/>
+    <w:lsdException w:name="Colorful List Accent 3" w:uiPriority="72"/>
+    <w:lsdException w:name="Colorful Grid Accent 3" w:uiPriority="73"/>
+    <w:lsdException w:name="Light Shading Accent 4" w:uiPriority="60"/>
+    <w:lsdException w:name="Light List Accent 4" w:uiPriority="61"/>
+    <w:lsdException w:name="Light Grid Accent 4" w:uiPriority="62"/>
+    <w:lsdException w:name="Medium Shading 1 Accent 4" w:uiPriority="63"/>
+    <w:lsdException w:name="Medium Shading 2 Accent 4" w:uiPriority="64"/>
+    <w:lsdException w:name="Medium List 1 Accent 4" w:uiPriority="65"/>
+    <w:lsdException w:name="Medium List 2 Accent 4" w:uiPriority="66"/>
+    <w:lsdException w:name="Medium Grid 1 Accent 4" w:uiPriority="67"/>
+    <w:lsdException w:name="Medium Grid 2 Accent 4" w:uiPriority="68"/>
+    <w:lsdException w:name="Medium Grid 3 Accent 4" w:uiPriority="69"/>
+    <w:lsdException w:name="Dark List Accent 4" w:uiPriority="70"/>
+    <w:lsdException w:name="Colorful Shading Accent 4" w:uiPriority="71"/>
+    <w:lsdException w:name="Colorful List Accent 4" w:uiPriority="72"/>
+    <w:lsdException w:name="Colorful Grid Accent 4" w:uiPriority="73"/>
+    <w:lsdException w:name="Light Shading Accent 5" w:uiPriority="60"/>
+    <w:lsdException w:name="Light List Accent 5" w:uiPriority="61"/>
+    <w:lsdException w:name="Light Grid Accent 5" w:uiPriority="62"/>
+    <w:lsdException w:name="Medium Shading 1 Accent 5" w:uiPriority="63"/>
+    <w:lsdException w:name="Medium Shading 2 Accent 5" w:uiPriority="64"/>
+    <w:lsdException w:name="Medium List 1 Accent 5" w:uiPriority="65"/>
+    <w:lsdException w:name="Medium List 2 Accent 5" w:uiPriority="66"/>
+    <w:lsdException w:name="Medium Grid 1 Accent 5" w:uiPriority="67"/>
+    <w:lsdException w:name="Medium Grid 2 Accent 5" w:uiPriority="68"/>
+    <w:lsdException w:name="Medium Grid 3 Accent 5" w:uiPriority="69"/>
+    <w:lsdException w:name="Dark List Accent 5" w:uiPriority="70"/>
+    <w:lsdException w:name="Colorful Shading Accent 5" w:uiPriority="71"/>
+    <w:lsdException w:name="Colorful List Accent 5" w:uiPriority="72"/>
+    <w:lsdException w:name="Colorful Grid Accent 5" w:uiPriority="73"/>
+    <w:lsdException w:name="Light Shading Accent 6" w:uiPriority="60"/>
+    <w:lsdException w:name="Light List Accent 6" w:uiPriority="61"/>
+    <w:lsdException w:name="Light Grid Accent 6" w:uiPriority="62"/>
+    <w:lsdException w:name="Medium Shading 1 Accent 6" w:uiPriority="63"/>
+    <w:lsdException w:name="Medium Shading 2 Accent 6" w:uiPriority="64"/>
+    <w:lsdException w:name="Medium List 1 Accent 6" w:uiPriority="65"/>
+    <w:lsdException w:name="Medium List 2 Accent 6" w:uiPriority="66"/>
+    <w:lsdException w:name="Medium Grid 1 Accent 6" w:uiPriority="67"/>
+    <w:lsdException w:name="Medium Grid 2 Accent 6" w:uiPriority="68"/>
+    <w:lsdException w:name="Medium Grid 3 Accent 6" w:uiPriority="69"/>
+    <w:lsdException w:name="Dark List Accent 6" w:uiPriority="70"/>
+    <w:lsdException w:name="Colorful Shading Accent 6" w:uiPriority="71"/>
+    <w:lsdException w:name="Colorful List Accent 6" w:uiPriority="72"/>
+    <w:lsdException w:name="Colorful Grid Accent 6" w:uiPriority="73"/>
+    <w:lsdException w:name="Subtle Emphasis" w:uiPriority="19" w:qFormat="1"/>
+    <w:lsdException w:name="Intense Emphasis" w:uiPriority="21" w:qFormat="1"/>
+    <w:lsdException w:name="Subtle Reference" w:uiPriority="31" w:qFormat="1"/>
+    <w:lsdException w:name="Intense Reference" w:uiPriority="32" w:qFormat="1"/>
+    <w:lsdException w:name="Book Title" w:uiPriority="33" w:qFormat="1"/>
+    <w:lsdException w:name="Bibliography" w:semiHidden="1" w:uiPriority="37" w:unhideWhenUsed="1"/>
+    <w:lsdException w:name="TOC Heading" w:semiHidden="1" w:uiPriority="39" w:unhideWhenUsed="1" w:qFormat="1"/>
+    <w:lsdException w:name="Plain Table 1" w:uiPriority="41"/>
+    <w:lsdException w:name="Plain Table 2" w:uiPriority="42"/>
+    <w:lsdException w:name="Plain Table 3" w:uiPriority="43"/>
+    <w:lsdException w:name="Plain Table 4" w:uiPriority="44"/>
+    <w:lsdException w:name="Plain Table 5" w:uiPriority="45"/>
+    <w:lsdException w:name="Grid Table Light" w:uiPriority="40"/>
+    <w:lsdException w:name="Grid Table 1 Light" w:uiPriority="46"/>
+    <w:lsdException w:name="Grid Table 2" w:uiPriority="47"/>
+    <w:lsdException w:name="Grid Table 3" w:uiPriority="48"/>
+    <w:lsdException w:name="Grid Table 4" w:uiPriority="49"/>
+    <w:lsdException w:name="Grid Table 5 Dark" w:uiPriority="50"/>
+    <w:lsdException w:name="Grid Table 6 Colorful" w:uiPriority="51"/>
+    <w:lsdException w:name="Grid Table 7 Colorful" w:uiPriority="52"/>
+    <w:lsdException w:name="Grid Table 1 Light Accent 1" w:uiPriority="46"/>
+    <w:lsdException w:name="Grid Table 2 Accent 1" w:uiPriority="47"/>
+    <w:lsdException w:name="Grid Table 3 Accent 1" w:uiPriority="48"/>
+    <w:lsdException w:name="Grid Table 4 Accent 1" w:uiPriority="49"/>
+    <w:lsdException w:name="Grid Table 5 Dark Accent 1" w:uiPriority="50"/>
+    <w:lsdException w:name="Grid Table 6 Colorful Accent 1" w:uiPriority="51"/>
+    <w:lsdException w:name="Grid Table 7 Colorful Accent 1" w:uiPriority="52"/>
+    <w:lsdException w:name="Grid Table 1 Light Accent 2" w:uiPriority="46"/>
+    <w:lsdException w:name="Grid Table 2 Accent 2" w:uiPriority="47"/>
+    <w:lsdException w:name="Grid Table 3 Accent 2" w:uiPriority="48"/>
+    <w:lsdException w:name="Grid Table 4 Accent 2" w:uiPriority="49"/>
+    <w:lsdException w:name="Grid Table 5 Dark Accent 2" w:uiPriority="50"/>
+    <w:lsdException w:name="Grid Table 6 Colorful Accent 2" w:uiPriority="51"/>
+    <w:lsdException w:name="Grid Table 7 Colorful Accent 2" w:uiPriority="52"/>
+    <w:lsdException w:name="Grid Table 1 Light Accent 3" w:uiPriority="46"/>
+    <w:lsdException w:name="Grid Table 2 Accent 3" w:uiPriority="47"/>
+    <w:lsdException w:name="Grid Table 3 Accent 3" w:uiPriority="48"/>
+    <w:lsdException w:name="Grid Table 4 Accent 3" w:uiPriority="49"/>
+    <w:lsdException w:name="Grid Table 5 Dark Accent 3" w:uiPriority="50"/>
+    <w:lsdException w:name="Grid Table 6 Colorful Accent 3" w:uiPriority="51"/>
+    <w:lsdException w:name="Grid Table 7 Colorful Accent 3" w:uiPriority="52"/>
+    <w:lsdException w:name="Grid Table 1 Light Accent 4" w:uiPriority="46"/>
+    <w:lsdException w:name="Grid Table 2 Accent 4" w:uiPriority="47"/>
+    <w:lsdException w:name="Grid Table 3 Accent 4" w:uiPriority="48"/>
+    <w:lsdException w:name="Grid Table 4 Accent 4" w:uiPriority="49"/>
+    <w:lsdException w:name="Grid Table 5 Dark Accent 4" w:uiPriority="50"/>
+    <w:lsdException w:name="Grid Table 6 Colorful Accent 4" w:uiPriority="51"/>
+    <w:lsdException w:name="Grid Table 7 Colorful Accent 4" w:uiPriority="52"/>
+    <w:lsdException w:name="Grid Table 1 Light Accent 5" w:uiPriority="46"/>
+    <w:lsdException w:name="Grid Table 2 Accent 5" w:uiPriority="47"/>
+    <w:lsdException w:name="Grid Table 3 Accent 5" w:uiPriority="48"/>
+    <w:lsdException w:name="Grid Table 4 Accent 5" w:uiPriority="49"/>
+    <w:lsdException w:name="Grid Table 5 Dark Accent 5" w:uiPriority="50"/>
+    <w:lsdException w:name="Grid Table 6 Colorful Accent 5" w:uiPriority="51"/>
+    <w:lsdException w:name="Grid Table 7 Colorful Accent 5" w:uiPriority="52"/>
+    <w:lsdException w:name="Grid Table 1 Light Accent 6" w:uiPriority="46"/>
+    <w:lsdException w:name="Grid Table 2 Accent 6" w:uiPriority="47"/>
+    <w:lsdException w:name="Grid Table 3 Accent 6" w:uiPriority="48"/>
+    <w:lsdException w:name="Grid Table 4 Accent 6" w:uiPriority="49"/>
+    <w:lsdException w:name="Grid Table 5 Dark Accent 6" w:uiPriority="50"/>
+    <w:lsdException w:name="Grid Table 6 Colorful Accent 6" w:uiPriority="51"/>
+    <w:lsdException w:name="Grid Table 7 Colorful Accent 6" w:uiPriority="52"/>
+    <w:lsdException w:name="List Table 1 Light" w:uiPriority="46"/>
+    <w:lsdException w:name="List Table 2" w:uiPriority="47"/>
+    <w:lsdException w:name="List Table 3" w:uiPriority="48"/>
+    <w:lsdException w:name="List Table 4" w:uiPriority="49"/>
+    <w:lsdException w:name="List Table 5 Dark" w:uiPriority="50"/>
+    <w:lsdException w:name="List Table 6 Colorful" w:uiPriority="51"/>
+    <w:lsdException w:name="List Table 7 Colorful" w:uiPriority="52"/>
+    <w:lsdException w:name="List Table 1 Light Accent 1" w:uiPriority="46"/>
+    <w:lsdException w:name="List Table 2 Accent 1" w:uiPriority="47"/>
+    <w:lsdException w:name="List Table 3 Accent 1" w:uiPriority="48"/>
+    <w:lsdException w:name="List Table 4 Accent 1" w:uiPriority="49"/>
+    <w:lsdException w:name="List Table 5 Dark Accent 1" w:uiPriority="50"/>
+    <w:lsdException w:name="List Table 6 Colorful Accent 1" w:uiPriority="51"/>
+    <w:lsdException w:name="List Table 7 Colorful Accent 1" w:uiPriority="52"/>
+    <w:lsdException w:name="List Table 1 Light Accent 2" w:uiPriority="46"/>
+    <w:lsdException w:name="List Table 2 Accent 2" w:uiPriority="47"/>
+    <w:lsdException w:name="List Table 3 Accent 2" w:uiPriority="48"/>
+    <w:lsdException w:name="List Table 4 Accent 2" w:uiPriority="49"/>
+    <w:lsdException w:name="List Table 5 Dark Accent 2" w:uiPriority="50"/>
+    <w:lsdException w:name="List Table 6 Colorful Accent 2" w:uiPriority="51"/>
+    <w:lsdException w:name="List Table 7 Colorful Accent 2" w:uiPriority="52"/>
+    <w:lsdException w:name="List Table 1 Light Accent 3" w:uiPriority="46"/>
+    <w:lsdException w:name="List Table 2 Accent 3" w:uiPriority="47"/>
+    <w:lsdException w:name="List Table 3 Accent 3" w:uiPriority="48"/>
+    <w:lsdException w:name="List Table 4 Accent 3" w:uiPriority="49"/>
+    <w:lsdException w:name="List Table 5 Dark Accent 3" w:uiPriority="50"/>
+    <w:lsdException w:name="List Table 6 Colorful Accent 3" w:uiPriority="51"/>
+    <w:lsdException w:name="List Table 7 Colorful Accent 3" w:uiPriority="52"/>
+    <w:lsdException w:name="List Table 1 Light Accent 4" w:uiPriority="46"/>
+    <w:lsdException w:name="List Table 2 Accent 4" w:uiPriority="47"/>
+    <w:lsdException w:name="List Table 3 Accent 4" w:uiPriority="48"/>
+    <w:lsdException w:name="List Table 4 Accent 4" w:uiPriority="49"/>
+    <w:lsdException w:name="List Table 5 Dark Accent 4" w:uiPriority="50"/>
+    <w:lsdException w:name="List Table 6 Colorful Accent 4" w:uiPriority="51"/>
+    <w:lsdException w:name="List Table 7 Colorful Accent 4" w:uiPriority="52"/>
+    <w:lsdException w:name="List Table 1 Light Accent 5" w:uiPriority="46"/>
+    <w:lsdException w:name="List Table 2 Accent 5" w:uiPriority="47"/>
+    <w:lsdException w:name="List Table 3 Accent 5" w:uiPriority="48"/>
+    <w:lsdException w:name="List Table 4 Accent 5" w:uiPriority="49"/>
+    <w:lsdException w:name="List Table 5 Dark Accent 5" w:uiPriority="50"/>
+    <w:lsdException w:name="List Table 6 Colorful Accent 5" w:uiPriority="51"/>
+    <w:lsdException w:name="List Table 7 Colorful Accent 5" w:uiPriority="52"/>
+    <w:lsdException w:name="List Table 1 Light Accent 6" w:uiPriority="46"/>
+    <w:lsdException w:name="List Table 2 Accent 6" w:uiPriority="47"/>
+    <w:lsdException w:name="List Table 3 Accent 6" w:uiPriority="48"/>
+    <w:lsdException w:name="List Table 4 Accent 6" w:uiPriority="49"/>
+    <w:lsdException w:name="List Table 5 Dark Accent 6" w:uiPriority="50"/>
+    <w:lsdException w:name="List Table 6 Colorful Accent 6" w:uiPriority="51"/>
+    <w:lsdException w:name="List Table 7 Colorful Accent 6" w:uiPriority="52"/>
   </w:latentStyles>
-  <w:style w:type="paragraph" w:default="1" w:styleId="1">
+  <w:style w:type="paragraph" w:default="1" w:styleId="Normal">
     <w:name w:val="Normal"/>
     <w:qFormat/>
-    <w:uiPriority w:val="0"/>
     <w:pPr>
       <w:spacing w:after="9" w:line="248" w:lineRule="auto"/>
       <w:ind w:left="10" w:hanging="10"/>
     </w:pPr>
     <w:rPr>
-      <w:rFonts w:ascii="Times New Roman" w:hAnsi="Times New Roman" w:eastAsia="Times New Roman" w:cs="Times New Roman"/>
+      <w:rFonts w:ascii="Times New Roman" w:eastAsia="Times New Roman" w:hAnsi="Times New Roman" w:cs="Times New Roman"/>
       <w:color w:val="000000"/>
       <w:sz w:val="28"/>
       <w:szCs w:val="22"/>
-      <w:lang w:val="en-US" w:eastAsia="en-US" w:bidi="ar-SA"/>
     </w:rPr>
   </w:style>
-  <w:style w:type="character" w:default="1" w:styleId="2">
+  <w:style w:type="character" w:default="1" w:styleId="DefaultParagraphFont">
     <w:name w:val="Default Paragraph Font"/>
+    <w:uiPriority w:val="1"/>
     <w:semiHidden/>
     <w:unhideWhenUsed/>
-    <w:qFormat/>
-    <w:uiPriority w:val="1"/>
   </w:style>
-  <w:style w:type="table" w:default="1" w:styleId="3">
+  <w:style w:type="table" w:default="1" w:styleId="TableNormal">
     <w:name w:val="Normal Table"/>
+    <w:uiPriority w:val="99"/>
     <w:semiHidden/>
     <w:unhideWhenUsed/>
-    <w:uiPriority w:val="99"/>
     <w:tblPr>
+      <w:tblInd w:w="0" w:type="dxa"/>
       <w:tblCellMar>
         <w:top w:w="0" w:type="dxa"/>
         <w:left w:w="108" w:type="dxa"/>
@@ -8768,12 +10277,18 @@
       </w:tblCellMar>
     </w:tblPr>
   </w:style>
-  <w:style w:type="paragraph" w:styleId="4">
+  <w:style w:type="numbering" w:default="1" w:styleId="NoList">
+    <w:name w:val="No List"/>
+    <w:uiPriority w:val="99"/>
+    <w:semiHidden/>
+    <w:unhideWhenUsed/>
+  </w:style>
+  <w:style w:type="paragraph" w:styleId="NormalWeb">
     <w:name w:val="Normal (Web)"/>
-    <w:basedOn w:val="1"/>
+    <w:basedOn w:val="Normal"/>
+    <w:uiPriority w:val="99"/>
     <w:unhideWhenUsed/>
     <w:qFormat/>
-    <w:uiPriority w:val="99"/>
     <w:pPr>
       <w:spacing w:before="100" w:beforeAutospacing="1" w:after="100" w:afterAutospacing="1" w:line="240" w:lineRule="auto"/>
       <w:ind w:left="0" w:firstLine="0"/>
@@ -8784,13 +10299,9 @@
       <w:szCs w:val="24"/>
     </w:rPr>
   </w:style>
-  <w:style w:type="table" w:customStyle="1" w:styleId="5">
+  <w:style w:type="table" w:customStyle="1" w:styleId="TableGrid">
     <w:name w:val="TableGrid"/>
     <w:qFormat/>
-    <w:uiPriority w:val="0"/>
-    <w:pPr>
-      <w:spacing w:after="0" w:line="240" w:lineRule="auto"/>
-    </w:pPr>
     <w:tblPr>
       <w:tblCellMar>
         <w:top w:w="0" w:type="dxa"/>
@@ -8800,21 +10311,20 @@
       </w:tblCellMar>
     </w:tblPr>
   </w:style>
-  <w:style w:type="paragraph" w:styleId="6">
+  <w:style w:type="paragraph" w:styleId="ListParagraph">
     <w:name w:val="List Paragraph"/>
-    <w:basedOn w:val="1"/>
+    <w:basedOn w:val="Normal"/>
+    <w:uiPriority w:val="34"/>
     <w:qFormat/>
-    <w:uiPriority w:val="34"/>
     <w:pPr>
       <w:ind w:left="720"/>
       <w:contextualSpacing/>
     </w:pPr>
   </w:style>
-  <w:style w:type="character" w:customStyle="1" w:styleId="7">
+  <w:style w:type="character" w:customStyle="1" w:styleId="token">
     <w:name w:val="token"/>
-    <w:basedOn w:val="2"/>
+    <w:basedOn w:val="DefaultParagraphFont"/>
     <w:qFormat/>
-    <w:uiPriority w:val="0"/>
   </w:style>
 </w:styles>
 </file>
@@ -9071,6 +10581,7 @@
     </a:fmtScheme>
   </a:themeElements>
   <a:objectDefaults/>
+  <a:extraClrSchemeLst/>
 </a:theme>
 </file>
 
